--- a/docs/BRD_Login_SignUp_Consent.docx
+++ b/docs/BRD_Login_SignUp_Consent.docx
@@ -103,15 +103,10 @@
           <w:p>
             <w:r>
               <w:rPr>
-                <w:sz w:val="19"/>
-              </w:rPr>
-            </w:r>
-            <w:r>
-              <w:rPr>
                 <w:b w:val="0"/>
                 <w:sz w:val="19"/>
               </w:rPr>
-              <w:t>1.0 (draft for review)</w:t>
+              <w:t>1.1 (draft for review): touched-box consent rule and API timing added</w:t>
             </w:r>
           </w:p>
         </w:tc>
@@ -593,22 +588,17 @@
           <w:p>
             <w:r>
               <w:rPr>
-                <w:sz w:val="19"/>
-              </w:rPr>
-            </w:r>
-            <w:r>
-              <w:rPr>
                 <w:b/>
                 <w:sz w:val="19"/>
               </w:rPr>
-              <w:t>An empty box means “not answered”, never “withdrawn”.</w:t>
+              <w:t>An untouched box means “not answered”, never “withdrawn”.</w:t>
             </w:r>
             <w:r>
               <w:rPr>
                 <w:b w:val="0"/>
                 <w:sz w:val="19"/>
               </w:rPr>
-              <w:t xml:space="preserve"> The system must never remove a saved consent because a box was left empty.</w:t>
+              <w:t xml:space="preserve"> The system must never remove a saved consent because a box was simply left empty.</w:t>
             </w:r>
           </w:p>
         </w:tc>
@@ -640,22 +630,17 @@
           <w:p>
             <w:r>
               <w:rPr>
-                <w:sz w:val="19"/>
-              </w:rPr>
-            </w:r>
-            <w:r>
-              <w:rPr>
                 <w:b/>
                 <w:sz w:val="19"/>
               </w:rPr>
-              <w:t>Withdrawal needs an explicit action:</w:t>
+              <w:t>A deliberate untick is a “no” and must be honoured.</w:t>
             </w:r>
             <w:r>
               <w:rPr>
                 <w:b w:val="0"/>
                 <w:sz w:val="19"/>
               </w:rPr>
-              <w:t xml:space="preserve"> the customer unticks a box that was shown to them as ticked (their real saved state), or uses the preferences screen.</w:t>
+              <w:t xml:space="preserve"> If the customer ticks a box and then unticks it, that consent is withdrawn (when in doubt, do not contact). Withdrawal is also possible any time from the preferences screen.</w:t>
             </w:r>
           </w:p>
         </w:tc>
@@ -1871,13 +1856,7 @@
         <w:rPr>
           <w:b w:val="0"/>
         </w:rPr>
-        <w:t>Heading: “This email is linked to another account”. The other account’s number is masked (</w:t>
-      </w:r>
-      <w:r>
-        <w:rPr>
-          <w:b/>
-        </w:rPr>
-        <w:t>3469).</w:t>
+        <w:t>Heading: “This email is linked to another account”. The other account’s number is masked (******3469).</w:t>
       </w:r>
     </w:p>
     <w:p>
@@ -1888,13 +1867,7 @@
         <w:rPr>
           <w:b w:val="0"/>
         </w:rPr>
-        <w:t xml:space="preserve">Option 1: “Sign in with </w:t>
-      </w:r>
-      <w:r>
-        <w:rPr>
-          <w:b/>
-        </w:rPr>
-        <w:t>3469”: OTP to that number; customer is signed in to the existing account.</w:t>
+        <w:t>Option 1: “Sign in with ******3469”: OTP to that number; customer is signed in to the existing account.</w:t>
       </w:r>
     </w:p>
     <w:p>
@@ -2647,23 +2620,17 @@
         <w:rPr>
           <w:b w:val="0"/>
         </w:rPr>
-        <w:t xml:space="preserve"> recommend showing the number masked (+91 </w:t>
+        <w:t xml:space="preserve"> recommend showing the number masked (+91 ******3210) with “Not you? Use another number”, and add “Forget this device” in the account menu. </w:t>
       </w:r>
       <w:r>
         <w:rPr>
           <w:b/>
         </w:rPr>
-        <w:t xml:space="preserve">3210) with “Not you? Use another number”, and add “Forget this device” in the account menu. </w:t>
+        <w:t>[Business]</w:t>
       </w:r>
       <w:r>
         <w:rPr>
           <w:b w:val="0"/>
-        </w:rPr>
-        <w:t>[Business]</w:t>
-      </w:r>
-      <w:r>
-        <w:rPr>
-          <w:b/>
         </w:rPr>
         <w:t xml:space="preserve"> decide masked vs full; the prototype shows the full number.</w:t>
       </w:r>
@@ -2780,18 +2747,19 @@
             <w:shd w:val="clear" w:color="auto" w:fill="FBEFF2"/>
           </w:tcPr>
           <w:p>
-            <w:r/>
             <w:r>
               <w:rPr>
                 <w:b/>
-              </w:rPr>
-              <w:t>Rule: on a blank form, the customer can only ADD consent. Nothing is ever removed.</w:t>
+                <w:sz w:val="19"/>
+              </w:rPr>
+              <w:t>Rule: on a blank form, only the boxes the customer touched change.</w:t>
             </w:r>
             <w:r>
               <w:rPr>
                 <w:b w:val="0"/>
-              </w:rPr>
-              <w:t xml:space="preserve"> After the OTP proves who they are, they see their real saved preferences and can change them there.</w:t>
+                <w:sz w:val="19"/>
+              </w:rPr>
+              <w:t xml:space="preserve"> Untouched = keep what is saved. Ticked = yes. Ticked then unticked = no. After the OTP they see the final result and can change it again.</w:t>
             </w:r>
           </w:p>
         </w:tc>
@@ -2858,11 +2826,6 @@
           <w:p>
             <w:r>
               <w:rPr>
-                <w:sz w:val="19"/>
-              </w:rPr>
-            </w:r>
-            <w:r>
-              <w:rPr>
                 <w:b w:val="0"/>
                 <w:sz w:val="19"/>
               </w:rPr>
@@ -2877,15 +2840,24 @@
           <w:p>
             <w:r>
               <w:rPr>
-                <w:sz w:val="19"/>
-              </w:rPr>
-            </w:r>
-            <w:r>
-              <w:rPr>
                 <w:b w:val="0"/>
                 <w:sz w:val="19"/>
               </w:rPr>
-              <w:t>Blank, unticked boxes. Record which boxes the customer actually ticked (“touched”).</w:t>
+              <w:t xml:space="preserve">Blank, unticked boxes. The front end records </w:t>
+            </w:r>
+            <w:r>
+              <w:rPr>
+                <w:b/>
+                <w:sz w:val="19"/>
+              </w:rPr>
+              <w:t>which boxes the customer touched</w:t>
+            </w:r>
+            <w:r>
+              <w:rPr>
+                <w:b w:val="0"/>
+                <w:sz w:val="19"/>
+              </w:rPr>
+              <w:t xml:space="preserve"> (clicked at least once) and their final state. Nothing is sent to the server yet.</w:t>
             </w:r>
           </w:p>
         </w:tc>
@@ -2898,11 +2870,6 @@
           <w:p>
             <w:r>
               <w:rPr>
-                <w:sz w:val="19"/>
-              </w:rPr>
-            </w:r>
-            <w:r>
-              <w:rPr>
                 <w:b w:val="0"/>
                 <w:sz w:val="19"/>
               </w:rPr>
@@ -2917,29 +2884,52 @@
           <w:p>
             <w:r>
               <w:rPr>
-                <w:sz w:val="19"/>
-              </w:rPr>
-            </w:r>
-            <w:r>
-              <w:rPr>
                 <w:b w:val="0"/>
                 <w:sz w:val="19"/>
               </w:rPr>
-              <w:t xml:space="preserve">Fetch saved consent from the server. If nothing was touched → no change. If boxes were ticked → </w:t>
+              <w:t xml:space="preserve">Send only the touched boxes (section 6.4). Server: touched + ticked → </w:t>
             </w:r>
             <w:r>
               <w:rPr>
                 <w:b/>
                 <w:sz w:val="19"/>
               </w:rPr>
-              <w:t>saved consent OR newly ticked</w:t>
+              <w:t>grant</w:t>
             </w:r>
             <w:r>
               <w:rPr>
                 <w:b w:val="0"/>
                 <w:sz w:val="19"/>
               </w:rPr>
-              <w:t xml:space="preserve"> (union). Unticked boxes are ignored.</w:t>
+              <w:t xml:space="preserve">; touched + unticked → </w:t>
+            </w:r>
+            <w:r>
+              <w:rPr>
+                <w:b/>
+                <w:sz w:val="19"/>
+              </w:rPr>
+              <w:t>withdraw</w:t>
+            </w:r>
+            <w:r>
+              <w:rPr>
+                <w:b w:val="0"/>
+                <w:sz w:val="19"/>
+              </w:rPr>
+              <w:t xml:space="preserve">; untouched → </w:t>
+            </w:r>
+            <w:r>
+              <w:rPr>
+                <w:b/>
+                <w:sz w:val="19"/>
+              </w:rPr>
+              <w:t>no change</w:t>
+            </w:r>
+            <w:r>
+              <w:rPr>
+                <w:b w:val="0"/>
+                <w:sz w:val="19"/>
+              </w:rPr>
+              <w:t>. If nothing was touched, send nothing.</w:t>
             </w:r>
           </w:p>
         </w:tc>
@@ -2952,11 +2942,6 @@
           <w:p>
             <w:r>
               <w:rPr>
-                <w:sz w:val="19"/>
-              </w:rPr>
-            </w:r>
-            <w:r>
-              <w:rPr>
                 <w:b w:val="0"/>
                 <w:sz w:val="19"/>
               </w:rPr>
@@ -2971,15 +2956,10 @@
           <w:p>
             <w:r>
               <w:rPr>
-                <w:sz w:val="19"/>
-              </w:rPr>
-            </w:r>
-            <w:r>
-              <w:rPr>
                 <w:b w:val="0"/>
                 <w:sz w:val="19"/>
               </w:rPr>
-              <w:t>Show their saved preferences as stored on the server (summary + Edit). If they have none, show the boxes open so they can opt in. This is where withdrawal happens, as an explicit untick, saved immediately.</w:t>
+              <w:t>Show their preferences as now stored on the server (summary + Edit). If they have none, show the boxes open so they can opt in. Any change here saves immediately.</w:t>
             </w:r>
           </w:p>
         </w:tc>
@@ -2992,11 +2972,6 @@
           <w:p>
             <w:r>
               <w:rPr>
-                <w:sz w:val="19"/>
-              </w:rPr>
-            </w:r>
-            <w:r>
-              <w:rPr>
                 <w:b w:val="0"/>
                 <w:sz w:val="19"/>
               </w:rPr>
@@ -3011,15 +2986,10 @@
           <w:p>
             <w:r>
               <w:rPr>
-                <w:sz w:val="19"/>
-              </w:rPr>
-            </w:r>
-            <w:r>
-              <w:rPr>
                 <w:b w:val="0"/>
                 <w:sz w:val="19"/>
               </w:rPr>
-              <w:t>Whatever is ticked becomes their consent; anything unticked is recorded as “not given”.</w:t>
+              <w:t>Whatever is ticked becomes their consent; everything else is recorded as “not given”.</w:t>
             </w:r>
           </w:p>
         </w:tc>
@@ -3076,13 +3046,13 @@
               <w:rPr>
                 <w:sz w:val="19"/>
               </w:rPr>
+              <w:t>What he did on the blank first screen</w:t>
             </w:r>
             <w:r>
               <w:rPr>
                 <w:b/>
                 <w:sz w:val="19"/>
               </w:rPr>
-              <w:t>Ticked on blank first screen (incognito)</w:t>
             </w:r>
           </w:p>
         </w:tc>
@@ -3110,14 +3080,9 @@
       <w:tr>
         <w:tc>
           <w:tcPr>
-            <w:tcW w:type="dxa" w:w="2835"/>
+            <w:tcW w:type="dxa" w:w="3249"/>
           </w:tcPr>
           <w:p>
-            <w:r>
-              <w:rPr>
-                <w:sz w:val="19"/>
-              </w:rPr>
-            </w:r>
             <w:r>
               <w:rPr>
                 <w:b w:val="0"/>
@@ -3129,33 +3094,23 @@
         </w:tc>
         <w:tc>
           <w:tcPr>
-            <w:tcW w:type="dxa" w:w="3118"/>
+            <w:tcW w:type="dxa" w:w="3249"/>
           </w:tcPr>
           <w:p>
             <w:r>
               <w:rPr>
-                <w:sz w:val="19"/>
-              </w:rPr>
-            </w:r>
-            <w:r>
-              <w:rPr>
                 <w:b w:val="0"/>
                 <w:sz w:val="19"/>
               </w:rPr>
-              <w:t>Nothing</w:t>
+              <w:t>Nothing touched</w:t>
             </w:r>
           </w:p>
         </w:tc>
         <w:tc>
           <w:tcPr>
-            <w:tcW w:type="dxa" w:w="3402"/>
+            <w:tcW w:type="dxa" w:w="3249"/>
           </w:tcPr>
           <w:p>
-            <w:r>
-              <w:rPr>
-                <w:sz w:val="19"/>
-              </w:rPr>
-            </w:r>
             <w:r>
               <w:rPr>
                 <w:b w:val="0"/>
@@ -3169,14 +3124,9 @@
       <w:tr>
         <w:tc>
           <w:tcPr>
-            <w:tcW w:type="dxa" w:w="2835"/>
+            <w:tcW w:type="dxa" w:w="3249"/>
           </w:tcPr>
           <w:p>
-            <w:r>
-              <w:rPr>
-                <w:sz w:val="19"/>
-              </w:rPr>
-            </w:r>
             <w:r>
               <w:rPr>
                 <w:b w:val="0"/>
@@ -3188,33 +3138,23 @@
         </w:tc>
         <w:tc>
           <w:tcPr>
-            <w:tcW w:type="dxa" w:w="3118"/>
+            <w:tcW w:type="dxa" w:w="3249"/>
           </w:tcPr>
           <w:p>
             <w:r>
               <w:rPr>
-                <w:sz w:val="19"/>
-              </w:rPr>
-            </w:r>
-            <w:r>
-              <w:rPr>
                 <w:b w:val="0"/>
                 <w:sz w:val="19"/>
               </w:rPr>
-              <w:t>Personalisation</w:t>
+              <w:t>Ticks personalisation</w:t>
             </w:r>
           </w:p>
         </w:tc>
         <w:tc>
           <w:tcPr>
-            <w:tcW w:type="dxa" w:w="3402"/>
+            <w:tcW w:type="dxa" w:w="3249"/>
           </w:tcPr>
           <w:p>
-            <w:r>
-              <w:rPr>
-                <w:sz w:val="19"/>
-              </w:rPr>
-            </w:r>
             <w:r>
               <w:rPr>
                 <w:b w:val="0"/>
@@ -3235,14 +3175,9 @@
       <w:tr>
         <w:tc>
           <w:tcPr>
-            <w:tcW w:type="dxa" w:w="2835"/>
+            <w:tcW w:type="dxa" w:w="3249"/>
           </w:tcPr>
           <w:p>
-            <w:r>
-              <w:rPr>
-                <w:sz w:val="19"/>
-              </w:rPr>
-            </w:r>
             <w:r>
               <w:rPr>
                 <w:b w:val="0"/>
@@ -3254,33 +3189,23 @@
         </w:tc>
         <w:tc>
           <w:tcPr>
-            <w:tcW w:type="dxa" w:w="3118"/>
+            <w:tcW w:type="dxa" w:w="3249"/>
           </w:tcPr>
           <w:p>
             <w:r>
               <w:rPr>
-                <w:sz w:val="19"/>
-              </w:rPr>
-            </w:r>
-            <w:r>
-              <w:rPr>
                 <w:b w:val="0"/>
                 <w:sz w:val="19"/>
               </w:rPr>
-              <w:t>Marketing → Call only</w:t>
+              <w:t>Ticks Call</w:t>
             </w:r>
           </w:p>
         </w:tc>
         <w:tc>
           <w:tcPr>
-            <w:tcW w:type="dxa" w:w="3402"/>
+            <w:tcW w:type="dxa" w:w="3249"/>
           </w:tcPr>
           <w:p>
-            <w:r>
-              <w:rPr>
-                <w:sz w:val="19"/>
-              </w:rPr>
-            </w:r>
             <w:r>
               <w:rPr>
                 <w:b w:val="0"/>
@@ -3308,58 +3233,57 @@
       <w:tr>
         <w:tc>
           <w:tcPr>
-            <w:tcW w:type="dxa" w:w="2835"/>
+            <w:tcW w:type="dxa" w:w="3249"/>
           </w:tcPr>
           <w:p>
             <w:r>
               <w:rPr>
-                <w:sz w:val="19"/>
-              </w:rPr>
-            </w:r>
-            <w:r>
-              <w:rPr>
                 <w:b w:val="0"/>
                 <w:sz w:val="19"/>
               </w:rPr>
-              <w:t>All on</w:t>
+              <w:t>Email + WhatsApp; personalisation off</w:t>
             </w:r>
           </w:p>
         </w:tc>
         <w:tc>
           <w:tcPr>
-            <w:tcW w:type="dxa" w:w="3118"/>
+            <w:tcW w:type="dxa" w:w="3249"/>
           </w:tcPr>
           <w:p>
             <w:r>
               <w:rPr>
-                <w:sz w:val="19"/>
-              </w:rPr>
-            </w:r>
-            <w:r>
-              <w:rPr>
                 <w:b w:val="0"/>
                 <w:sz w:val="19"/>
               </w:rPr>
-              <w:t>Nothing</w:t>
+              <w:t>Ticks WhatsApp, then unticks it</w:t>
             </w:r>
           </w:p>
         </w:tc>
         <w:tc>
           <w:tcPr>
-            <w:tcW w:type="dxa" w:w="3402"/>
+            <w:tcW w:type="dxa" w:w="3249"/>
           </w:tcPr>
           <w:p>
             <w:r>
               <w:rPr>
-                <w:sz w:val="19"/>
-              </w:rPr>
-            </w:r>
-            <w:r>
-              <w:rPr>
                 <w:b w:val="0"/>
                 <w:sz w:val="19"/>
               </w:rPr>
-              <w:t>Unchanged: all on</w:t>
+              <w:t xml:space="preserve">Email only. </w:t>
+            </w:r>
+            <w:r>
+              <w:rPr>
+                <w:b/>
+                <w:sz w:val="19"/>
+              </w:rPr>
+              <w:t>WhatsApp withdrawn</w:t>
+            </w:r>
+            <w:r>
+              <w:rPr>
+                <w:b w:val="0"/>
+                <w:sz w:val="19"/>
+              </w:rPr>
+              <w:t xml:space="preserve"> (his last action was “no”)</w:t>
             </w:r>
           </w:p>
         </w:tc>
@@ -3367,58 +3291,50 @@
       <w:tr>
         <w:tc>
           <w:tcPr>
-            <w:tcW w:type="dxa" w:w="2835"/>
+            <w:tcW w:type="dxa" w:w="3249"/>
           </w:tcPr>
           <w:p>
             <w:r>
               <w:rPr>
-                <w:sz w:val="19"/>
-              </w:rPr>
-            </w:r>
-            <w:r>
-              <w:rPr>
                 <w:b w:val="0"/>
                 <w:sz w:val="19"/>
               </w:rPr>
-              <w:t>Nothing</w:t>
+              <w:t>Email + WhatsApp; personalisation off</w:t>
             </w:r>
           </w:p>
         </w:tc>
         <w:tc>
           <w:tcPr>
-            <w:tcW w:type="dxa" w:w="3118"/>
+            <w:tcW w:type="dxa" w:w="3249"/>
           </w:tcPr>
           <w:p>
             <w:r>
               <w:rPr>
-                <w:sz w:val="19"/>
-              </w:rPr>
-            </w:r>
-            <w:r>
-              <w:rPr>
                 <w:b w:val="0"/>
                 <w:sz w:val="19"/>
               </w:rPr>
-              <w:t>Email</w:t>
+              <w:t>Ticks marketing (all 4 channels tick), then unticks marketing</w:t>
             </w:r>
           </w:p>
         </w:tc>
         <w:tc>
           <w:tcPr>
-            <w:tcW w:type="dxa" w:w="3402"/>
+            <w:tcW w:type="dxa" w:w="3249"/>
           </w:tcPr>
           <w:p>
             <w:r>
               <w:rPr>
-                <w:sz w:val="19"/>
-              </w:rPr>
+                <w:b/>
+                <w:sz w:val="19"/>
+              </w:rPr>
+              <w:t>All marketing withdrawn</w:t>
             </w:r>
             <w:r>
               <w:rPr>
                 <w:b w:val="0"/>
                 <w:sz w:val="19"/>
               </w:rPr>
-              <w:t>Email on</w:t>
+              <w:t>; personalisation off</w:t>
             </w:r>
           </w:p>
         </w:tc>
@@ -3426,52 +3342,125 @@
       <w:tr>
         <w:tc>
           <w:tcPr>
-            <w:tcW w:type="dxa" w:w="2835"/>
+            <w:tcW w:type="dxa" w:w="3249"/>
           </w:tcPr>
           <w:p>
             <w:r>
               <w:rPr>
-                <w:sz w:val="19"/>
-              </w:rPr>
-            </w:r>
-            <w:r>
-              <w:rPr>
                 <w:b w:val="0"/>
                 <w:sz w:val="19"/>
               </w:rPr>
-              <w:t>New customer</w:t>
+              <w:t>WhatsApp off</w:t>
             </w:r>
           </w:p>
         </w:tc>
         <w:tc>
           <w:tcPr>
-            <w:tcW w:type="dxa" w:w="3118"/>
+            <w:tcW w:type="dxa" w:w="3249"/>
           </w:tcPr>
           <w:p>
             <w:r>
               <w:rPr>
-                <w:sz w:val="19"/>
-              </w:rPr>
-            </w:r>
-            <w:r>
-              <w:rPr>
                 <w:b w:val="0"/>
                 <w:sz w:val="19"/>
               </w:rPr>
-              <w:t>Nothing</w:t>
+              <w:t>Ticks WhatsApp, then unticks it</w:t>
             </w:r>
           </w:p>
         </w:tc>
         <w:tc>
           <w:tcPr>
-            <w:tcW w:type="dxa" w:w="3402"/>
+            <w:tcW w:type="dxa" w:w="3249"/>
           </w:tcPr>
           <w:p>
             <w:r>
               <w:rPr>
-                <w:sz w:val="19"/>
-              </w:rPr>
-            </w:r>
+                <w:b w:val="0"/>
+                <w:sz w:val="19"/>
+              </w:rPr>
+              <w:t>Unchanged: WhatsApp off</w:t>
+            </w:r>
+          </w:p>
+        </w:tc>
+      </w:tr>
+      <w:tr>
+        <w:tc>
+          <w:tcPr>
+            <w:tcW w:type="dxa" w:w="3249"/>
+          </w:tcPr>
+          <w:p>
+            <w:r>
+              <w:rPr>
+                <w:b w:val="0"/>
+                <w:sz w:val="19"/>
+              </w:rPr>
+              <w:t>All on</w:t>
+            </w:r>
+          </w:p>
+        </w:tc>
+        <w:tc>
+          <w:tcPr>
+            <w:tcW w:type="dxa" w:w="3249"/>
+          </w:tcPr>
+          <w:p>
+            <w:r>
+              <w:rPr>
+                <w:b w:val="0"/>
+                <w:sz w:val="19"/>
+              </w:rPr>
+              <w:t>Nothing touched</w:t>
+            </w:r>
+          </w:p>
+        </w:tc>
+        <w:tc>
+          <w:tcPr>
+            <w:tcW w:type="dxa" w:w="3249"/>
+          </w:tcPr>
+          <w:p>
+            <w:r>
+              <w:rPr>
+                <w:b w:val="0"/>
+                <w:sz w:val="19"/>
+              </w:rPr>
+              <w:t>Unchanged: all on</w:t>
+            </w:r>
+          </w:p>
+        </w:tc>
+      </w:tr>
+      <w:tr>
+        <w:tc>
+          <w:tcPr>
+            <w:tcW w:type="dxa" w:w="3249"/>
+          </w:tcPr>
+          <w:p>
+            <w:r>
+              <w:rPr>
+                <w:b w:val="0"/>
+                <w:sz w:val="19"/>
+              </w:rPr>
+              <w:t>New customer</w:t>
+            </w:r>
+          </w:p>
+        </w:tc>
+        <w:tc>
+          <w:tcPr>
+            <w:tcW w:type="dxa" w:w="3249"/>
+          </w:tcPr>
+          <w:p>
+            <w:r>
+              <w:rPr>
+                <w:b w:val="0"/>
+                <w:sz w:val="19"/>
+              </w:rPr>
+              <w:t>Nothing touched</w:t>
+            </w:r>
+          </w:p>
+        </w:tc>
+        <w:tc>
+          <w:tcPr>
+            <w:tcW w:type="dxa" w:w="3249"/>
+          </w:tcPr>
+          <w:p>
             <w:r>
               <w:rPr>
                 <w:b w:val="0"/>
@@ -3489,7 +3478,467 @@
         <w:rPr>
           <w:b w:val="0"/>
         </w:rPr>
-        <w:t>The prototype now follows this rule (fixed in this release: previously a single tick on a blank form overwrote the whole saved record).</w:t>
+        <w:t>The prototype follows this rule (Mia and Zoya).</w:t>
+      </w:r>
+    </w:p>
+    <w:p>
+      <w:pPr>
+        <w:pStyle w:val="Heading2"/>
+      </w:pPr>
+      <w:r>
+        <w:t>6.4 When and what to send to the API</w:t>
+      </w:r>
+    </w:p>
+    <w:tbl>
+      <w:tblPr>
+        <w:tblStyle w:val="TableGrid"/>
+        <w:tblW w:type="auto" w:w="0"/>
+        <w:tblLook w:firstColumn="1" w:firstRow="1" w:lastColumn="0" w:lastRow="0" w:noHBand="0" w:noVBand="1" w:val="04A0"/>
+      </w:tblPr>
+      <w:tblGrid>
+        <w:gridCol w:w="4873"/>
+        <w:gridCol w:w="4873"/>
+      </w:tblGrid>
+      <w:tr>
+        <w:tc>
+          <w:tcPr>
+            <w:tcW w:type="dxa" w:w="3402"/>
+            <w:shd w:val="clear" w:color="auto" w:fill="F3F1F2"/>
+          </w:tcPr>
+          <w:p>
+            <w:r>
+              <w:rPr>
+                <w:b/>
+                <w:sz w:val="19"/>
+              </w:rPr>
+              <w:t>When</w:t>
+            </w:r>
+          </w:p>
+        </w:tc>
+        <w:tc>
+          <w:tcPr>
+            <w:tcW w:type="dxa" w:w="5953"/>
+            <w:shd w:val="clear" w:color="auto" w:fill="F3F1F2"/>
+          </w:tcPr>
+          <w:p>
+            <w:r>
+              <w:rPr>
+                <w:b/>
+                <w:sz w:val="19"/>
+              </w:rPr>
+              <w:t>Send</w:t>
+            </w:r>
+          </w:p>
+        </w:tc>
+      </w:tr>
+      <w:tr>
+        <w:tc>
+          <w:tcPr>
+            <w:tcW w:type="dxa" w:w="3402"/>
+          </w:tcPr>
+          <w:p>
+            <w:r>
+              <w:rPr>
+                <w:b w:val="0"/>
+                <w:sz w:val="19"/>
+              </w:rPr>
+              <w:t>While on the mobile screen</w:t>
+            </w:r>
+          </w:p>
+        </w:tc>
+        <w:tc>
+          <w:tcPr>
+            <w:tcW w:type="dxa" w:w="5953"/>
+          </w:tcPr>
+          <w:p>
+            <w:r>
+              <w:rPr>
+                <w:b/>
+                <w:sz w:val="19"/>
+              </w:rPr>
+              <w:t>Nothing.</w:t>
+            </w:r>
+            <w:r>
+              <w:rPr>
+                <w:b w:val="0"/>
+                <w:sz w:val="19"/>
+              </w:rPr>
+              <w:t xml:space="preserve"> Ticks are kept in the page only. No consent is saved for an unverified number.</w:t>
+            </w:r>
+          </w:p>
+        </w:tc>
+      </w:tr>
+      <w:tr>
+        <w:tc>
+          <w:tcPr>
+            <w:tcW w:type="dxa" w:w="3402"/>
+          </w:tcPr>
+          <w:p>
+            <w:r>
+              <w:rPr>
+                <w:b w:val="0"/>
+                <w:sz w:val="19"/>
+              </w:rPr>
+              <w:t>Customer goes back from OTP to edit the number</w:t>
+            </w:r>
+          </w:p>
+        </w:tc>
+        <w:tc>
+          <w:tcPr>
+            <w:tcW w:type="dxa" w:w="5953"/>
+          </w:tcPr>
+          <w:p>
+            <w:r>
+              <w:rPr>
+                <w:b w:val="0"/>
+                <w:sz w:val="19"/>
+              </w:rPr>
+              <w:t>Nothing. Touched boxes and their state are kept.</w:t>
+            </w:r>
+          </w:p>
+        </w:tc>
+      </w:tr>
+      <w:tr>
+        <w:tc>
+          <w:tcPr>
+            <w:tcW w:type="dxa" w:w="3402"/>
+          </w:tcPr>
+          <w:p>
+            <w:r>
+              <w:rPr>
+                <w:b w:val="0"/>
+                <w:sz w:val="19"/>
+              </w:rPr>
+              <w:t>OTP verified (returning customer, blank form)</w:t>
+            </w:r>
+          </w:p>
+        </w:tc>
+        <w:tc>
+          <w:tcPr>
+            <w:tcW w:type="dxa" w:w="5953"/>
+          </w:tcPr>
+          <w:p>
+            <w:r>
+              <w:rPr>
+                <w:b/>
+                <w:sz w:val="19"/>
+              </w:rPr>
+              <w:t>One call</w:t>
+            </w:r>
+            <w:r>
+              <w:rPr>
+                <w:b w:val="0"/>
+                <w:sz w:val="19"/>
+              </w:rPr>
+              <w:t xml:space="preserve"> with only the touched boxes and their final state. Skip the call if nothing was touched.</w:t>
+            </w:r>
+          </w:p>
+        </w:tc>
+      </w:tr>
+      <w:tr>
+        <w:tc>
+          <w:tcPr>
+            <w:tcW w:type="dxa" w:w="3402"/>
+          </w:tcPr>
+          <w:p>
+            <w:r>
+              <w:rPr>
+                <w:b w:val="0"/>
+                <w:sz w:val="19"/>
+              </w:rPr>
+              <w:t>OTP verified (remembered device, form showed saved choices)</w:t>
+            </w:r>
+          </w:p>
+        </w:tc>
+        <w:tc>
+          <w:tcPr>
+            <w:tcW w:type="dxa" w:w="5953"/>
+          </w:tcPr>
+          <w:p>
+            <w:r>
+              <w:rPr>
+                <w:b w:val="0"/>
+                <w:sz w:val="19"/>
+              </w:rPr>
+              <w:t>The full state of every box (formState “saved”): the customer saw their real choices, so an untick is a withdrawal.</w:t>
+            </w:r>
+          </w:p>
+        </w:tc>
+      </w:tr>
+      <w:tr>
+        <w:tc>
+          <w:tcPr>
+            <w:tcW w:type="dxa" w:w="3402"/>
+          </w:tcPr>
+          <w:p>
+            <w:r>
+              <w:rPr>
+                <w:b w:val="0"/>
+                <w:sz w:val="19"/>
+              </w:rPr>
+              <w:t>Create account (new customer)</w:t>
+            </w:r>
+          </w:p>
+        </w:tc>
+        <w:tc>
+          <w:tcPr>
+            <w:tcW w:type="dxa" w:w="5953"/>
+          </w:tcPr>
+          <w:p>
+            <w:r>
+              <w:rPr>
+                <w:b w:val="0"/>
+                <w:sz w:val="19"/>
+              </w:rPr>
+              <w:t>The full state of every box with the account-creation call.</w:t>
+            </w:r>
+          </w:p>
+        </w:tc>
+      </w:tr>
+      <w:tr>
+        <w:tc>
+          <w:tcPr>
+            <w:tcW w:type="dxa" w:w="3402"/>
+          </w:tcPr>
+          <w:p>
+            <w:r>
+              <w:rPr>
+                <w:b w:val="0"/>
+                <w:sz w:val="19"/>
+              </w:rPr>
+              <w:t>Welcome back / Preferences screen</w:t>
+            </w:r>
+          </w:p>
+        </w:tc>
+        <w:tc>
+          <w:tcPr>
+            <w:tcW w:type="dxa" w:w="5953"/>
+          </w:tcPr>
+          <w:p>
+            <w:r>
+              <w:rPr>
+                <w:b w:val="0"/>
+                <w:sz w:val="19"/>
+              </w:rPr>
+              <w:t>Each change as it happens (auto-save).</w:t>
+            </w:r>
+          </w:p>
+        </w:tc>
+      </w:tr>
+      <w:tr>
+        <w:tc>
+          <w:tcPr>
+            <w:tcW w:type="dxa" w:w="3402"/>
+          </w:tcPr>
+          <w:p>
+            <w:r>
+              <w:rPr>
+                <w:b w:val="0"/>
+                <w:sz w:val="19"/>
+              </w:rPr>
+              <w:t>Customer closes the pop-up before OTP</w:t>
+            </w:r>
+          </w:p>
+        </w:tc>
+        <w:tc>
+          <w:tcPr>
+            <w:tcW w:type="dxa" w:w="5953"/>
+          </w:tcPr>
+          <w:p>
+            <w:r>
+              <w:rPr>
+                <w:b w:val="0"/>
+                <w:sz w:val="19"/>
+              </w:rPr>
+              <w:t>Nothing.</w:t>
+            </w:r>
+          </w:p>
+        </w:tc>
+      </w:tr>
+    </w:tbl>
+    <w:p/>
+    <w:p>
+      <w:r>
+        <w:rPr>
+          <w:b w:val="0"/>
+        </w:rPr>
+        <w:t>Example request after OTP (blank form; customer ticked personalisation, and ticked then unticked WhatsApp):</w:t>
+      </w:r>
+    </w:p>
+    <w:p>
+      <w:pPr>
+        <w:shd w:val="clear" w:color="auto" w:fill="F6F5F5"/>
+      </w:pPr>
+      <w:r>
+        <w:rPr>
+          <w:rFonts w:ascii="Consolas" w:hAnsi="Consolas" w:eastAsia="Consolas"/>
+          <w:sz w:val="18"/>
+        </w:rPr>
+        <w:t>POST /consent</w:t>
+        <w:br/>
+      </w:r>
+      <w:r>
+        <w:rPr>
+          <w:rFonts w:ascii="Consolas" w:hAnsi="Consolas" w:eastAsia="Consolas"/>
+          <w:sz w:val="18"/>
+        </w:rPr>
+        <w:t>{</w:t>
+        <w:br/>
+      </w:r>
+      <w:r>
+        <w:rPr>
+          <w:rFonts w:ascii="Consolas" w:hAnsi="Consolas" w:eastAsia="Consolas"/>
+          <w:sz w:val="18"/>
+        </w:rPr>
+        <w:t xml:space="preserve">  "customerId": "…",</w:t>
+        <w:br/>
+      </w:r>
+      <w:r>
+        <w:rPr>
+          <w:rFonts w:ascii="Consolas" w:hAnsi="Consolas" w:eastAsia="Consolas"/>
+          <w:sz w:val="18"/>
+        </w:rPr>
+        <w:t xml:space="preserve">  "formState": "blank",            // "blank" | "saved" | "signup"</w:t>
+        <w:br/>
+      </w:r>
+      <w:r>
+        <w:rPr>
+          <w:rFonts w:ascii="Consolas" w:hAnsi="Consolas" w:eastAsia="Consolas"/>
+          <w:sz w:val="18"/>
+        </w:rPr>
+        <w:t xml:space="preserve">  "granted":   ["personalisation"],</w:t>
+        <w:br/>
+      </w:r>
+      <w:r>
+        <w:rPr>
+          <w:rFonts w:ascii="Consolas" w:hAnsi="Consolas" w:eastAsia="Consolas"/>
+          <w:sz w:val="18"/>
+        </w:rPr>
+        <w:t xml:space="preserve">  "withdrawn": ["marketing_whatsapp"],</w:t>
+        <w:br/>
+      </w:r>
+      <w:r>
+        <w:rPr>
+          <w:rFonts w:ascii="Consolas" w:hAnsi="Consolas" w:eastAsia="Consolas"/>
+          <w:sz w:val="18"/>
+        </w:rPr>
+        <w:t xml:space="preserve">  "source": "login",</w:t>
+        <w:br/>
+      </w:r>
+      <w:r>
+        <w:rPr>
+          <w:rFonts w:ascii="Consolas" w:hAnsi="Consolas" w:eastAsia="Consolas"/>
+          <w:sz w:val="18"/>
+        </w:rPr>
+        <w:t xml:space="preserve">  "noticeVersion": "consent-v3"</w:t>
+        <w:br/>
+      </w:r>
+      <w:r>
+        <w:rPr>
+          <w:rFonts w:ascii="Consolas" w:hAnsi="Consolas" w:eastAsia="Consolas"/>
+          <w:sz w:val="18"/>
+        </w:rPr>
+        <w:t>}</w:t>
+      </w:r>
+    </w:p>
+    <w:p>
+      <w:r>
+        <w:rPr>
+          <w:b w:val="0"/>
+        </w:rPr>
+        <w:t>Server rules:</w:t>
+      </w:r>
+    </w:p>
+    <w:p>
+      <w:pPr>
+        <w:pStyle w:val="ListBullet"/>
+      </w:pPr>
+      <w:r>
+        <w:rPr>
+          <w:b w:val="0"/>
+        </w:rPr>
+        <w:t xml:space="preserve">Apply </w:t>
+      </w:r>
+      <w:r>
+        <w:rPr>
+          <w:b/>
+        </w:rPr>
+        <w:t>granted</w:t>
+      </w:r>
+      <w:r>
+        <w:rPr>
+          <w:b w:val="0"/>
+        </w:rPr>
+        <w:t xml:space="preserve"> and </w:t>
+      </w:r>
+      <w:r>
+        <w:rPr>
+          <w:b/>
+        </w:rPr>
+        <w:t>withdrawn</w:t>
+      </w:r>
+      <w:r>
+        <w:rPr>
+          <w:b w:val="0"/>
+        </w:rPr>
+        <w:t xml:space="preserve"> only; every other purpose keeps its saved value.</w:t>
+      </w:r>
+    </w:p>
+    <w:p>
+      <w:pPr>
+        <w:pStyle w:val="ListBullet"/>
+      </w:pPr>
+      <w:r>
+        <w:rPr>
+          <w:b w:val="0"/>
+        </w:rPr>
+        <w:t>Marketing (master) = on if at least one channel is on after the update, otherwise off.</w:t>
+      </w:r>
+    </w:p>
+    <w:p>
+      <w:pPr>
+        <w:pStyle w:val="ListBullet"/>
+      </w:pPr>
+      <w:r>
+        <w:rPr>
+          <w:b w:val="0"/>
+        </w:rPr>
+        <w:t>Write one history row per purpose that changed (section 7). Return the full updated consent so the Welcome back screen shows the true result.</w:t>
+      </w:r>
+    </w:p>
+    <w:p>
+      <w:pPr>
+        <w:pStyle w:val="ListBullet"/>
+      </w:pPr>
+      <w:r>
+        <w:rPr>
+          <w:b w:val="0"/>
+        </w:rPr>
+        <w:t>The merge must happen on the server, so a front-end bug can never wipe saved consent.</w:t>
+      </w:r>
+    </w:p>
+    <w:p>
+      <w:pPr>
+        <w:pStyle w:val="Heading2"/>
+      </w:pPr>
+      <w:r>
+        <w:t>6.5 Why a tick-then-untick counts as “no”</w:t>
+      </w:r>
+    </w:p>
+    <w:p>
+      <w:r>
+        <w:rPr>
+          <w:b w:val="0"/>
+        </w:rPr>
+        <w:t>The customer made a deliberate choice about that channel, and his last action was “no”. Sending a message someone declined is a legal and trust risk; not sending a message someone wanted is only a missed message. So when the signal is unclear, the system does not contact. A box that was never touched carries no signal, so the saved value is kept.</w:t>
+      </w:r>
+    </w:p>
+    <w:p>
+      <w:r>
+        <w:rPr>
+          <w:b w:val="0"/>
+        </w:rPr>
+        <w:t>“Touched” means the customer changed the box at least once. Ticking marketing touches all four channels (it ticks them all), so unticking marketing afterwards withdraws all four.</w:t>
       </w:r>
     </w:p>
     <w:p>
@@ -4575,15 +5024,10 @@
           <w:p>
             <w:r>
               <w:rPr>
-                <w:sz w:val="19"/>
-              </w:rPr>
-            </w:r>
-            <w:r>
-              <w:rPr>
                 <w:b w:val="0"/>
                 <w:sz w:val="19"/>
               </w:rPr>
-              <w:t>Incognito returning customer ticks some boxes</w:t>
+              <w:t>Incognito / new device: returning customer ticks boxes</w:t>
             </w:r>
           </w:p>
         </w:tc>
@@ -4594,15 +5038,10 @@
           <w:p>
             <w:r>
               <w:rPr>
-                <w:sz w:val="19"/>
-              </w:rPr>
-            </w:r>
-            <w:r>
-              <w:rPr>
                 <w:b w:val="0"/>
                 <w:sz w:val="19"/>
               </w:rPr>
-              <w:t>Added to saved consent; nothing removed (section 6).</w:t>
+              <w:t>Ticked boxes are granted; untouched boxes keep their saved value (section 6).</w:t>
             </w:r>
           </w:p>
         </w:tc>
@@ -4803,6 +5242,36 @@
                 <w:sz w:val="19"/>
               </w:rPr>
               <w:t>“Couldn’t save. Try again” inline; no silent failure.</w:t>
+            </w:r>
+          </w:p>
+        </w:tc>
+      </w:tr>
+      <w:tr>
+        <w:tc>
+          <w:tcPr>
+            <w:tcW w:type="dxa" w:w="4873"/>
+          </w:tcPr>
+          <w:p>
+            <w:r>
+              <w:rPr>
+                <w:b w:val="0"/>
+                <w:sz w:val="19"/>
+              </w:rPr>
+              <w:t>Incognito: customer ticks a box, then unticks it</w:t>
+            </w:r>
+          </w:p>
+        </w:tc>
+        <w:tc>
+          <w:tcPr>
+            <w:tcW w:type="dxa" w:w="4873"/>
+          </w:tcPr>
+          <w:p>
+            <w:r>
+              <w:rPr>
+                <w:b w:val="0"/>
+                <w:sz w:val="19"/>
+              </w:rPr>
+              <w:t>Treated as “no”: that consent is withdrawn if it was on (section 6.5).</w:t>
             </w:r>
           </w:p>
         </w:tc>

--- a/docs/BRD_Login_SignUp_Consent.docx
+++ b/docs/BRD_Login_SignUp_Consent.docx
@@ -43,11 +43,6 @@
           <w:p>
             <w:r>
               <w:rPr>
-                <w:sz w:val="19"/>
-              </w:rPr>
-            </w:r>
-            <w:r>
-              <w:rPr>
                 <w:b/>
                 <w:sz w:val="19"/>
               </w:rPr>
@@ -61,11 +56,6 @@
             <w:shd w:val="clear" w:color="auto" w:fill="F3F1F2"/>
           </w:tcPr>
           <w:p>
-            <w:r>
-              <w:rPr>
-                <w:sz w:val="19"/>
-              </w:rPr>
-            </w:r>
             <w:r>
               <w:rPr>
                 <w:b/>
@@ -82,11 +72,6 @@
             <w:tcW w:type="dxa" w:w="2268"/>
           </w:tcPr>
           <w:p>
-            <w:r>
-              <w:rPr>
-                <w:sz w:val="19"/>
-              </w:rPr>
-            </w:r>
             <w:r>
               <w:rPr>
                 <w:b w:val="0"/>
@@ -106,7 +91,7 @@
                 <w:b w:val="0"/>
                 <w:sz w:val="19"/>
               </w:rPr>
-              <w:t>1.1 (draft for review): touched-box consent rule and API timing added</w:t>
+              <w:t>2.0: simplified model (consent is send-only; Remember me stores the mobile number only)</w:t>
             </w:r>
           </w:p>
         </w:tc>
@@ -117,11 +102,6 @@
             <w:tcW w:type="dxa" w:w="2268"/>
           </w:tcPr>
           <w:p>
-            <w:r>
-              <w:rPr>
-                <w:sz w:val="19"/>
-              </w:rPr>
-            </w:r>
             <w:r>
               <w:rPr>
                 <w:b w:val="0"/>
@@ -138,15 +118,10 @@
           <w:p>
             <w:r>
               <w:rPr>
-                <w:sz w:val="19"/>
-              </w:rPr>
-            </w:r>
-            <w:r>
-              <w:rPr>
                 <w:b w:val="0"/>
                 <w:sz w:val="19"/>
               </w:rPr>
-              <w:t>5 October 2026</w:t>
+              <w:t>6 October 2026</w:t>
             </w:r>
           </w:p>
         </w:tc>
@@ -157,11 +132,6 @@
             <w:tcW w:type="dxa" w:w="2268"/>
           </w:tcPr>
           <w:p>
-            <w:r>
-              <w:rPr>
-                <w:sz w:val="19"/>
-              </w:rPr>
-            </w:r>
             <w:r>
               <w:rPr>
                 <w:b w:val="0"/>
@@ -176,11 +146,6 @@
             <w:tcW w:type="dxa" w:w="7087"/>
           </w:tcPr>
           <w:p>
-            <w:r>
-              <w:rPr>
-                <w:sz w:val="19"/>
-              </w:rPr>
-            </w:r>
             <w:r>
               <w:rPr>
                 <w:b w:val="0"/>
@@ -199,11 +164,6 @@
           <w:p>
             <w:r>
               <w:rPr>
-                <w:sz w:val="19"/>
-              </w:rPr>
-            </w:r>
-            <w:r>
-              <w:rPr>
                 <w:b w:val="0"/>
                 <w:sz w:val="19"/>
               </w:rPr>
@@ -216,11 +176,6 @@
             <w:tcW w:type="dxa" w:w="7087"/>
           </w:tcPr>
           <w:p>
-            <w:r>
-              <w:rPr>
-                <w:sz w:val="19"/>
-              </w:rPr>
-            </w:r>
             <w:r>
               <w:rPr>
                 <w:b w:val="0"/>
@@ -239,11 +194,6 @@
           <w:p>
             <w:r>
               <w:rPr>
-                <w:sz w:val="19"/>
-              </w:rPr>
-            </w:r>
-            <w:r>
-              <w:rPr>
                 <w:b w:val="0"/>
                 <w:sz w:val="19"/>
               </w:rPr>
@@ -258,69 +208,10 @@
           <w:p>
             <w:r>
               <w:rPr>
-                <w:sz w:val="19"/>
-              </w:rPr>
-            </w:r>
-            <w:r>
-              <w:rPr>
                 <w:b w:val="0"/>
                 <w:sz w:val="19"/>
               </w:rPr>
               <w:t>Mia: https://loginpop.netlify.app · Zoya: github.com/piyush-titan/zoya-login</w:t>
-            </w:r>
-          </w:p>
-        </w:tc>
-      </w:tr>
-      <w:tr>
-        <w:tc>
-          <w:tcPr>
-            <w:tcW w:type="dxa" w:w="2268"/>
-          </w:tcPr>
-          <w:p>
-            <w:r>
-              <w:rPr>
-                <w:sz w:val="19"/>
-              </w:rPr>
-            </w:r>
-            <w:r>
-              <w:rPr>
-                <w:b w:val="0"/>
-                <w:sz w:val="19"/>
-              </w:rPr>
-              <w:t>Status</w:t>
-            </w:r>
-          </w:p>
-        </w:tc>
-        <w:tc>
-          <w:tcPr>
-            <w:tcW w:type="dxa" w:w="7087"/>
-          </w:tcPr>
-          <w:p>
-            <w:r>
-              <w:rPr>
-                <w:sz w:val="19"/>
-              </w:rPr>
-            </w:r>
-            <w:r>
-              <w:rPr>
-                <w:b w:val="0"/>
-                <w:sz w:val="19"/>
-              </w:rPr>
-              <w:t xml:space="preserve">Recommendations. Items marked </w:t>
-            </w:r>
-            <w:r>
-              <w:rPr>
-                <w:b/>
-                <w:sz w:val="19"/>
-              </w:rPr>
-              <w:t>[Legal]</w:t>
-            </w:r>
-            <w:r>
-              <w:rPr>
-                <w:b w:val="0"/>
-                <w:sz w:val="19"/>
-              </w:rPr>
-              <w:t xml:space="preserve"> need sign-off from Legal / DPO before build.</w:t>
             </w:r>
           </w:p>
         </w:tc>
@@ -340,7 +231,7 @@
         <w:rPr>
           <w:b w:val="0"/>
         </w:rPr>
-        <w:t>This document defines how the login / sign-up pop-up must behave, how marketing and personalisation consent is captured, stored and shown again, and how “Remember me” works, including on new devices and in incognito mode.</w:t>
+        <w:t>Defines how the login / sign-up pop-up behaves, how consent is captured and sent, and how Remember me works.</w:t>
       </w:r>
     </w:p>
     <w:p>
@@ -354,7 +245,7 @@
         <w:rPr>
           <w:b w:val="0"/>
         </w:rPr>
-        <w:t xml:space="preserve"> mobile number + OTP sign-in and sign-up, consent capture, Remember me, returning-user preferences, OTP security limits (including the 24-hour block), the “email already in use” flow, and the preferences screen in the account menu.</w:t>
+        <w:t xml:space="preserve"> mobile number + OTP sign-in and sign-up, consent capture on the first screen, Remember me, OTP limits and the 24-hour block, the “email already in use” flow.</w:t>
       </w:r>
     </w:p>
     <w:p>
@@ -368,7 +259,7 @@
         <w:rPr>
           <w:b w:val="0"/>
         </w:rPr>
-        <w:t xml:space="preserve"> password login, social login, guest checkout, the marketing-message content itself.</w:t>
+        <w:t xml:space="preserve"> showing or editing saved consent anywhere on the website, opt-out (handled through an external link), password and social login, guest checkout.</w:t>
       </w:r>
     </w:p>
     <w:p>
@@ -376,90 +267,89 @@
         <w:pStyle w:val="Heading1"/>
       </w:pPr>
       <w:r>
-        <w:t>2. Objectives</w:t>
+        <w:t>2. Summary of the model</w:t>
       </w:r>
     </w:p>
-    <w:p>
-      <w:pPr>
-        <w:pStyle w:val="ListBullet"/>
-      </w:pPr>
-      <w:r>
-        <w:rPr>
-          <w:b w:val="0"/>
-        </w:rPr>
-        <w:t>One primary action: enter mobile number → Get OTP. Everything else is secondary.</w:t>
-      </w:r>
-    </w:p>
-    <w:p>
-      <w:pPr>
-        <w:pStyle w:val="ListBullet"/>
-      </w:pPr>
-      <w:r>
-        <w:rPr>
-          <w:b w:val="0"/>
-        </w:rPr>
-        <w:t>Capture consent lawfully: opt-in only, per purpose and per channel, with proof.</w:t>
-      </w:r>
-    </w:p>
-    <w:p>
-      <w:pPr>
-        <w:pStyle w:val="ListBullet"/>
-      </w:pPr>
-      <w:r>
-        <w:rPr>
-          <w:b w:val="0"/>
-        </w:rPr>
-        <w:t>Never lose or silently change a customer’s saved consent.</w:t>
-      </w:r>
-    </w:p>
-    <w:p>
-      <w:pPr>
-        <w:pStyle w:val="ListBullet"/>
-      </w:pPr>
-      <w:r>
-        <w:rPr>
-          <w:b w:val="0"/>
-        </w:rPr>
-        <w:t>Recognise returning customers on their own device without exposing their data to anyone else.</w:t>
-      </w:r>
-    </w:p>
-    <w:p>
-      <w:pPr>
-        <w:pStyle w:val="ListBullet"/>
-      </w:pPr>
-      <w:r>
-        <w:rPr>
-          <w:b w:val="0"/>
-        </w:rPr>
-        <w:t>One design system for both brands; only colour, type and brand copy differ.</w:t>
-      </w:r>
-    </w:p>
+    <w:tbl>
+      <w:tblPr>
+        <w:tblW w:type="auto" w:w="0"/>
+        <w:tblLook w:firstColumn="1" w:firstRow="1" w:lastColumn="0" w:lastRow="0" w:noHBand="0" w:noVBand="1" w:val="04A0"/>
+      </w:tblPr>
+      <w:tblGrid>
+        <w:gridCol w:w="9746"/>
+      </w:tblGrid>
+      <w:tr>
+        <w:tc>
+          <w:tcPr>
+            <w:tcW w:type="dxa" w:w="9746"/>
+            <w:shd w:val="clear" w:color="auto" w:fill="FBEFF2"/>
+          </w:tcPr>
+          <w:p>
+            <w:r>
+              <w:rPr>
+                <w:b/>
+              </w:rPr>
+              <w:t>1. Consent is captured only on the first screen and is send-only.</w:t>
+            </w:r>
+            <w:r>
+              <w:rPr>
+                <w:b w:val="0"/>
+              </w:rPr>
+              <w:t xml:space="preserve"> Whatever the customer selects is sent to the API after the OTP is verified. The website never reads consent back or shows saved preferences.</w:t>
+              <w:br/>
+              <w:t/>
+            </w:r>
+            <w:r>
+              <w:rPr>
+                <w:b/>
+              </w:rPr>
+              <w:t>2. Remember me remembers only the mobile number,</w:t>
+            </w:r>
+            <w:r>
+              <w:rPr>
+                <w:b w:val="0"/>
+              </w:rPr>
+              <w:t xml:space="preserve"> in the same browser, so it is pre-filled next time.</w:t>
+              <w:br/>
+              <w:t/>
+            </w:r>
+            <w:r>
+              <w:rPr>
+                <w:b/>
+              </w:rPr>
+              <w:t>3. The first screen never checks the number.</w:t>
+            </w:r>
+            <w:r>
+              <w:rPr>
+                <w:b w:val="0"/>
+              </w:rPr>
+              <w:t xml:space="preserve"> All account status (including the 24-hour block) is checked and shown on the OTP screen.</w:t>
+              <w:br/>
+              <w:t/>
+            </w:r>
+            <w:r>
+              <w:rPr>
+                <w:b/>
+              </w:rPr>
+              <w:t>4. Opt-out is through an external link</w:t>
+            </w:r>
+            <w:r>
+              <w:rPr>
+                <w:b w:val="0"/>
+              </w:rPr>
+              <w:t xml:space="preserve"> and is not part of this design.</w:t>
+            </w:r>
+          </w:p>
+        </w:tc>
+      </w:tr>
+    </w:tbl>
+    <w:p/>
     <w:p>
       <w:pPr>
         <w:pStyle w:val="Heading1"/>
       </w:pPr>
       <w:r>
-        <w:t>3. Consent principles (non-negotiable)</w:t>
-      </w:r>
-    </w:p>
-    <w:p>
-      <w:r>
-        <w:rPr>
-          <w:b w:val="0"/>
-        </w:rPr>
-        <w:t xml:space="preserve">Based on the Digital Personal Data Protection Act, 2023 (consent must be free, specific, informed, unambiguous and given by a clear affirmative action; withdrawal must be as easy as giving it) and TRAI TCCCPR 2018 for SMS / calls. </w:t>
-      </w:r>
-      <w:r>
-        <w:rPr>
-          <w:b/>
-        </w:rPr>
-        <w:t>[Legal]</w:t>
-      </w:r>
-      <w:r>
-        <w:rPr>
-          <w:b w:val="0"/>
-        </w:rPr>
-        <w:t xml:space="preserve"> to confirm.</w:t>
+        <w:t>3. Consent rules</w:t>
       </w:r>
     </w:p>
     <w:tbl>
@@ -481,11 +371,6 @@
           <w:p>
             <w:r>
               <w:rPr>
-                <w:sz w:val="19"/>
-              </w:rPr>
-            </w:r>
-            <w:r>
-              <w:rPr>
                 <w:b/>
                 <w:sz w:val="19"/>
               </w:rPr>
@@ -499,11 +384,6 @@
             <w:shd w:val="clear" w:color="auto" w:fill="F3F1F2"/>
           </w:tcPr>
           <w:p>
-            <w:r>
-              <w:rPr>
-                <w:sz w:val="19"/>
-              </w:rPr>
-            </w:r>
             <w:r>
               <w:rPr>
                 <w:b/>
@@ -522,11 +402,6 @@
           <w:p>
             <w:r>
               <w:rPr>
-                <w:sz w:val="19"/>
-              </w:rPr>
-            </w:r>
-            <w:r>
-              <w:rPr>
                 <w:b w:val="0"/>
                 <w:sz w:val="19"/>
               </w:rPr>
@@ -541,11 +416,6 @@
           <w:p>
             <w:r>
               <w:rPr>
-                <w:sz w:val="19"/>
-              </w:rPr>
-            </w:r>
-            <w:r>
-              <w:rPr>
                 <w:b/>
                 <w:sz w:val="19"/>
               </w:rPr>
@@ -556,7 +426,7 @@
                 <w:b w:val="0"/>
                 <w:sz w:val="19"/>
               </w:rPr>
-              <w:t xml:space="preserve"> Every consent checkbox is unticked unless it shows the customer’s own saved choice (see section 5).</w:t>
+              <w:t xml:space="preserve"> All consent boxes start unticked, every time, for every customer (including when the number is remembered).</w:t>
             </w:r>
           </w:p>
         </w:tc>
@@ -567,11 +437,6 @@
             <w:tcW w:type="dxa" w:w="680"/>
           </w:tcPr>
           <w:p>
-            <w:r>
-              <w:rPr>
-                <w:sz w:val="19"/>
-              </w:rPr>
-            </w:r>
             <w:r>
               <w:rPr>
                 <w:b w:val="0"/>
@@ -591,14 +456,14 @@
                 <w:b/>
                 <w:sz w:val="19"/>
               </w:rPr>
-              <w:t>An untouched box means “not answered”, never “withdrawn”.</w:t>
+              <w:t>Separate purposes.</w:t>
             </w:r>
             <w:r>
               <w:rPr>
                 <w:b w:val="0"/>
                 <w:sz w:val="19"/>
               </w:rPr>
-              <w:t xml:space="preserve"> The system must never remove a saved consent because a box was simply left empty.</w:t>
+              <w:t xml:space="preserve"> Marketing communications (with channels Email, WhatsApp, Call, Text Messages) and personalisation are independent.</w:t>
             </w:r>
           </w:p>
         </w:tc>
@@ -609,11 +474,6 @@
             <w:tcW w:type="dxa" w:w="680"/>
           </w:tcPr>
           <w:p>
-            <w:r>
-              <w:rPr>
-                <w:sz w:val="19"/>
-              </w:rPr>
-            </w:r>
             <w:r>
               <w:rPr>
                 <w:b w:val="0"/>
@@ -633,14 +493,14 @@
                 <w:b/>
                 <w:sz w:val="19"/>
               </w:rPr>
-              <w:t>A deliberate untick is a “no” and must be honoured.</w:t>
+              <w:t>Not a condition of service.</w:t>
             </w:r>
             <w:r>
               <w:rPr>
                 <w:b w:val="0"/>
                 <w:sz w:val="19"/>
               </w:rPr>
-              <w:t xml:space="preserve"> If the customer ticks a box and then unticks it, that consent is withdrawn (when in doubt, do not contact). Withdrawal is also possible any time from the preferences screen.</w:t>
+              <w:t xml:space="preserve"> The customer can continue without ticking anything.</w:t>
             </w:r>
           </w:p>
         </w:tc>
@@ -651,11 +511,6 @@
             <w:tcW w:type="dxa" w:w="680"/>
           </w:tcPr>
           <w:p>
-            <w:r>
-              <w:rPr>
-                <w:sz w:val="19"/>
-              </w:rPr>
-            </w:r>
             <w:r>
               <w:rPr>
                 <w:b w:val="0"/>
@@ -672,22 +527,17 @@
           <w:p>
             <w:r>
               <w:rPr>
-                <w:sz w:val="19"/>
-              </w:rPr>
-            </w:r>
-            <w:r>
-              <w:rPr>
                 <w:b/>
                 <w:sz w:val="19"/>
               </w:rPr>
-              <w:t>Separate purposes.</w:t>
+              <w:t>Send what is selected.</w:t>
             </w:r>
             <w:r>
               <w:rPr>
                 <w:b w:val="0"/>
                 <w:sz w:val="19"/>
               </w:rPr>
-              <w:t xml:space="preserve"> Marketing communications and personalisation are two independent consents. Marketing is further split by channel: Email, WhatsApp, Call, Text Messages.</w:t>
+              <w:t xml:space="preserve"> Only ticked items are sent; an unticked box is not sent and is never treated as an opt-out by the website.</w:t>
             </w:r>
           </w:p>
         </w:tc>
@@ -698,11 +548,6 @@
             <w:tcW w:type="dxa" w:w="680"/>
           </w:tcPr>
           <w:p>
-            <w:r>
-              <w:rPr>
-                <w:sz w:val="19"/>
-              </w:rPr>
-            </w:r>
             <w:r>
               <w:rPr>
                 <w:b w:val="0"/>
@@ -719,22 +564,17 @@
           <w:p>
             <w:r>
               <w:rPr>
-                <w:sz w:val="19"/>
-              </w:rPr>
-            </w:r>
-            <w:r>
-              <w:rPr>
                 <w:b/>
                 <w:sz w:val="19"/>
               </w:rPr>
-              <w:t>Not a condition of service.</w:t>
+              <w:t>Opt-out</w:t>
             </w:r>
             <w:r>
               <w:rPr>
                 <w:b w:val="0"/>
                 <w:sz w:val="19"/>
               </w:rPr>
-              <w:t xml:space="preserve"> A customer can sign in or create an account without ticking anything.</w:t>
+              <w:t xml:space="preserve"> is only through the external unsubscribe / preference link. The website does not show, edit or withdraw consent.</w:t>
             </w:r>
           </w:p>
         </w:tc>
@@ -745,11 +585,6 @@
             <w:tcW w:type="dxa" w:w="680"/>
           </w:tcPr>
           <w:p>
-            <w:r>
-              <w:rPr>
-                <w:sz w:val="19"/>
-              </w:rPr>
-            </w:r>
             <w:r>
               <w:rPr>
                 <w:b w:val="0"/>
@@ -766,58 +601,6 @@
           <w:p>
             <w:r>
               <w:rPr>
-                <w:sz w:val="19"/>
-              </w:rPr>
-            </w:r>
-            <w:r>
-              <w:rPr>
-                <w:b/>
-                <w:sz w:val="19"/>
-              </w:rPr>
-              <w:t>Proof.</w:t>
-            </w:r>
-            <w:r>
-              <w:rPr>
-                <w:b w:val="0"/>
-                <w:sz w:val="19"/>
-              </w:rPr>
-              <w:t xml:space="preserve"> Every change is recorded with time, source, consent text version and channel (section 7).</w:t>
-            </w:r>
-          </w:p>
-        </w:tc>
-      </w:tr>
-      <w:tr>
-        <w:tc>
-          <w:tcPr>
-            <w:tcW w:type="dxa" w:w="680"/>
-          </w:tcPr>
-          <w:p>
-            <w:r>
-              <w:rPr>
-                <w:sz w:val="19"/>
-              </w:rPr>
-            </w:r>
-            <w:r>
-              <w:rPr>
-                <w:b w:val="0"/>
-                <w:sz w:val="19"/>
-              </w:rPr>
-              <w:t>C7</w:t>
-            </w:r>
-          </w:p>
-        </w:tc>
-        <w:tc>
-          <w:tcPr>
-            <w:tcW w:type="dxa" w:w="8674"/>
-          </w:tcPr>
-          <w:p>
-            <w:r>
-              <w:rPr>
-                <w:sz w:val="19"/>
-              </w:rPr>
-            </w:r>
-            <w:r>
-              <w:rPr>
                 <w:b/>
                 <w:sz w:val="19"/>
               </w:rPr>
@@ -828,13 +611,62 @@
                 <w:b w:val="0"/>
                 <w:sz w:val="19"/>
               </w:rPr>
-              <w:t xml:space="preserve"> “By continuing, I acknowledge the Privacy Notice and agree to the Terms &amp; Conditions” is a notice, not a checkbox, and must stay visible next to the CTA on every screen that collects data.</w:t>
+              <w:t xml:space="preserve"> “By continuing, I acknowledge the Privacy Notice and agree to the Terms &amp; Conditions” is a notice next to the CTA, not a checkbox.</w:t>
             </w:r>
           </w:p>
         </w:tc>
       </w:tr>
     </w:tbl>
     <w:p/>
+    <w:p>
+      <w:r>
+        <w:rPr>
+          <w:b w:val="0"/>
+        </w:rPr>
+        <w:t>Consent text shown (first screen only):</w:t>
+      </w:r>
+    </w:p>
+    <w:p>
+      <w:pPr>
+        <w:pStyle w:val="ListBullet"/>
+      </w:pPr>
+      <w:r>
+        <w:rPr>
+          <w:b w:val="0"/>
+        </w:rPr>
+        <w:t>I would like to receive marketing communications from Titan and its businesses about its products, services, offers, and special occasion promotions.</w:t>
+      </w:r>
+    </w:p>
+    <w:p>
+      <w:pPr>
+        <w:pStyle w:val="ListBullet"/>
+      </w:pPr>
+      <w:r>
+        <w:rPr>
+          <w:b w:val="0"/>
+        </w:rPr>
+        <w:t>Please select how you would like to hear from us: Email · WhatsApp · Call · Text Messages</w:t>
+      </w:r>
+    </w:p>
+    <w:p>
+      <w:pPr>
+        <w:pStyle w:val="ListBullet"/>
+      </w:pPr>
+      <w:r>
+        <w:rPr>
+          <w:b w:val="0"/>
+        </w:rPr>
+        <w:t>I consent to the use of my personal data to provide personalised recommendations, offers, and experiences based on my preferences and interactions.</w:t>
+      </w:r>
+    </w:p>
+    <w:p>
+      <w:r>
+        <w:rPr>
+          <w:b w:val="0"/>
+        </w:rPr>
+        <w:t>Behaviour: ticking marketing ticks all four channels (customer can untick any); unticking every channel unticks marketing.</w:t>
+      </w:r>
+    </w:p>
     <w:p>
       <w:pPr>
         <w:pStyle w:val="Heading1"/>
@@ -860,7 +692,7 @@
         <w:rPr>
           <w:b w:val="0"/>
         </w:rPr>
-        <w:t xml:space="preserve"> switcher in the prototype (bottom-left of the page). A developer can open any screen directly with a link such as …/#screen=otp-blocked.</w:t>
+        <w:t xml:space="preserve"> switcher in the prototype (bottom-left). Direct links work, e.g. …/#screen=otp-blocked.</w:t>
       </w:r>
     </w:p>
     <w:tbl>
@@ -883,11 +715,6 @@
           <w:p>
             <w:r>
               <w:rPr>
-                <w:sz w:val="19"/>
-              </w:rPr>
-            </w:r>
-            <w:r>
-              <w:rPr>
                 <w:b/>
                 <w:sz w:val="19"/>
               </w:rPr>
@@ -903,11 +730,6 @@
           <w:p>
             <w:r>
               <w:rPr>
-                <w:sz w:val="19"/>
-              </w:rPr>
-            </w:r>
-            <w:r>
-              <w:rPr>
                 <w:b/>
                 <w:sz w:val="19"/>
               </w:rPr>
@@ -921,11 +743,6 @@
             <w:shd w:val="clear" w:color="auto" w:fill="F3F1F2"/>
           </w:tcPr>
           <w:p>
-            <w:r>
-              <w:rPr>
-                <w:sz w:val="19"/>
-              </w:rPr>
-            </w:r>
             <w:r>
               <w:rPr>
                 <w:b/>
@@ -944,11 +761,6 @@
           <w:p>
             <w:r>
               <w:rPr>
-                <w:sz w:val="19"/>
-              </w:rPr>
-            </w:r>
-            <w:r>
-              <w:rPr>
                 <w:b w:val="0"/>
                 <w:sz w:val="19"/>
               </w:rPr>
@@ -961,11 +773,6 @@
             <w:tcW w:type="dxa" w:w="3005"/>
           </w:tcPr>
           <w:p>
-            <w:r>
-              <w:rPr>
-                <w:sz w:val="19"/>
-              </w:rPr>
-            </w:r>
             <w:r>
               <w:rPr>
                 <w:b w:val="0"/>
@@ -982,15 +789,17 @@
           <w:p>
             <w:r>
               <w:rPr>
+                <w:b w:val="0"/>
                 <w:sz w:val="19"/>
               </w:rPr>
+              <w:t xml:space="preserve">Country code (India default), mobile number, Remember me, consent block, Get OTP, acknowledgement. </w:t>
             </w:r>
             <w:r>
               <w:rPr>
-                <w:b w:val="0"/>
+                <w:b/>
                 <w:sz w:val="19"/>
               </w:rPr>
-              <w:t>Country code (India default), mobile number, Remember me, consent block, Get OTP, acknowledgement.</w:t>
+              <w:t>The only screen with consent.</w:t>
             </w:r>
           </w:p>
         </w:tc>
@@ -1001,11 +810,6 @@
             <w:tcW w:type="dxa" w:w="680"/>
           </w:tcPr>
           <w:p>
-            <w:r>
-              <w:rPr>
-                <w:sz w:val="19"/>
-              </w:rPr>
-            </w:r>
             <w:r>
               <w:rPr>
                 <w:b w:val="0"/>
@@ -1022,15 +826,10 @@
           <w:p>
             <w:r>
               <w:rPr>
-                <w:sz w:val="19"/>
-              </w:rPr>
-            </w:r>
-            <w:r>
-              <w:rPr>
                 <w:b w:val="0"/>
                 <w:sz w:val="19"/>
               </w:rPr>
-              <w:t>OTP (otp)</w:t>
+              <w:t>OTP (otp, otp-wrong, otp-expired, otp-blocked …)</w:t>
             </w:r>
           </w:p>
         </w:tc>
@@ -1041,15 +840,10 @@
           <w:p>
             <w:r>
               <w:rPr>
-                <w:sz w:val="19"/>
-              </w:rPr>
-            </w:r>
-            <w:r>
-              <w:rPr>
                 <w:b w:val="0"/>
                 <w:sz w:val="19"/>
               </w:rPr>
-              <w:t>6-digit code by SMS. Verify &amp; continue.</w:t>
+              <w:t>6-digit code by SMS. Account status, attempt limits and the 24-hour block are checked and shown here.</w:t>
             </w:r>
           </w:p>
         </w:tc>
@@ -1060,11 +854,6 @@
             <w:tcW w:type="dxa" w:w="680"/>
           </w:tcPr>
           <w:p>
-            <w:r>
-              <w:rPr>
-                <w:sz w:val="19"/>
-              </w:rPr>
-            </w:r>
             <w:r>
               <w:rPr>
                 <w:b w:val="0"/>
@@ -1081,15 +870,10 @@
           <w:p>
             <w:r>
               <w:rPr>
-                <w:sz w:val="19"/>
-              </w:rPr>
-            </w:r>
-            <w:r>
-              <w:rPr>
                 <w:b w:val="0"/>
                 <w:sz w:val="19"/>
               </w:rPr>
-              <w:t>Returning customer → Welcome back (success-all / -some / -none)</w:t>
+              <w:t>Welcome back (success-returning)</w:t>
             </w:r>
           </w:p>
         </w:tc>
@@ -1100,15 +884,10 @@
           <w:p>
             <w:r>
               <w:rPr>
-                <w:sz w:val="19"/>
-              </w:rPr>
-            </w:r>
-            <w:r>
-              <w:rPr>
                 <w:b w:val="0"/>
                 <w:sz w:val="19"/>
               </w:rPr>
-              <w:t>Signed in. Shows their saved preferences from the server.</w:t>
+              <w:t>Existing customer is signed in. No consent shown.</w:t>
             </w:r>
           </w:p>
         </w:tc>
@@ -1119,11 +898,6 @@
             <w:tcW w:type="dxa" w:w="680"/>
           </w:tcPr>
           <w:p>
-            <w:r>
-              <w:rPr>
-                <w:sz w:val="19"/>
-              </w:rPr>
-            </w:r>
             <w:r>
               <w:rPr>
                 <w:b w:val="0"/>
@@ -1140,15 +914,10 @@
           <w:p>
             <w:r>
               <w:rPr>
-                <w:sz w:val="19"/>
-              </w:rPr>
-            </w:r>
-            <w:r>
-              <w:rPr>
                 <w:b w:val="0"/>
                 <w:sz w:val="19"/>
               </w:rPr>
-              <w:t>New customer → Create account (details)</w:t>
+              <w:t>Create account (details)</w:t>
             </w:r>
           </w:p>
         </w:tc>
@@ -1159,15 +928,10 @@
           <w:p>
             <w:r>
               <w:rPr>
-                <w:sz w:val="19"/>
-              </w:rPr>
-            </w:r>
-            <w:r>
-              <w:rPr>
                 <w:b w:val="0"/>
                 <w:sz w:val="19"/>
               </w:rPr>
-              <w:t>Name, email (Zoya also Mr. / Ms. / Mrs.), consent carried over from step 1.</w:t>
+              <w:t>New customer: name and email (Zoya also Mr. / Ms. / Mrs.). No consent shown.</w:t>
             </w:r>
           </w:p>
         </w:tc>
@@ -1178,11 +942,6 @@
             <w:tcW w:type="dxa" w:w="680"/>
           </w:tcPr>
           <w:p>
-            <w:r>
-              <w:rPr>
-                <w:sz w:val="19"/>
-              </w:rPr>
-            </w:r>
             <w:r>
               <w:rPr>
                 <w:b w:val="0"/>
@@ -1199,15 +958,10 @@
           <w:p>
             <w:r>
               <w:rPr>
-                <w:sz w:val="19"/>
-              </w:rPr>
-            </w:r>
-            <w:r>
-              <w:rPr>
                 <w:b w:val="0"/>
                 <w:sz w:val="19"/>
               </w:rPr>
-              <w:t>Email already in use (swap)</w:t>
+              <w:t>Email already in use (swap, otp-alt, otp-email)</w:t>
             </w:r>
           </w:p>
         </w:tc>
@@ -1218,15 +972,10 @@
           <w:p>
             <w:r>
               <w:rPr>
-                <w:sz w:val="19"/>
-              </w:rPr>
-            </w:r>
-            <w:r>
-              <w:rPr>
                 <w:b w:val="0"/>
                 <w:sz w:val="19"/>
               </w:rPr>
-              <w:t>Shown only if the email belongs to another account. Options: sign in with that number, or verify the email and move it to the new account, or use a different email.</w:t>
+              <w:t>Only if the email belongs to another account.</w:t>
             </w:r>
           </w:p>
         </w:tc>
@@ -1237,11 +986,6 @@
             <w:tcW w:type="dxa" w:w="680"/>
           </w:tcPr>
           <w:p>
-            <w:r>
-              <w:rPr>
-                <w:sz w:val="19"/>
-              </w:rPr>
-            </w:r>
             <w:r>
               <w:rPr>
                 <w:b w:val="0"/>
@@ -1258,15 +1002,10 @@
           <w:p>
             <w:r>
               <w:rPr>
-                <w:sz w:val="19"/>
-              </w:rPr>
-            </w:r>
-            <w:r>
-              <w:rPr>
                 <w:b w:val="0"/>
                 <w:sz w:val="19"/>
               </w:rPr>
-              <w:t>Account created (success-new / success-swapped)</w:t>
+              <w:t>Account created (success-new, success-swapped)</w:t>
             </w:r>
           </w:p>
         </w:tc>
@@ -1277,74 +1016,10 @@
           <w:p>
             <w:r>
               <w:rPr>
-                <w:sz w:val="19"/>
-              </w:rPr>
-            </w:r>
-            <w:r>
-              <w:rPr>
                 <w:b w:val="0"/>
                 <w:sz w:val="19"/>
               </w:rPr>
-              <w:t>Confirmation; “You can change your communication preferences anytime from your account menu.”</w:t>
-            </w:r>
-          </w:p>
-        </w:tc>
-      </w:tr>
-      <w:tr>
-        <w:tc>
-          <w:tcPr>
-            <w:tcW w:type="dxa" w:w="680"/>
-          </w:tcPr>
-          <w:p>
-            <w:r>
-              <w:rPr>
-                <w:sz w:val="19"/>
-              </w:rPr>
-            </w:r>
-            <w:r>
-              <w:rPr>
-                <w:b w:val="0"/>
-                <w:sz w:val="19"/>
-              </w:rPr>
-              <w:t>—</w:t>
-            </w:r>
-          </w:p>
-        </w:tc>
-        <w:tc>
-          <w:tcPr>
-            <w:tcW w:type="dxa" w:w="3005"/>
-          </w:tcPr>
-          <w:p>
-            <w:r>
-              <w:rPr>
-                <w:sz w:val="19"/>
-              </w:rPr>
-            </w:r>
-            <w:r>
-              <w:rPr>
-                <w:b w:val="0"/>
-                <w:sz w:val="19"/>
-              </w:rPr>
-              <w:t>Communication preferences (prefs)</w:t>
-            </w:r>
-          </w:p>
-        </w:tc>
-        <w:tc>
-          <w:tcPr>
-            <w:tcW w:type="dxa" w:w="5669"/>
-          </w:tcPr>
-          <w:p>
-            <w:r>
-              <w:rPr>
-                <w:sz w:val="19"/>
-              </w:rPr>
-            </w:r>
-            <w:r>
-              <w:rPr>
-                <w:b w:val="0"/>
-                <w:sz w:val="19"/>
-              </w:rPr>
-              <w:t>From the account menu. Changes save automatically.</w:t>
+              <w:t>Confirmation. No consent shown.</w:t>
             </w:r>
           </w:p>
         </w:tc>
@@ -1367,7 +1042,7 @@
         <w:rPr>
           <w:b w:val="0"/>
         </w:rPr>
-        <w:t>India (+91) is pre-selected. Country selector lists supported countries with flag, ISO code and dial code.</w:t>
+        <w:t>India (+91) pre-selected. Digits only; letters and symbols blocked; pasted numbers cleaned (+91, 0091, leading 0, spaces). Grouped as 98765 43210.</w:t>
       </w:r>
     </w:p>
     <w:p>
@@ -1378,7 +1053,24 @@
         <w:rPr>
           <w:b w:val="0"/>
         </w:rPr>
-        <w:t>Digits only. Letters and symbols are blocked as typed; pasted numbers are cleaned (+91, 0091, leading 0 and spaces removed). Number is grouped for readability (98765 43210).</w:t>
+        <w:t>India: 10 digits starting 6–9. Errors: “Enter your mobile number.” / “Enter all 10 digits of your mobile number.” / “Enter a valid Indian mobile number. It starts with 6, 7, 8 or 9.”</w:t>
+      </w:r>
+    </w:p>
+    <w:p>
+      <w:pPr>
+        <w:pStyle w:val="ListBullet"/>
+      </w:pPr>
+      <w:r>
+        <w:rPr>
+          <w:b/>
+        </w:rPr>
+        <w:t>No lookup of the number on this screen</w:t>
+      </w:r>
+      <w:r>
+        <w:rPr>
+          <w:b w:val="0"/>
+        </w:rPr>
+        <w:t xml:space="preserve"> (privacy). Even a blocked number can continue to the OTP screen.</w:t>
       </w:r>
     </w:p>
     <w:p>
@@ -1389,47 +1081,7 @@
         <w:rPr>
           <w:b w:val="0"/>
         </w:rPr>
-        <w:t>India: exactly 10 digits starting with 6, 7, 8 or 9. Errors: “Enter your mobile number.” / “Enter all 10 digits of your mobile number.” / “Enter a valid Indian mobile number. It starts with 6, 7, 8 or 9.”</w:t>
-      </w:r>
-    </w:p>
-    <w:p>
-      <w:pPr>
-        <w:pStyle w:val="ListBullet"/>
-      </w:pPr>
-      <w:r>
-        <w:rPr>
-          <w:b/>
-        </w:rPr>
-        <w:t>Remember me</w:t>
-      </w:r>
-      <w:r>
-        <w:rPr>
-          <w:b w:val="0"/>
-        </w:rPr>
-        <w:t xml:space="preserve">: ticked by default (it is a convenience setting, not marketing consent). </w:t>
-      </w:r>
-      <w:r>
-        <w:rPr>
-          <w:b/>
-        </w:rPr>
-        <w:t>[Legal]</w:t>
-      </w:r>
-      <w:r>
-        <w:rPr>
-          <w:b w:val="0"/>
-        </w:rPr>
-        <w:t xml:space="preserve"> confirm default.</w:t>
-      </w:r>
-    </w:p>
-    <w:p>
-      <w:pPr>
-        <w:pStyle w:val="ListBullet"/>
-      </w:pPr>
-      <w:r>
-        <w:rPr>
-          <w:b w:val="0"/>
-        </w:rPr>
-        <w:t>If the number entered is currently blocked (section 6), the block message and live countdown appear as soon as the number is complete, and Get OTP is disabled.</w:t>
+        <w:t>Remember me: ticked by default.</w:t>
       </w:r>
     </w:p>
     <w:p>
@@ -1459,11 +1111,6 @@
           <w:p>
             <w:r>
               <w:rPr>
-                <w:sz w:val="19"/>
-              </w:rPr>
-            </w:r>
-            <w:r>
-              <w:rPr>
                 <w:b/>
                 <w:sz w:val="19"/>
               </w:rPr>
@@ -1479,15 +1126,10 @@
           <w:p>
             <w:r>
               <w:rPr>
-                <w:sz w:val="19"/>
-              </w:rPr>
-            </w:r>
-            <w:r>
-              <w:rPr>
                 <w:b/>
                 <w:sz w:val="19"/>
               </w:rPr>
-              <w:t>Value (recommended)</w:t>
+              <w:t>Value</w:t>
             </w:r>
           </w:p>
         </w:tc>
@@ -1500,15 +1142,10 @@
           <w:p>
             <w:r>
               <w:rPr>
-                <w:sz w:val="19"/>
-              </w:rPr>
-            </w:r>
-            <w:r>
-              <w:rPr>
                 <w:b w:val="0"/>
                 <w:sz w:val="19"/>
               </w:rPr>
-              <w:t>Code length</w:t>
+              <w:t>Code</w:t>
             </w:r>
           </w:p>
         </w:tc>
@@ -1519,15 +1156,10 @@
           <w:p>
             <w:r>
               <w:rPr>
-                <w:sz w:val="19"/>
-              </w:rPr>
-            </w:r>
-            <w:r>
-              <w:rPr>
                 <w:b w:val="0"/>
                 <w:sz w:val="19"/>
               </w:rPr>
-              <w:t>6 digits; numeric keypad; supports SMS autofill (autocomplete="one-time-code").</w:t>
+              <w:t>6 digits; numeric keypad; SMS autofill.</w:t>
             </w:r>
           </w:p>
         </w:tc>
@@ -1540,15 +1172,10 @@
           <w:p>
             <w:r>
               <w:rPr>
-                <w:sz w:val="19"/>
-              </w:rPr>
-            </w:r>
-            <w:r>
-              <w:rPr>
                 <w:b w:val="0"/>
                 <w:sz w:val="19"/>
               </w:rPr>
-              <w:t>Code validity</w:t>
+              <w:t>Validity</w:t>
             </w:r>
           </w:p>
         </w:tc>
@@ -1557,11 +1184,6 @@
             <w:tcW w:type="dxa" w:w="6520"/>
           </w:tcPr>
           <w:p>
-            <w:r>
-              <w:rPr>
-                <w:sz w:val="19"/>
-              </w:rPr>
-            </w:r>
             <w:r>
               <w:rPr>
                 <w:b w:val="0"/>
@@ -1580,15 +1202,10 @@
           <w:p>
             <w:r>
               <w:rPr>
-                <w:sz w:val="19"/>
-              </w:rPr>
-            </w:r>
-            <w:r>
-              <w:rPr>
                 <w:b w:val="0"/>
                 <w:sz w:val="19"/>
               </w:rPr>
-              <w:t>Resend available after</w:t>
+              <w:t>Resend after</w:t>
             </w:r>
           </w:p>
         </w:tc>
@@ -1599,15 +1216,10 @@
           <w:p>
             <w:r>
               <w:rPr>
-                <w:sz w:val="19"/>
-              </w:rPr>
-            </w:r>
-            <w:r>
-              <w:rPr>
                 <w:b w:val="0"/>
                 <w:sz w:val="19"/>
               </w:rPr>
-              <w:t>30 seconds in prototype; production value configurable (current site ≈ 180 s).</w:t>
+              <w:t>30 s in prototype; production configurable (≈180 s today).</w:t>
             </w:r>
           </w:p>
         </w:tc>
@@ -1618,11 +1230,6 @@
             <w:tcW w:type="dxa" w:w="2835"/>
           </w:tcPr>
           <w:p>
-            <w:r>
-              <w:rPr>
-                <w:sz w:val="19"/>
-              </w:rPr>
-            </w:r>
             <w:r>
               <w:rPr>
                 <w:b w:val="0"/>
@@ -1639,15 +1246,10 @@
           <w:p>
             <w:r>
               <w:rPr>
-                <w:sz w:val="19"/>
-              </w:rPr>
-            </w:r>
-            <w:r>
-              <w:rPr>
                 <w:b w:val="0"/>
                 <w:sz w:val="19"/>
               </w:rPr>
-              <w:t>3 per number per session window.</w:t>
+              <w:t>3.</w:t>
             </w:r>
           </w:p>
         </w:tc>
@@ -1658,11 +1260,6 @@
             <w:tcW w:type="dxa" w:w="2835"/>
           </w:tcPr>
           <w:p>
-            <w:r>
-              <w:rPr>
-                <w:sz w:val="19"/>
-              </w:rPr>
-            </w:r>
             <w:r>
               <w:rPr>
                 <w:b w:val="0"/>
@@ -1679,15 +1276,10 @@
           <w:p>
             <w:r>
               <w:rPr>
-                <w:sz w:val="19"/>
-              </w:rPr>
-            </w:r>
-            <w:r>
-              <w:rPr>
                 <w:b w:val="0"/>
                 <w:sz w:val="19"/>
               </w:rPr>
-              <w:t>5. Message after each: “That code isn’t right. N attempts left.”</w:t>
+              <w:t>5. “That code isn’t right. N attempts left.”</w:t>
             </w:r>
           </w:p>
         </w:tc>
@@ -1698,11 +1290,6 @@
             <w:tcW w:type="dxa" w:w="2835"/>
           </w:tcPr>
           <w:p>
-            <w:r>
-              <w:rPr>
-                <w:sz w:val="19"/>
-              </w:rPr>
-            </w:r>
             <w:r>
               <w:rPr>
                 <w:b w:val="0"/>
@@ -1719,29 +1306,10 @@
           <w:p>
             <w:r>
               <w:rPr>
-                <w:sz w:val="19"/>
-              </w:rPr>
-            </w:r>
-            <w:r>
-              <w:rPr>
                 <w:b w:val="0"/>
                 <w:sz w:val="19"/>
               </w:rPr>
-              <w:t xml:space="preserve">Number blocked for </w:t>
-            </w:r>
-            <w:r>
-              <w:rPr>
-                <w:b/>
-                <w:sz w:val="19"/>
-              </w:rPr>
-              <w:t>24 hours</w:t>
-            </w:r>
-            <w:r>
-              <w:rPr>
-                <w:b w:val="0"/>
-                <w:sz w:val="19"/>
-              </w:rPr>
-              <w:t xml:space="preserve"> (section 6).</w:t>
+              <w:t>Blocked 24 hours: “Too many incorrect attempts. For your security, try again in HH:MM:SS.” with live countdown; code input and Verify disabled.</w:t>
             </w:r>
           </w:p>
         </w:tc>
@@ -1754,9 +1322,34 @@
           <w:p>
             <w:r>
               <w:rPr>
+                <w:b w:val="0"/>
                 <w:sz w:val="19"/>
               </w:rPr>
+              <w:t>Blocked number arrives later</w:t>
             </w:r>
+          </w:p>
+        </w:tc>
+        <w:tc>
+          <w:tcPr>
+            <w:tcW w:type="dxa" w:w="6520"/>
+          </w:tcPr>
+          <w:p>
+            <w:r>
+              <w:rPr>
+                <w:b w:val="0"/>
+                <w:sz w:val="19"/>
+              </w:rPr>
+              <w:t>Shown the same block message on the OTP screen (status comes from the server when the OTP is requested). No message on the first screen.</w:t>
+            </w:r>
+          </w:p>
+        </w:tc>
+      </w:tr>
+      <w:tr>
+        <w:tc>
+          <w:tcPr>
+            <w:tcW w:type="dxa" w:w="2835"/>
+          </w:tcPr>
+          <w:p>
             <w:r>
               <w:rPr>
                 <w:b w:val="0"/>
@@ -1773,11 +1366,6 @@
           <w:p>
             <w:r>
               <w:rPr>
-                <w:sz w:val="19"/>
-              </w:rPr>
-            </w:r>
-            <w:r>
-              <w:rPr>
                 <w:b w:val="0"/>
                 <w:sz w:val="19"/>
               </w:rPr>
@@ -1788,6 +1376,14 @@
       </w:tr>
     </w:tbl>
     <w:p/>
+    <w:p>
+      <w:r>
+        <w:rPr>
+          <w:b w:val="0"/>
+        </w:rPr>
+        <w:t>The block is enforced on the server per mobile number (and per email for email OTP), so it applies across browsers, devices and incognito. Also rate-limit OTP sends per number, IP and device.</w:t>
+      </w:r>
+    </w:p>
     <w:p>
       <w:pPr>
         <w:pStyle w:val="Heading2"/>
@@ -1804,7 +1400,7 @@
         <w:rPr>
           <w:b w:val="0"/>
         </w:rPr>
-        <w:t>Zoya only: Title (Mr. / Ms. / Mrs.), required.</w:t>
+        <w:t>Zoya: Title (Mr. / Ms. / Mrs.), required.</w:t>
       </w:r>
     </w:p>
     <w:p>
@@ -1815,7 +1411,7 @@
         <w:rPr>
           <w:b w:val="0"/>
         </w:rPr>
-        <w:t>First name and last name: letters and spaces only, max 40 characters; first name at least 2 letters.</w:t>
+        <w:t>First / last name: letters and spaces, max 40; first name ≥ 2 letters. Email: required, format-checked, typo suggestion (gmial.com → gmail.com).</w:t>
       </w:r>
     </w:p>
     <w:p>
@@ -1826,18 +1422,7 @@
         <w:rPr>
           <w:b w:val="0"/>
         </w:rPr>
-        <w:t>Email: required, lower-cased, max 254 characters, format-checked, with typo suggestion (e.g. gmial.com → “Did you mean …gmail.com?”).</w:t>
-      </w:r>
-    </w:p>
-    <w:p>
-      <w:pPr>
-        <w:pStyle w:val="ListBullet"/>
-      </w:pPr>
-      <w:r>
-        <w:rPr>
-          <w:b w:val="0"/>
-        </w:rPr>
-        <w:t>Consent ticked on the mobile screen is carried over and stays editable.</w:t>
+        <w:t>Consent selected on the first screen is sent with the account-creation call; it is not shown again.</w:t>
       </w:r>
     </w:p>
     <w:p>
@@ -1856,7 +1441,13 @@
         <w:rPr>
           <w:b w:val="0"/>
         </w:rPr>
-        <w:t>Heading: “This email is linked to another account”. The other account’s number is masked (******3469).</w:t>
+        <w:t>“This email is linked to another account”, with the other number masked (</w:t>
+      </w:r>
+      <w:r>
+        <w:rPr>
+          <w:b/>
+        </w:rPr>
+        <w:t>3469).</w:t>
       </w:r>
     </w:p>
     <w:p>
@@ -1867,29 +1458,13 @@
         <w:rPr>
           <w:b w:val="0"/>
         </w:rPr>
-        <w:t>Option 1: “Sign in with ******3469”: OTP to that number; customer is signed in to the existing account.</w:t>
+        <w:t xml:space="preserve">Sign in with </w:t>
       </w:r>
-    </w:p>
-    <w:p>
-      <w:pPr>
-        <w:pStyle w:val="ListBullet"/>
-      </w:pPr>
       <w:r>
         <w:rPr>
-          <w:b w:val="0"/>
+          <w:b/>
         </w:rPr>
-        <w:t>Option 2: “Use this email for my new account”: OTP to the email; once verified the email moves to the new account and is removed from the old one.</w:t>
-      </w:r>
-    </w:p>
-    <w:p>
-      <w:pPr>
-        <w:pStyle w:val="ListBullet"/>
-      </w:pPr>
-      <w:r>
-        <w:rPr>
-          <w:b w:val="0"/>
-        </w:rPr>
-        <w:t>Or “use a different email”.</w:t>
+        <w:t>3469 (OTP to that number) · Use this email for my new account (OTP to the email; email moves to the new account) · Or use a different email.</w:t>
       </w:r>
     </w:p>
     <w:p>
@@ -1897,15 +1472,7 @@
         <w:pStyle w:val="Heading1"/>
       </w:pPr>
       <w:r>
-        <w:t>5. Remember me (recommendation)</w:t>
-      </w:r>
-    </w:p>
-    <w:p>
-      <w:pPr>
-        <w:pStyle w:val="Heading2"/>
-      </w:pPr>
-      <w:r>
-        <w:t>5.1 What the customer experiences</w:t>
+        <w:t>5. When consent is sent</w:t>
       </w:r>
     </w:p>
     <w:tbl>
@@ -1921,41 +1488,31 @@
       <w:tr>
         <w:tc>
           <w:tcPr>
-            <w:tcW w:type="dxa" w:w="3402"/>
+            <w:tcW w:type="dxa" w:w="3969"/>
             <w:shd w:val="clear" w:color="auto" w:fill="F3F1F2"/>
           </w:tcPr>
           <w:p>
             <w:r>
               <w:rPr>
+                <w:b/>
                 <w:sz w:val="19"/>
               </w:rPr>
+              <w:t>Moment</w:t>
             </w:r>
+          </w:p>
+        </w:tc>
+        <w:tc>
+          <w:tcPr>
+            <w:tcW w:type="dxa" w:w="5386"/>
+            <w:shd w:val="clear" w:color="auto" w:fill="F3F1F2"/>
+          </w:tcPr>
+          <w:p>
             <w:r>
               <w:rPr>
                 <w:b/>
                 <w:sz w:val="19"/>
               </w:rPr>
-              <w:t>Situation</w:t>
-            </w:r>
-          </w:p>
-        </w:tc>
-        <w:tc>
-          <w:tcPr>
-            <w:tcW w:type="dxa" w:w="5953"/>
-            <w:shd w:val="clear" w:color="auto" w:fill="F3F1F2"/>
-          </w:tcPr>
-          <w:p>
-            <w:r>
-              <w:rPr>
-                <w:sz w:val="19"/>
-              </w:rPr>
-            </w:r>
-            <w:r>
-              <w:rPr>
-                <w:b/>
-                <w:sz w:val="19"/>
-              </w:rPr>
-              <w:t>What they see next time on the same device</w:t>
+              <w:t>Send</w:t>
             </w:r>
           </w:p>
         </w:tc>
@@ -1963,67 +1520,29 @@
       <w:tr>
         <w:tc>
           <w:tcPr>
-            <w:tcW w:type="dxa" w:w="3402"/>
+            <w:tcW w:type="dxa" w:w="3969"/>
           </w:tcPr>
           <w:p>
-            <w:r>
-              <w:rPr>
-                <w:sz w:val="19"/>
-              </w:rPr>
-            </w:r>
             <w:r>
               <w:rPr>
                 <w:b w:val="0"/>
                 <w:sz w:val="19"/>
               </w:rPr>
-              <w:t>Signed in with Remember me ticked, then logged out (or session expired)</w:t>
+              <w:t>Customer ticks / unticks on the first screen</w:t>
             </w:r>
           </w:p>
         </w:tc>
         <w:tc>
           <w:tcPr>
-            <w:tcW w:type="dxa" w:w="5953"/>
+            <w:tcW w:type="dxa" w:w="5386"/>
           </w:tcPr>
           <w:p>
-            <w:r>
-              <w:rPr>
-                <w:sz w:val="19"/>
-              </w:rPr>
-            </w:r>
             <w:r>
               <w:rPr>
                 <w:b w:val="0"/>
                 <w:sz w:val="19"/>
               </w:rPr>
-              <w:t xml:space="preserve">Mobile number pre-filled. Consent shown as a one-line summary of their </w:t>
-            </w:r>
-            <w:r>
-              <w:rPr>
-                <w:b/>
-                <w:sz w:val="19"/>
-              </w:rPr>
-              <w:t>saved</w:t>
-            </w:r>
-            <w:r>
-              <w:rPr>
-                <w:b w:val="0"/>
-                <w:sz w:val="19"/>
-              </w:rPr>
-              <w:t xml:space="preserve"> choices (e.g. “Offers by Email and WhatsApp · personalised picks off”) with </w:t>
-            </w:r>
-            <w:r>
-              <w:rPr>
-                <w:b/>
-                <w:sz w:val="19"/>
-              </w:rPr>
-              <w:t>Edit</w:t>
-            </w:r>
-            <w:r>
-              <w:rPr>
-                <w:b w:val="0"/>
-                <w:sz w:val="19"/>
-              </w:rPr>
-              <w:t>. Tapping Edit shows the boxes ticked exactly as saved.</w:t>
+              <w:t>Nothing yet.</w:t>
             </w:r>
           </w:p>
         </w:tc>
@@ -2031,39 +1550,29 @@
       <w:tr>
         <w:tc>
           <w:tcPr>
-            <w:tcW w:type="dxa" w:w="3402"/>
+            <w:tcW w:type="dxa" w:w="3969"/>
           </w:tcPr>
           <w:p>
-            <w:r>
-              <w:rPr>
-                <w:sz w:val="19"/>
-              </w:rPr>
-            </w:r>
             <w:r>
               <w:rPr>
                 <w:b w:val="0"/>
                 <w:sz w:val="19"/>
               </w:rPr>
-              <w:t>Same as above, but they have no consent on file</w:t>
+              <w:t>Customer closes the pop-up before OTP</w:t>
             </w:r>
           </w:p>
         </w:tc>
         <w:tc>
           <w:tcPr>
-            <w:tcW w:type="dxa" w:w="5953"/>
+            <w:tcW w:type="dxa" w:w="5386"/>
           </w:tcPr>
           <w:p>
-            <w:r>
-              <w:rPr>
-                <w:sz w:val="19"/>
-              </w:rPr>
-            </w:r>
             <w:r>
               <w:rPr>
                 <w:b w:val="0"/>
                 <w:sz w:val="19"/>
               </w:rPr>
-              <w:t>Number pre-filled; consent boxes shown open and unticked (nothing to summarise). Ticking adds consent.</w:t>
+              <w:t>Nothing.</w:t>
             </w:r>
           </w:p>
         </w:tc>
@@ -2071,39 +1580,29 @@
       <w:tr>
         <w:tc>
           <w:tcPr>
-            <w:tcW w:type="dxa" w:w="3402"/>
+            <w:tcW w:type="dxa" w:w="3969"/>
           </w:tcPr>
           <w:p>
-            <w:r>
-              <w:rPr>
-                <w:sz w:val="19"/>
-              </w:rPr>
-            </w:r>
             <w:r>
               <w:rPr>
                 <w:b w:val="0"/>
                 <w:sz w:val="19"/>
               </w:rPr>
-              <w:t>They change the pre-filled number to a different number</w:t>
+              <w:t>OTP verified, existing customer</w:t>
             </w:r>
           </w:p>
         </w:tc>
         <w:tc>
           <w:tcPr>
-            <w:tcW w:type="dxa" w:w="5953"/>
+            <w:tcW w:type="dxa" w:w="5386"/>
           </w:tcPr>
           <w:p>
-            <w:r>
-              <w:rPr>
-                <w:sz w:val="19"/>
-              </w:rPr>
-            </w:r>
             <w:r>
               <w:rPr>
                 <w:b w:val="0"/>
                 <w:sz w:val="19"/>
               </w:rPr>
-              <w:t>Summary disappears; blank unticked consent boxes (treated as an unknown customer, section 6).</w:t>
+              <w:t>One call with the selected items. If nothing is selected, no call.</w:t>
             </w:r>
           </w:p>
         </w:tc>
@@ -2111,39 +1610,29 @@
       <w:tr>
         <w:tc>
           <w:tcPr>
-            <w:tcW w:type="dxa" w:w="3402"/>
+            <w:tcW w:type="dxa" w:w="3969"/>
           </w:tcPr>
           <w:p>
-            <w:r>
-              <w:rPr>
-                <w:sz w:val="19"/>
-              </w:rPr>
-            </w:r>
             <w:r>
               <w:rPr>
                 <w:b w:val="0"/>
                 <w:sz w:val="19"/>
               </w:rPr>
-              <w:t>They signed in with Remember me unticked</w:t>
+              <w:t>New customer creates account</w:t>
             </w:r>
           </w:p>
         </w:tc>
         <w:tc>
           <w:tcPr>
-            <w:tcW w:type="dxa" w:w="5953"/>
+            <w:tcW w:type="dxa" w:w="5386"/>
           </w:tcPr>
           <w:p>
-            <w:r>
-              <w:rPr>
-                <w:sz w:val="19"/>
-              </w:rPr>
-            </w:r>
             <w:r>
               <w:rPr>
                 <w:b w:val="0"/>
                 <w:sz w:val="19"/>
               </w:rPr>
-              <w:t>Nothing pre-filled. Device is forgotten.</w:t>
+              <w:t>Selected items sent with account creation (or a separate call right after).</w:t>
             </w:r>
           </w:p>
         </w:tc>
@@ -2151,39 +1640,29 @@
       <w:tr>
         <w:tc>
           <w:tcPr>
-            <w:tcW w:type="dxa" w:w="3402"/>
+            <w:tcW w:type="dxa" w:w="3969"/>
           </w:tcPr>
           <w:p>
-            <w:r>
-              <w:rPr>
-                <w:sz w:val="19"/>
-              </w:rPr>
-            </w:r>
             <w:r>
               <w:rPr>
                 <w:b w:val="0"/>
                 <w:sz w:val="19"/>
               </w:rPr>
-              <w:t>Incognito / new device / cleared cookies</w:t>
+              <w:t>Email-swap flow completes</w:t>
             </w:r>
           </w:p>
         </w:tc>
         <w:tc>
           <w:tcPr>
-            <w:tcW w:type="dxa" w:w="5953"/>
+            <w:tcW w:type="dxa" w:w="5386"/>
           </w:tcPr>
           <w:p>
-            <w:r>
-              <w:rPr>
-                <w:sz w:val="19"/>
-              </w:rPr>
-            </w:r>
             <w:r>
               <w:rPr>
                 <w:b w:val="0"/>
                 <w:sz w:val="19"/>
               </w:rPr>
-              <w:t>Nothing pre-filled; blank unticked boxes. Saved consent is protected by rule C2 (section 6).</w:t>
+              <w:t>Same as new customer.</w:t>
             </w:r>
           </w:p>
         </w:tc>
@@ -2191,456 +1670,76 @@
     </w:tbl>
     <w:p/>
     <w:p>
-      <w:pPr>
-        <w:pStyle w:val="Heading2"/>
-      </w:pPr>
-      <w:r>
-        <w:t>5.2 What to store, and where</w:t>
-      </w:r>
-    </w:p>
-    <w:tbl>
-      <w:tblPr>
-        <w:tblW w:type="auto" w:w="0"/>
-        <w:jc w:val="center"/>
-        <w:tblLook w:firstColumn="1" w:firstRow="1" w:lastColumn="0" w:lastRow="0" w:noHBand="0" w:noVBand="1" w:val="04A0"/>
-      </w:tblPr>
-      <w:tblGrid>
-        <w:gridCol w:w="9746"/>
-      </w:tblGrid>
-      <w:tr>
-        <w:tc>
-          <w:tcPr>
-            <w:tcW w:type="dxa" w:w="9746"/>
-            <w:shd w:val="clear" w:color="auto" w:fill="FBEFF2"/>
-          </w:tcPr>
-          <w:p>
-            <w:r/>
-            <w:r>
-              <w:rPr>
-                <w:b/>
-              </w:rPr>
-              <w:t>Do not store the mobile number, name or consent in localStorage or a readable cookie.</w:t>
-            </w:r>
-            <w:r>
-              <w:rPr>
-                <w:b w:val="0"/>
-              </w:rPr>
-              <w:t xml:space="preserve"> The prototype does this only because it has no backend.</w:t>
-            </w:r>
-          </w:p>
-        </w:tc>
-      </w:tr>
-    </w:tbl>
-    <w:p/>
-    <w:tbl>
-      <w:tblPr>
-        <w:tblStyle w:val="TableGrid"/>
-        <w:tblW w:type="auto" w:w="0"/>
-        <w:tblLook w:firstColumn="1" w:firstRow="1" w:lastColumn="0" w:lastRow="0" w:noHBand="0" w:noVBand="1" w:val="04A0"/>
-      </w:tblPr>
-      <w:tblGrid>
-        <w:gridCol w:w="3249"/>
-        <w:gridCol w:w="3249"/>
-        <w:gridCol w:w="3249"/>
-      </w:tblGrid>
-      <w:tr>
-        <w:tc>
-          <w:tcPr>
-            <w:tcW w:type="dxa" w:w="1247"/>
-            <w:shd w:val="clear" w:color="auto" w:fill="F3F1F2"/>
-          </w:tcPr>
-          <w:p>
-            <w:r>
-              <w:rPr>
-                <w:sz w:val="19"/>
-              </w:rPr>
-            </w:r>
-            <w:r>
-              <w:rPr>
-                <w:b/>
-                <w:sz w:val="19"/>
-              </w:rPr>
-              <w:t>Where</w:t>
-            </w:r>
-          </w:p>
-        </w:tc>
-        <w:tc>
-          <w:tcPr>
-            <w:tcW w:type="dxa" w:w="2268"/>
-            <w:shd w:val="clear" w:color="auto" w:fill="F3F1F2"/>
-          </w:tcPr>
-          <w:p>
-            <w:r>
-              <w:rPr>
-                <w:sz w:val="19"/>
-              </w:rPr>
-            </w:r>
-            <w:r>
-              <w:rPr>
-                <w:b/>
-                <w:sz w:val="19"/>
-              </w:rPr>
-              <w:t>What</w:t>
-            </w:r>
-          </w:p>
-        </w:tc>
-        <w:tc>
-          <w:tcPr>
-            <w:tcW w:type="dxa" w:w="5839"/>
-            <w:shd w:val="clear" w:color="auto" w:fill="F3F1F2"/>
-          </w:tcPr>
-          <w:p>
-            <w:r>
-              <w:rPr>
-                <w:sz w:val="19"/>
-              </w:rPr>
-            </w:r>
-            <w:r>
-              <w:rPr>
-                <w:b/>
-                <w:sz w:val="19"/>
-              </w:rPr>
-              <w:t>Details</w:t>
-            </w:r>
-          </w:p>
-        </w:tc>
-      </w:tr>
-      <w:tr>
-        <w:tc>
-          <w:tcPr>
-            <w:tcW w:type="dxa" w:w="1247"/>
-          </w:tcPr>
-          <w:p>
-            <w:r>
-              <w:rPr>
-                <w:sz w:val="19"/>
-              </w:rPr>
-            </w:r>
-            <w:r>
-              <w:rPr>
-                <w:b w:val="0"/>
-                <w:sz w:val="19"/>
-              </w:rPr>
-              <w:t>Browser</w:t>
-            </w:r>
-          </w:p>
-        </w:tc>
-        <w:tc>
-          <w:tcPr>
-            <w:tcW w:type="dxa" w:w="2268"/>
-          </w:tcPr>
-          <w:p>
-            <w:r>
-              <w:rPr>
-                <w:sz w:val="19"/>
-              </w:rPr>
-            </w:r>
-            <w:r>
-              <w:rPr>
-                <w:b w:val="0"/>
-                <w:sz w:val="19"/>
-              </w:rPr>
-              <w:t>Remember-me cookie</w:t>
-            </w:r>
-          </w:p>
-        </w:tc>
-        <w:tc>
-          <w:tcPr>
-            <w:tcW w:type="dxa" w:w="5839"/>
-          </w:tcPr>
-          <w:p>
-            <w:r>
-              <w:rPr>
-                <w:sz w:val="19"/>
-              </w:rPr>
-            </w:r>
-            <w:r>
-              <w:rPr>
-                <w:b w:val="0"/>
-                <w:sz w:val="19"/>
-              </w:rPr>
-              <w:t>Random opaque token (≥128-bit). HttpOnly, Secure, SameSite=Lax. Expiry 90–180 days. Contains no personal data.</w:t>
-            </w:r>
-          </w:p>
-        </w:tc>
-      </w:tr>
-      <w:tr>
-        <w:tc>
-          <w:tcPr>
-            <w:tcW w:type="dxa" w:w="1247"/>
-          </w:tcPr>
-          <w:p>
-            <w:r>
-              <w:rPr>
-                <w:sz w:val="19"/>
-              </w:rPr>
-            </w:r>
-            <w:r>
-              <w:rPr>
-                <w:b w:val="0"/>
-                <w:sz w:val="19"/>
-              </w:rPr>
-              <w:t>Server</w:t>
-            </w:r>
-          </w:p>
-        </w:tc>
-        <w:tc>
-          <w:tcPr>
-            <w:tcW w:type="dxa" w:w="2268"/>
-          </w:tcPr>
-          <w:p>
-            <w:r>
-              <w:rPr>
-                <w:sz w:val="19"/>
-              </w:rPr>
-            </w:r>
-            <w:r>
-              <w:rPr>
-                <w:b w:val="0"/>
-                <w:sz w:val="19"/>
-              </w:rPr>
-              <w:t>Remembered-device record</w:t>
-            </w:r>
-          </w:p>
-        </w:tc>
-        <w:tc>
-          <w:tcPr>
-            <w:tcW w:type="dxa" w:w="5839"/>
-          </w:tcPr>
-          <w:p>
-            <w:r>
-              <w:rPr>
-                <w:sz w:val="19"/>
-              </w:rPr>
-            </w:r>
-            <w:r>
-              <w:rPr>
-                <w:b w:val="0"/>
-                <w:sz w:val="19"/>
-              </w:rPr>
-              <w:t>Hash of token → customer ID, brand, created, last used, expiry, device label (browser / OS). Rotate token on each use. Revocable.</w:t>
-            </w:r>
-          </w:p>
-        </w:tc>
-      </w:tr>
-      <w:tr>
-        <w:tc>
-          <w:tcPr>
-            <w:tcW w:type="dxa" w:w="1247"/>
-          </w:tcPr>
-          <w:p>
-            <w:r>
-              <w:rPr>
-                <w:sz w:val="19"/>
-              </w:rPr>
-            </w:r>
-            <w:r>
-              <w:rPr>
-                <w:b w:val="0"/>
-                <w:sz w:val="19"/>
-              </w:rPr>
-              <w:t>Server</w:t>
-            </w:r>
-          </w:p>
-        </w:tc>
-        <w:tc>
-          <w:tcPr>
-            <w:tcW w:type="dxa" w:w="2268"/>
-          </w:tcPr>
-          <w:p>
-            <w:r>
-              <w:rPr>
-                <w:sz w:val="19"/>
-              </w:rPr>
-            </w:r>
-            <w:r>
-              <w:rPr>
-                <w:b w:val="0"/>
-                <w:sz w:val="19"/>
-              </w:rPr>
-              <w:t>Consent record</w:t>
-            </w:r>
-          </w:p>
-        </w:tc>
-        <w:tc>
-          <w:tcPr>
-            <w:tcW w:type="dxa" w:w="5839"/>
-          </w:tcPr>
-          <w:p>
-            <w:r>
-              <w:rPr>
-                <w:sz w:val="19"/>
-              </w:rPr>
-            </w:r>
-            <w:r>
-              <w:rPr>
-                <w:b w:val="0"/>
-                <w:sz w:val="19"/>
-              </w:rPr>
-              <w:t>Current state + append-only history (section 7). Single source of truth for every channel and brand system.</w:t>
-            </w:r>
-          </w:p>
-        </w:tc>
-      </w:tr>
-      <w:tr>
-        <w:tc>
-          <w:tcPr>
-            <w:tcW w:type="dxa" w:w="1247"/>
-          </w:tcPr>
-          <w:p>
-            <w:r>
-              <w:rPr>
-                <w:sz w:val="19"/>
-              </w:rPr>
-            </w:r>
-            <w:r>
-              <w:rPr>
-                <w:b w:val="0"/>
-                <w:sz w:val="19"/>
-              </w:rPr>
-              <w:t>Browser</w:t>
-            </w:r>
-          </w:p>
-        </w:tc>
-        <w:tc>
-          <w:tcPr>
-            <w:tcW w:type="dxa" w:w="2268"/>
-          </w:tcPr>
-          <w:p>
-            <w:r>
-              <w:rPr>
-                <w:sz w:val="19"/>
-              </w:rPr>
-            </w:r>
-            <w:r>
-              <w:rPr>
-                <w:b w:val="0"/>
-                <w:sz w:val="19"/>
-              </w:rPr>
-              <w:t>Session</w:t>
-            </w:r>
-          </w:p>
-        </w:tc>
-        <w:tc>
-          <w:tcPr>
-            <w:tcW w:type="dxa" w:w="5839"/>
-          </w:tcPr>
-          <w:p>
-            <w:r>
-              <w:rPr>
-                <w:sz w:val="19"/>
-              </w:rPr>
-            </w:r>
-            <w:r>
-              <w:rPr>
-                <w:b w:val="0"/>
-                <w:sz w:val="19"/>
-              </w:rPr>
-              <w:t xml:space="preserve">Standard SFCC session cookie. Logging out ends the session but </w:t>
-            </w:r>
-            <w:r>
-              <w:rPr>
-                <w:b/>
-                <w:sz w:val="19"/>
-              </w:rPr>
-              <w:t>keeps</w:t>
-            </w:r>
-            <w:r>
-              <w:rPr>
-                <w:b w:val="0"/>
-                <w:sz w:val="19"/>
-              </w:rPr>
-              <w:t xml:space="preserve"> the remember-me token unless the customer unticked Remember me.</w:t>
-            </w:r>
-          </w:p>
-        </w:tc>
-      </w:tr>
-    </w:tbl>
-    <w:p/>
-    <w:p>
-      <w:pPr>
-        <w:pStyle w:val="Heading2"/>
-      </w:pPr>
-      <w:r>
-        <w:t>5.3 How to display it next time</w:t>
-      </w:r>
-    </w:p>
-    <w:p>
-      <w:pPr>
-        <w:pStyle w:val="ListNumber"/>
-      </w:pPr>
       <w:r>
         <w:rPr>
           <w:b w:val="0"/>
         </w:rPr>
-        <w:t>Pop-up opens → front end calls e.g. GET /login/remembered (cookie sent automatically).</w:t>
-      </w:r>
-    </w:p>
-    <w:p>
-      <w:pPr>
-        <w:pStyle w:val="ListNumber"/>
-      </w:pPr>
-      <w:r>
-        <w:rPr>
-          <w:b w:val="0"/>
-        </w:rPr>
-        <w:t>Server validates the token. If valid, returns: country code, mobile number (or masked number, see below), first name, and a consent summary.</w:t>
-      </w:r>
-    </w:p>
-    <w:p>
-      <w:pPr>
-        <w:pStyle w:val="ListNumber"/>
-      </w:pPr>
-      <w:r>
-        <w:rPr>
-          <w:b w:val="0"/>
-        </w:rPr>
-        <w:t>Front end pre-fills the number and shows the summary row with Edit. If the token is invalid or expired → delete cookie and show the blank form.</w:t>
-      </w:r>
-    </w:p>
-    <w:p>
-      <w:pPr>
-        <w:pStyle w:val="ListNumber"/>
-      </w:pPr>
-      <w:r>
-        <w:rPr>
-          <w:b w:val="0"/>
-        </w:rPr>
-        <w:t>If the customer edits consent here and then verifies the OTP, save exactly what is shown (they saw their real choices).</w:t>
+        <w:t>Example request:</w:t>
       </w:r>
     </w:p>
     <w:p>
       <w:r>
         <w:rPr>
-          <w:b/>
+          <w:rFonts w:ascii="Consolas" w:hAnsi="Consolas"/>
+          <w:sz w:val="18"/>
         </w:rPr>
-        <w:t>Shared devices:</w:t>
+        <w:t>POST /consent</w:t>
+        <w:br/>
       </w:r>
       <w:r>
         <w:rPr>
-          <w:b w:val="0"/>
+          <w:rFonts w:ascii="Consolas" w:hAnsi="Consolas"/>
+          <w:sz w:val="18"/>
         </w:rPr>
-        <w:t xml:space="preserve"> recommend showing the number masked (+91 ******3210) with “Not you? Use another number”, and add “Forget this device” in the account menu. </w:t>
+        <w:t>{</w:t>
+        <w:br/>
       </w:r>
       <w:r>
         <w:rPr>
-          <w:b/>
+          <w:rFonts w:ascii="Consolas" w:hAnsi="Consolas"/>
+          <w:sz w:val="18"/>
         </w:rPr>
-        <w:t>[Business]</w:t>
+        <w:t xml:space="preserve">  "customerId": "…",</w:t>
+        <w:br/>
       </w:r>
       <w:r>
         <w:rPr>
-          <w:b w:val="0"/>
+          <w:rFonts w:ascii="Consolas" w:hAnsi="Consolas"/>
+          <w:sz w:val="18"/>
         </w:rPr>
-        <w:t xml:space="preserve"> decide masked vs full; the prototype shows the full number.</w:t>
+        <w:t xml:space="preserve">  "granted": ["marketing_email", "marketing_whatsapp", "personalisation"],</w:t>
+        <w:br/>
       </w:r>
-    </w:p>
-    <w:p>
-      <w:pPr>
-        <w:pStyle w:val="Heading2"/>
-      </w:pPr>
       <w:r>
-        <w:t>5.4 When the device is forgotten</w:t>
+        <w:rPr>
+          <w:rFonts w:ascii="Consolas" w:hAnsi="Consolas"/>
+          <w:sz w:val="18"/>
+        </w:rPr>
+        <w:t xml:space="preserve">  "source": "login",            // "login" | "signup"</w:t>
+        <w:br/>
+      </w:r>
+      <w:r>
+        <w:rPr>
+          <w:rFonts w:ascii="Consolas" w:hAnsi="Consolas"/>
+          <w:sz w:val="18"/>
+        </w:rPr>
+        <w:t xml:space="preserve">  "noticeVersion": "consent-v1",</w:t>
+        <w:br/>
+      </w:r>
+      <w:r>
+        <w:rPr>
+          <w:rFonts w:ascii="Consolas" w:hAnsi="Consolas"/>
+          <w:sz w:val="18"/>
+        </w:rPr>
+        <w:t xml:space="preserve">  "timestamp": "2026-10-06T10:00:00Z"</w:t>
+        <w:br/>
+      </w:r>
+      <w:r>
+        <w:rPr>
+          <w:rFonts w:ascii="Consolas" w:hAnsi="Consolas"/>
+          <w:sz w:val="18"/>
+        </w:rPr>
+        <w:t>}</w:t>
       </w:r>
     </w:p>
     <w:p>
@@ -2651,7 +1750,7 @@
         <w:rPr>
           <w:b w:val="0"/>
         </w:rPr>
-        <w:t>Customer unticks Remember me and signs in → delete token (server and cookie).</w:t>
+        <w:t>The server records each grant with time, source, notice version, brand and device for proof of consent.</w:t>
       </w:r>
     </w:p>
     <w:p>
@@ -2662,29 +1761,7 @@
         <w:rPr>
           <w:b w:val="0"/>
         </w:rPr>
-        <w:t>Customer taps “Not you?” / “Forget this device”.</w:t>
-      </w:r>
-    </w:p>
-    <w:p>
-      <w:pPr>
-        <w:pStyle w:val="ListBullet"/>
-      </w:pPr>
-      <w:r>
-        <w:rPr>
-          <w:b w:val="0"/>
-        </w:rPr>
-        <w:t>Token expires or is unused for the expiry period.</w:t>
-      </w:r>
-    </w:p>
-    <w:p>
-      <w:pPr>
-        <w:pStyle w:val="ListBullet"/>
-      </w:pPr>
-      <w:r>
-        <w:rPr>
-          <w:b w:val="0"/>
-        </w:rPr>
-        <w:t>Customer changes their mobile number, or uses “Sign out of all devices” → revoke all tokens.</w:t>
+        <w:t>Sending a grant that already exists is harmless (idempotent). Unticked items are not sent and do not withdraw anything.</w:t>
       </w:r>
     </w:p>
     <w:p>
@@ -2692,49 +1769,12 @@
         <w:pStyle w:val="Heading1"/>
       </w:pPr>
       <w:r>
-        <w:t>6. Incognito, new device, or Remember me off</w:t>
-      </w:r>
-    </w:p>
-    <w:p>
-      <w:pPr>
-        <w:pStyle w:val="Heading2"/>
-      </w:pPr>
-      <w:r>
-        <w:t>6.1 Why preferences cannot be shown before the OTP</w:t>
-      </w:r>
-    </w:p>
-    <w:p>
-      <w:r>
-        <w:rPr>
-          <w:b w:val="0"/>
-        </w:rPr>
-        <w:t xml:space="preserve">On the first screen the system does not yet know </w:t>
-      </w:r>
-      <w:r>
-        <w:rPr>
-          <w:b/>
-        </w:rPr>
-        <w:t>who</w:t>
-      </w:r>
-      <w:r>
-        <w:rPr>
-          <w:b w:val="0"/>
-        </w:rPr>
-        <w:t xml:space="preserve"> is typing. Anyone can type any number. If we looked the number up and showed its saved preferences (or even showed the boxes ticked), we would reveal that the number has an account and expose that person’s choices to a stranger. That is a privacy breach and also lets bots discover registered numbers. So the first screen always shows unticked boxes for an unknown customer.</w:t>
-      </w:r>
-    </w:p>
-    <w:p>
-      <w:pPr>
-        <w:pStyle w:val="Heading2"/>
-      </w:pPr>
-      <w:r>
-        <w:t>6.2 How saved consent is protected</w:t>
+        <w:t>6. Remember me</w:t>
       </w:r>
     </w:p>
     <w:tbl>
       <w:tblPr>
         <w:tblW w:type="auto" w:w="0"/>
-        <w:jc w:val="center"/>
         <w:tblLook w:firstColumn="1" w:firstRow="1" w:lastColumn="0" w:lastRow="0" w:noHBand="0" w:noVBand="1" w:val="04A0"/>
       </w:tblPr>
       <w:tblGrid>
@@ -2750,16 +1790,14 @@
             <w:r>
               <w:rPr>
                 <w:b/>
-                <w:sz w:val="19"/>
               </w:rPr>
-              <w:t>Rule: on a blank form, only the boxes the customer touched change.</w:t>
+              <w:t>Remember me stores only the mobile number, only in this browser.</w:t>
             </w:r>
             <w:r>
               <w:rPr>
                 <w:b w:val="0"/>
-                <w:sz w:val="19"/>
               </w:rPr>
-              <w:t xml:space="preserve"> Untouched = keep what is saved. Ticked = yes. Ticked then unticked = no. After the OTP they see the final result and can change it again.</w:t>
+              <w:t xml:space="preserve"> No name, email or consent is stored or shown.</w:t>
             </w:r>
           </w:p>
         </w:tc>
@@ -2779,41 +1817,31 @@
       <w:tr>
         <w:tc>
           <w:tcPr>
-            <w:tcW w:type="dxa" w:w="2551"/>
+            <w:tcW w:type="dxa" w:w="3969"/>
             <w:shd w:val="clear" w:color="auto" w:fill="F3F1F2"/>
           </w:tcPr>
           <w:p>
             <w:r>
               <w:rPr>
+                <w:b/>
                 <w:sz w:val="19"/>
               </w:rPr>
+              <w:t>Situation</w:t>
             </w:r>
+          </w:p>
+        </w:tc>
+        <w:tc>
+          <w:tcPr>
+            <w:tcW w:type="dxa" w:w="5386"/>
+            <w:shd w:val="clear" w:color="auto" w:fill="F3F1F2"/>
+          </w:tcPr>
+          <w:p>
             <w:r>
               <w:rPr>
                 <w:b/>
                 <w:sz w:val="19"/>
               </w:rPr>
-              <w:t>Step</w:t>
-            </w:r>
-          </w:p>
-        </w:tc>
-        <w:tc>
-          <w:tcPr>
-            <w:tcW w:type="dxa" w:w="6803"/>
-            <w:shd w:val="clear" w:color="auto" w:fill="F3F1F2"/>
-          </w:tcPr>
-          <w:p>
-            <w:r>
-              <w:rPr>
-                <w:sz w:val="19"/>
-              </w:rPr>
-            </w:r>
-            <w:r>
-              <w:rPr>
-                <w:b/>
-                <w:sz w:val="19"/>
-              </w:rPr>
-              <w:t>System behaviour</w:t>
+              <w:t>Next time the pop-up opens</w:t>
             </w:r>
           </w:p>
         </w:tc>
@@ -2821,7 +1849,7 @@
       <w:tr>
         <w:tc>
           <w:tcPr>
-            <w:tcW w:type="dxa" w:w="2551"/>
+            <w:tcW w:type="dxa" w:w="3969"/>
           </w:tcPr>
           <w:p>
             <w:r>
@@ -2829,13 +1857,13 @@
                 <w:b w:val="0"/>
                 <w:sz w:val="19"/>
               </w:rPr>
-              <w:t>Mobile screen</w:t>
+              <w:t>Signed in with Remember me ticked (same browser)</w:t>
             </w:r>
           </w:p>
         </w:tc>
         <w:tc>
           <w:tcPr>
-            <w:tcW w:type="dxa" w:w="6803"/>
+            <w:tcW w:type="dxa" w:w="5386"/>
           </w:tcPr>
           <w:p>
             <w:r>
@@ -2843,21 +1871,7 @@
                 <w:b w:val="0"/>
                 <w:sz w:val="19"/>
               </w:rPr>
-              <w:t xml:space="preserve">Blank, unticked boxes. The front end records </w:t>
-            </w:r>
-            <w:r>
-              <w:rPr>
-                <w:b/>
-                <w:sz w:val="19"/>
-              </w:rPr>
-              <w:t>which boxes the customer touched</w:t>
-            </w:r>
-            <w:r>
-              <w:rPr>
-                <w:b w:val="0"/>
-                <w:sz w:val="19"/>
-              </w:rPr>
-              <w:t xml:space="preserve"> (clicked at least once) and their final state. Nothing is sent to the server yet.</w:t>
+              <w:t>Mobile number pre-filled. Consent boxes unticked.</w:t>
             </w:r>
           </w:p>
         </w:tc>
@@ -2865,7 +1879,7 @@
       <w:tr>
         <w:tc>
           <w:tcPr>
-            <w:tcW w:type="dxa" w:w="2551"/>
+            <w:tcW w:type="dxa" w:w="3969"/>
           </w:tcPr>
           <w:p>
             <w:r>
@@ -2873,13 +1887,13 @@
                 <w:b w:val="0"/>
                 <w:sz w:val="19"/>
               </w:rPr>
-              <w:t>OTP verified, customer exists</w:t>
+              <w:t>Signed in with Remember me unticked</w:t>
             </w:r>
           </w:p>
         </w:tc>
         <w:tc>
           <w:tcPr>
-            <w:tcW w:type="dxa" w:w="6803"/>
+            <w:tcW w:type="dxa" w:w="5386"/>
           </w:tcPr>
           <w:p>
             <w:r>
@@ -2887,49 +1901,7 @@
                 <w:b w:val="0"/>
                 <w:sz w:val="19"/>
               </w:rPr>
-              <w:t xml:space="preserve">Send only the touched boxes (section 6.4). Server: touched + ticked → </w:t>
-            </w:r>
-            <w:r>
-              <w:rPr>
-                <w:b/>
-                <w:sz w:val="19"/>
-              </w:rPr>
-              <w:t>grant</w:t>
-            </w:r>
-            <w:r>
-              <w:rPr>
-                <w:b w:val="0"/>
-                <w:sz w:val="19"/>
-              </w:rPr>
-              <w:t xml:space="preserve">; touched + unticked → </w:t>
-            </w:r>
-            <w:r>
-              <w:rPr>
-                <w:b/>
-                <w:sz w:val="19"/>
-              </w:rPr>
-              <w:t>withdraw</w:t>
-            </w:r>
-            <w:r>
-              <w:rPr>
-                <w:b w:val="0"/>
-                <w:sz w:val="19"/>
-              </w:rPr>
-              <w:t xml:space="preserve">; untouched → </w:t>
-            </w:r>
-            <w:r>
-              <w:rPr>
-                <w:b/>
-                <w:sz w:val="19"/>
-              </w:rPr>
-              <w:t>no change</w:t>
-            </w:r>
-            <w:r>
-              <w:rPr>
-                <w:b w:val="0"/>
-                <w:sz w:val="19"/>
-              </w:rPr>
-              <w:t>. If nothing was touched, send nothing.</w:t>
+              <w:t>Empty form. Any previously remembered number is forgotten.</w:t>
             </w:r>
           </w:p>
         </w:tc>
@@ -2937,7 +1909,7 @@
       <w:tr>
         <w:tc>
           <w:tcPr>
-            <w:tcW w:type="dxa" w:w="2551"/>
+            <w:tcW w:type="dxa" w:w="3969"/>
           </w:tcPr>
           <w:p>
             <w:r>
@@ -2945,13 +1917,13 @@
                 <w:b w:val="0"/>
                 <w:sz w:val="19"/>
               </w:rPr>
-              <w:t>Welcome back screen</w:t>
+              <w:t>Logged out</w:t>
             </w:r>
           </w:p>
         </w:tc>
         <w:tc>
           <w:tcPr>
-            <w:tcW w:type="dxa" w:w="6803"/>
+            <w:tcW w:type="dxa" w:w="5386"/>
           </w:tcPr>
           <w:p>
             <w:r>
@@ -2959,7 +1931,7 @@
                 <w:b w:val="0"/>
                 <w:sz w:val="19"/>
               </w:rPr>
-              <w:t>Show their preferences as now stored on the server (summary + Edit). If they have none, show the boxes open so they can opt in. Any change here saves immediately.</w:t>
+              <w:t>Number still pre-filled (logout ends the session, not Remember me).</w:t>
             </w:r>
           </w:p>
         </w:tc>
@@ -2967,7 +1939,7 @@
       <w:tr>
         <w:tc>
           <w:tcPr>
-            <w:tcW w:type="dxa" w:w="2551"/>
+            <w:tcW w:type="dxa" w:w="3969"/>
           </w:tcPr>
           <w:p>
             <w:r>
@@ -2975,13 +1947,13 @@
                 <w:b w:val="0"/>
                 <w:sz w:val="19"/>
               </w:rPr>
-              <w:t>OTP verified, new customer</w:t>
+              <w:t>Different browser, new device, incognito, cleared cookies</w:t>
             </w:r>
           </w:p>
         </w:tc>
         <w:tc>
           <w:tcPr>
-            <w:tcW w:type="dxa" w:w="6803"/>
+            <w:tcW w:type="dxa" w:w="5386"/>
           </w:tcPr>
           <w:p>
             <w:r>
@@ -2989,7 +1961,37 @@
                 <w:b w:val="0"/>
                 <w:sz w:val="19"/>
               </w:rPr>
-              <w:t>Whatever is ticked becomes their consent; everything else is recorded as “not given”.</w:t>
+              <w:t>Empty form.</w:t>
+            </w:r>
+          </w:p>
+        </w:tc>
+      </w:tr>
+      <w:tr>
+        <w:tc>
+          <w:tcPr>
+            <w:tcW w:type="dxa" w:w="3969"/>
+          </w:tcPr>
+          <w:p>
+            <w:r>
+              <w:rPr>
+                <w:b w:val="0"/>
+                <w:sz w:val="19"/>
+              </w:rPr>
+              <w:t>Customer edits the pre-filled number</w:t>
+            </w:r>
+          </w:p>
+        </w:tc>
+        <w:tc>
+          <w:tcPr>
+            <w:tcW w:type="dxa" w:w="5386"/>
+          </w:tcPr>
+          <w:p>
+            <w:r>
+              <w:rPr>
+                <w:b w:val="0"/>
+                <w:sz w:val="19"/>
+              </w:rPr>
+              <w:t>Works like any number; nothing else changes.</w:t>
             </w:r>
           </w:p>
         </w:tc>
@@ -3001,852 +2003,47 @@
         <w:pStyle w:val="Heading2"/>
       </w:pPr>
       <w:r>
-        <w:t>6.3 Worked examples</w:t>
+        <w:t>6.1 How to store it (recommendation)</w:t>
       </w:r>
     </w:p>
-    <w:tbl>
-      <w:tblPr>
-        <w:tblStyle w:val="TableGrid"/>
-        <w:tblW w:type="auto" w:w="0"/>
-        <w:tblLook w:firstColumn="1" w:firstRow="1" w:lastColumn="0" w:lastRow="0" w:noHBand="0" w:noVBand="1" w:val="04A0"/>
-      </w:tblPr>
-      <w:tblGrid>
-        <w:gridCol w:w="3249"/>
-        <w:gridCol w:w="3249"/>
-        <w:gridCol w:w="3249"/>
-      </w:tblGrid>
-      <w:tr>
-        <w:tc>
-          <w:tcPr>
-            <w:tcW w:type="dxa" w:w="2835"/>
-            <w:shd w:val="clear" w:color="auto" w:fill="F3F1F2"/>
-          </w:tcPr>
-          <w:p>
-            <w:r>
-              <w:rPr>
-                <w:sz w:val="19"/>
-              </w:rPr>
-            </w:r>
-            <w:r>
-              <w:rPr>
-                <w:b/>
-                <w:sz w:val="19"/>
-              </w:rPr>
-              <w:t>Saved on server</w:t>
-            </w:r>
-          </w:p>
-        </w:tc>
-        <w:tc>
-          <w:tcPr>
-            <w:tcW w:type="dxa" w:w="3118"/>
-            <w:shd w:val="clear" w:color="auto" w:fill="F3F1F2"/>
-          </w:tcPr>
-          <w:p>
-            <w:r>
-              <w:rPr>
-                <w:sz w:val="19"/>
-              </w:rPr>
-              <w:t>What he did on the blank first screen</w:t>
-            </w:r>
-            <w:r>
-              <w:rPr>
-                <w:b/>
-                <w:sz w:val="19"/>
-              </w:rPr>
-            </w:r>
-          </w:p>
-        </w:tc>
-        <w:tc>
-          <w:tcPr>
-            <w:tcW w:type="dxa" w:w="3402"/>
-            <w:shd w:val="clear" w:color="auto" w:fill="F3F1F2"/>
-          </w:tcPr>
-          <w:p>
-            <w:r>
-              <w:rPr>
-                <w:sz w:val="19"/>
-              </w:rPr>
-            </w:r>
-            <w:r>
-              <w:rPr>
-                <w:b/>
-                <w:sz w:val="19"/>
-              </w:rPr>
-              <w:t>Result saved</w:t>
-            </w:r>
-          </w:p>
-        </w:tc>
-      </w:tr>
-      <w:tr>
-        <w:tc>
-          <w:tcPr>
-            <w:tcW w:type="dxa" w:w="3249"/>
-          </w:tcPr>
-          <w:p>
-            <w:r>
-              <w:rPr>
-                <w:b w:val="0"/>
-                <w:sz w:val="19"/>
-              </w:rPr>
-              <w:t>Email + WhatsApp; personalisation off</w:t>
-            </w:r>
-          </w:p>
-        </w:tc>
-        <w:tc>
-          <w:tcPr>
-            <w:tcW w:type="dxa" w:w="3249"/>
-          </w:tcPr>
-          <w:p>
-            <w:r>
-              <w:rPr>
-                <w:b w:val="0"/>
-                <w:sz w:val="19"/>
-              </w:rPr>
-              <w:t>Nothing touched</w:t>
-            </w:r>
-          </w:p>
-        </w:tc>
-        <w:tc>
-          <w:tcPr>
-            <w:tcW w:type="dxa" w:w="3249"/>
-          </w:tcPr>
-          <w:p>
-            <w:r>
-              <w:rPr>
-                <w:b w:val="0"/>
-                <w:sz w:val="19"/>
-              </w:rPr>
-              <w:t>Unchanged: Email + WhatsApp; personalisation off</w:t>
-            </w:r>
-          </w:p>
-        </w:tc>
-      </w:tr>
-      <w:tr>
-        <w:tc>
-          <w:tcPr>
-            <w:tcW w:type="dxa" w:w="3249"/>
-          </w:tcPr>
-          <w:p>
-            <w:r>
-              <w:rPr>
-                <w:b w:val="0"/>
-                <w:sz w:val="19"/>
-              </w:rPr>
-              <w:t>Email + WhatsApp; personalisation off</w:t>
-            </w:r>
-          </w:p>
-        </w:tc>
-        <w:tc>
-          <w:tcPr>
-            <w:tcW w:type="dxa" w:w="3249"/>
-          </w:tcPr>
-          <w:p>
-            <w:r>
-              <w:rPr>
-                <w:b w:val="0"/>
-                <w:sz w:val="19"/>
-              </w:rPr>
-              <w:t>Ticks personalisation</w:t>
-            </w:r>
-          </w:p>
-        </w:tc>
-        <w:tc>
-          <w:tcPr>
-            <w:tcW w:type="dxa" w:w="3249"/>
-          </w:tcPr>
-          <w:p>
-            <w:r>
-              <w:rPr>
-                <w:b w:val="0"/>
-                <w:sz w:val="19"/>
-              </w:rPr>
-              <w:t xml:space="preserve">Email + WhatsApp; personalisation </w:t>
-            </w:r>
-            <w:r>
-              <w:rPr>
-                <w:b/>
-                <w:sz w:val="19"/>
-              </w:rPr>
-              <w:t>on</w:t>
-            </w:r>
-          </w:p>
-        </w:tc>
-      </w:tr>
-      <w:tr>
-        <w:tc>
-          <w:tcPr>
-            <w:tcW w:type="dxa" w:w="3249"/>
-          </w:tcPr>
-          <w:p>
-            <w:r>
-              <w:rPr>
-                <w:b w:val="0"/>
-                <w:sz w:val="19"/>
-              </w:rPr>
-              <w:t>Email + WhatsApp; personalisation off</w:t>
-            </w:r>
-          </w:p>
-        </w:tc>
-        <w:tc>
-          <w:tcPr>
-            <w:tcW w:type="dxa" w:w="3249"/>
-          </w:tcPr>
-          <w:p>
-            <w:r>
-              <w:rPr>
-                <w:b w:val="0"/>
-                <w:sz w:val="19"/>
-              </w:rPr>
-              <w:t>Ticks Call</w:t>
-            </w:r>
-          </w:p>
-        </w:tc>
-        <w:tc>
-          <w:tcPr>
-            <w:tcW w:type="dxa" w:w="3249"/>
-          </w:tcPr>
-          <w:p>
-            <w:r>
-              <w:rPr>
-                <w:b w:val="0"/>
-                <w:sz w:val="19"/>
-              </w:rPr>
-              <w:t xml:space="preserve">Email + WhatsApp + </w:t>
-            </w:r>
-            <w:r>
-              <w:rPr>
-                <w:b/>
-                <w:sz w:val="19"/>
-              </w:rPr>
-              <w:t>Call</w:t>
-            </w:r>
-            <w:r>
-              <w:rPr>
-                <w:b w:val="0"/>
-                <w:sz w:val="19"/>
-              </w:rPr>
-              <w:t>; personalisation off</w:t>
-            </w:r>
-          </w:p>
-        </w:tc>
-      </w:tr>
-      <w:tr>
-        <w:tc>
-          <w:tcPr>
-            <w:tcW w:type="dxa" w:w="3249"/>
-          </w:tcPr>
-          <w:p>
-            <w:r>
-              <w:rPr>
-                <w:b w:val="0"/>
-                <w:sz w:val="19"/>
-              </w:rPr>
-              <w:t>Email + WhatsApp; personalisation off</w:t>
-            </w:r>
-          </w:p>
-        </w:tc>
-        <w:tc>
-          <w:tcPr>
-            <w:tcW w:type="dxa" w:w="3249"/>
-          </w:tcPr>
-          <w:p>
-            <w:r>
-              <w:rPr>
-                <w:b w:val="0"/>
-                <w:sz w:val="19"/>
-              </w:rPr>
-              <w:t>Ticks WhatsApp, then unticks it</w:t>
-            </w:r>
-          </w:p>
-        </w:tc>
-        <w:tc>
-          <w:tcPr>
-            <w:tcW w:type="dxa" w:w="3249"/>
-          </w:tcPr>
-          <w:p>
-            <w:r>
-              <w:rPr>
-                <w:b w:val="0"/>
-                <w:sz w:val="19"/>
-              </w:rPr>
-              <w:t xml:space="preserve">Email only. </w:t>
-            </w:r>
-            <w:r>
-              <w:rPr>
-                <w:b/>
-                <w:sz w:val="19"/>
-              </w:rPr>
-              <w:t>WhatsApp withdrawn</w:t>
-            </w:r>
-            <w:r>
-              <w:rPr>
-                <w:b w:val="0"/>
-                <w:sz w:val="19"/>
-              </w:rPr>
-              <w:t xml:space="preserve"> (his last action was “no”)</w:t>
-            </w:r>
-          </w:p>
-        </w:tc>
-      </w:tr>
-      <w:tr>
-        <w:tc>
-          <w:tcPr>
-            <w:tcW w:type="dxa" w:w="3249"/>
-          </w:tcPr>
-          <w:p>
-            <w:r>
-              <w:rPr>
-                <w:b w:val="0"/>
-                <w:sz w:val="19"/>
-              </w:rPr>
-              <w:t>Email + WhatsApp; personalisation off</w:t>
-            </w:r>
-          </w:p>
-        </w:tc>
-        <w:tc>
-          <w:tcPr>
-            <w:tcW w:type="dxa" w:w="3249"/>
-          </w:tcPr>
-          <w:p>
-            <w:r>
-              <w:rPr>
-                <w:b w:val="0"/>
-                <w:sz w:val="19"/>
-              </w:rPr>
-              <w:t>Ticks marketing (all 4 channels tick), then unticks marketing</w:t>
-            </w:r>
-          </w:p>
-        </w:tc>
-        <w:tc>
-          <w:tcPr>
-            <w:tcW w:type="dxa" w:w="3249"/>
-          </w:tcPr>
-          <w:p>
-            <w:r>
-              <w:rPr>
-                <w:b/>
-                <w:sz w:val="19"/>
-              </w:rPr>
-              <w:t>All marketing withdrawn</w:t>
-            </w:r>
-            <w:r>
-              <w:rPr>
-                <w:b w:val="0"/>
-                <w:sz w:val="19"/>
-              </w:rPr>
-              <w:t>; personalisation off</w:t>
-            </w:r>
-          </w:p>
-        </w:tc>
-      </w:tr>
-      <w:tr>
-        <w:tc>
-          <w:tcPr>
-            <w:tcW w:type="dxa" w:w="3249"/>
-          </w:tcPr>
-          <w:p>
-            <w:r>
-              <w:rPr>
-                <w:b w:val="0"/>
-                <w:sz w:val="19"/>
-              </w:rPr>
-              <w:t>WhatsApp off</w:t>
-            </w:r>
-          </w:p>
-        </w:tc>
-        <w:tc>
-          <w:tcPr>
-            <w:tcW w:type="dxa" w:w="3249"/>
-          </w:tcPr>
-          <w:p>
-            <w:r>
-              <w:rPr>
-                <w:b w:val="0"/>
-                <w:sz w:val="19"/>
-              </w:rPr>
-              <w:t>Ticks WhatsApp, then unticks it</w:t>
-            </w:r>
-          </w:p>
-        </w:tc>
-        <w:tc>
-          <w:tcPr>
-            <w:tcW w:type="dxa" w:w="3249"/>
-          </w:tcPr>
-          <w:p>
-            <w:r>
-              <w:rPr>
-                <w:b w:val="0"/>
-                <w:sz w:val="19"/>
-              </w:rPr>
-              <w:t>Unchanged: WhatsApp off</w:t>
-            </w:r>
-          </w:p>
-        </w:tc>
-      </w:tr>
-      <w:tr>
-        <w:tc>
-          <w:tcPr>
-            <w:tcW w:type="dxa" w:w="3249"/>
-          </w:tcPr>
-          <w:p>
-            <w:r>
-              <w:rPr>
-                <w:b w:val="0"/>
-                <w:sz w:val="19"/>
-              </w:rPr>
-              <w:t>All on</w:t>
-            </w:r>
-          </w:p>
-        </w:tc>
-        <w:tc>
-          <w:tcPr>
-            <w:tcW w:type="dxa" w:w="3249"/>
-          </w:tcPr>
-          <w:p>
-            <w:r>
-              <w:rPr>
-                <w:b w:val="0"/>
-                <w:sz w:val="19"/>
-              </w:rPr>
-              <w:t>Nothing touched</w:t>
-            </w:r>
-          </w:p>
-        </w:tc>
-        <w:tc>
-          <w:tcPr>
-            <w:tcW w:type="dxa" w:w="3249"/>
-          </w:tcPr>
-          <w:p>
-            <w:r>
-              <w:rPr>
-                <w:b w:val="0"/>
-                <w:sz w:val="19"/>
-              </w:rPr>
-              <w:t>Unchanged: all on</w:t>
-            </w:r>
-          </w:p>
-        </w:tc>
-      </w:tr>
-      <w:tr>
-        <w:tc>
-          <w:tcPr>
-            <w:tcW w:type="dxa" w:w="3249"/>
-          </w:tcPr>
-          <w:p>
-            <w:r>
-              <w:rPr>
-                <w:b w:val="0"/>
-                <w:sz w:val="19"/>
-              </w:rPr>
-              <w:t>New customer</w:t>
-            </w:r>
-          </w:p>
-        </w:tc>
-        <w:tc>
-          <w:tcPr>
-            <w:tcW w:type="dxa" w:w="3249"/>
-          </w:tcPr>
-          <w:p>
-            <w:r>
-              <w:rPr>
-                <w:b w:val="0"/>
-                <w:sz w:val="19"/>
-              </w:rPr>
-              <w:t>Nothing touched</w:t>
-            </w:r>
-          </w:p>
-        </w:tc>
-        <w:tc>
-          <w:tcPr>
-            <w:tcW w:type="dxa" w:w="3249"/>
-          </w:tcPr>
-          <w:p>
-            <w:r>
-              <w:rPr>
-                <w:b w:val="0"/>
-                <w:sz w:val="19"/>
-              </w:rPr>
-              <w:t>All “not given”</w:t>
-            </w:r>
-          </w:p>
-        </w:tc>
-      </w:tr>
-    </w:tbl>
-    <w:p/>
     <w:p>
+      <w:pPr>
+        <w:pStyle w:val="ListBullet"/>
+      </w:pPr>
+      <w:r>
+        <w:rPr>
+          <w:b/>
+        </w:rPr>
+        <w:t>Option A (simplest):</w:t>
+      </w:r>
       <w:r>
         <w:rPr>
           <w:b w:val="0"/>
         </w:rPr>
-        <w:t>The prototype follows this rule (Mia and Zoya).</w:t>
+        <w:t xml:space="preserve"> a first-party cookie or localStorage value with the country code and number, set only after a successful OTP and only if Remember me was ticked. Expiry 90–180 days.</w:t>
       </w:r>
     </w:p>
     <w:p>
       <w:pPr>
-        <w:pStyle w:val="Heading2"/>
+        <w:pStyle w:val="ListBullet"/>
       </w:pPr>
       <w:r>
-        <w:t>6.4 When and what to send to the API</w:t>
+        <w:rPr>
+          <w:b/>
+        </w:rPr>
+        <w:t>Option B (more private, recommended for shared devices):</w:t>
       </w:r>
-    </w:p>
-    <w:tbl>
-      <w:tblPr>
-        <w:tblStyle w:val="TableGrid"/>
-        <w:tblW w:type="auto" w:w="0"/>
-        <w:tblLook w:firstColumn="1" w:firstRow="1" w:lastColumn="0" w:lastRow="0" w:noHBand="0" w:noVBand="1" w:val="04A0"/>
-      </w:tblPr>
-      <w:tblGrid>
-        <w:gridCol w:w="4873"/>
-        <w:gridCol w:w="4873"/>
-      </w:tblGrid>
-      <w:tr>
-        <w:tc>
-          <w:tcPr>
-            <w:tcW w:type="dxa" w:w="3402"/>
-            <w:shd w:val="clear" w:color="auto" w:fill="F3F1F2"/>
-          </w:tcPr>
-          <w:p>
-            <w:r>
-              <w:rPr>
-                <w:b/>
-                <w:sz w:val="19"/>
-              </w:rPr>
-              <w:t>When</w:t>
-            </w:r>
-          </w:p>
-        </w:tc>
-        <w:tc>
-          <w:tcPr>
-            <w:tcW w:type="dxa" w:w="5953"/>
-            <w:shd w:val="clear" w:color="auto" w:fill="F3F1F2"/>
-          </w:tcPr>
-          <w:p>
-            <w:r>
-              <w:rPr>
-                <w:b/>
-                <w:sz w:val="19"/>
-              </w:rPr>
-              <w:t>Send</w:t>
-            </w:r>
-          </w:p>
-        </w:tc>
-      </w:tr>
-      <w:tr>
-        <w:tc>
-          <w:tcPr>
-            <w:tcW w:type="dxa" w:w="3402"/>
-          </w:tcPr>
-          <w:p>
-            <w:r>
-              <w:rPr>
-                <w:b w:val="0"/>
-                <w:sz w:val="19"/>
-              </w:rPr>
-              <w:t>While on the mobile screen</w:t>
-            </w:r>
-          </w:p>
-        </w:tc>
-        <w:tc>
-          <w:tcPr>
-            <w:tcW w:type="dxa" w:w="5953"/>
-          </w:tcPr>
-          <w:p>
-            <w:r>
-              <w:rPr>
-                <w:b/>
-                <w:sz w:val="19"/>
-              </w:rPr>
-              <w:t>Nothing.</w:t>
-            </w:r>
-            <w:r>
-              <w:rPr>
-                <w:b w:val="0"/>
-                <w:sz w:val="19"/>
-              </w:rPr>
-              <w:t xml:space="preserve"> Ticks are kept in the page only. No consent is saved for an unverified number.</w:t>
-            </w:r>
-          </w:p>
-        </w:tc>
-      </w:tr>
-      <w:tr>
-        <w:tc>
-          <w:tcPr>
-            <w:tcW w:type="dxa" w:w="3402"/>
-          </w:tcPr>
-          <w:p>
-            <w:r>
-              <w:rPr>
-                <w:b w:val="0"/>
-                <w:sz w:val="19"/>
-              </w:rPr>
-              <w:t>Customer goes back from OTP to edit the number</w:t>
-            </w:r>
-          </w:p>
-        </w:tc>
-        <w:tc>
-          <w:tcPr>
-            <w:tcW w:type="dxa" w:w="5953"/>
-          </w:tcPr>
-          <w:p>
-            <w:r>
-              <w:rPr>
-                <w:b w:val="0"/>
-                <w:sz w:val="19"/>
-              </w:rPr>
-              <w:t>Nothing. Touched boxes and their state are kept.</w:t>
-            </w:r>
-          </w:p>
-        </w:tc>
-      </w:tr>
-      <w:tr>
-        <w:tc>
-          <w:tcPr>
-            <w:tcW w:type="dxa" w:w="3402"/>
-          </w:tcPr>
-          <w:p>
-            <w:r>
-              <w:rPr>
-                <w:b w:val="0"/>
-                <w:sz w:val="19"/>
-              </w:rPr>
-              <w:t>OTP verified (returning customer, blank form)</w:t>
-            </w:r>
-          </w:p>
-        </w:tc>
-        <w:tc>
-          <w:tcPr>
-            <w:tcW w:type="dxa" w:w="5953"/>
-          </w:tcPr>
-          <w:p>
-            <w:r>
-              <w:rPr>
-                <w:b/>
-                <w:sz w:val="19"/>
-              </w:rPr>
-              <w:t>One call</w:t>
-            </w:r>
-            <w:r>
-              <w:rPr>
-                <w:b w:val="0"/>
-                <w:sz w:val="19"/>
-              </w:rPr>
-              <w:t xml:space="preserve"> with only the touched boxes and their final state. Skip the call if nothing was touched.</w:t>
-            </w:r>
-          </w:p>
-        </w:tc>
-      </w:tr>
-      <w:tr>
-        <w:tc>
-          <w:tcPr>
-            <w:tcW w:type="dxa" w:w="3402"/>
-          </w:tcPr>
-          <w:p>
-            <w:r>
-              <w:rPr>
-                <w:b w:val="0"/>
-                <w:sz w:val="19"/>
-              </w:rPr>
-              <w:t>OTP verified (remembered device, form showed saved choices)</w:t>
-            </w:r>
-          </w:p>
-        </w:tc>
-        <w:tc>
-          <w:tcPr>
-            <w:tcW w:type="dxa" w:w="5953"/>
-          </w:tcPr>
-          <w:p>
-            <w:r>
-              <w:rPr>
-                <w:b w:val="0"/>
-                <w:sz w:val="19"/>
-              </w:rPr>
-              <w:t>The full state of every box (formState “saved”): the customer saw their real choices, so an untick is a withdrawal.</w:t>
-            </w:r>
-          </w:p>
-        </w:tc>
-      </w:tr>
-      <w:tr>
-        <w:tc>
-          <w:tcPr>
-            <w:tcW w:type="dxa" w:w="3402"/>
-          </w:tcPr>
-          <w:p>
-            <w:r>
-              <w:rPr>
-                <w:b w:val="0"/>
-                <w:sz w:val="19"/>
-              </w:rPr>
-              <w:t>Create account (new customer)</w:t>
-            </w:r>
-          </w:p>
-        </w:tc>
-        <w:tc>
-          <w:tcPr>
-            <w:tcW w:type="dxa" w:w="5953"/>
-          </w:tcPr>
-          <w:p>
-            <w:r>
-              <w:rPr>
-                <w:b w:val="0"/>
-                <w:sz w:val="19"/>
-              </w:rPr>
-              <w:t>The full state of every box with the account-creation call.</w:t>
-            </w:r>
-          </w:p>
-        </w:tc>
-      </w:tr>
-      <w:tr>
-        <w:tc>
-          <w:tcPr>
-            <w:tcW w:type="dxa" w:w="3402"/>
-          </w:tcPr>
-          <w:p>
-            <w:r>
-              <w:rPr>
-                <w:b w:val="0"/>
-                <w:sz w:val="19"/>
-              </w:rPr>
-              <w:t>Welcome back / Preferences screen</w:t>
-            </w:r>
-          </w:p>
-        </w:tc>
-        <w:tc>
-          <w:tcPr>
-            <w:tcW w:type="dxa" w:w="5953"/>
-          </w:tcPr>
-          <w:p>
-            <w:r>
-              <w:rPr>
-                <w:b w:val="0"/>
-                <w:sz w:val="19"/>
-              </w:rPr>
-              <w:t>Each change as it happens (auto-save).</w:t>
-            </w:r>
-          </w:p>
-        </w:tc>
-      </w:tr>
-      <w:tr>
-        <w:tc>
-          <w:tcPr>
-            <w:tcW w:type="dxa" w:w="3402"/>
-          </w:tcPr>
-          <w:p>
-            <w:r>
-              <w:rPr>
-                <w:b w:val="0"/>
-                <w:sz w:val="19"/>
-              </w:rPr>
-              <w:t>Customer closes the pop-up before OTP</w:t>
-            </w:r>
-          </w:p>
-        </w:tc>
-        <w:tc>
-          <w:tcPr>
-            <w:tcW w:type="dxa" w:w="5953"/>
-          </w:tcPr>
-          <w:p>
-            <w:r>
-              <w:rPr>
-                <w:b w:val="0"/>
-                <w:sz w:val="19"/>
-              </w:rPr>
-              <w:t>Nothing.</w:t>
-            </w:r>
-          </w:p>
-        </w:tc>
-      </w:tr>
-    </w:tbl>
-    <w:p/>
-    <w:p>
       <w:r>
         <w:rPr>
           <w:b w:val="0"/>
         </w:rPr>
-        <w:t>Example request after OTP (blank form; customer ticked personalisation, and ticked then unticked WhatsApp):</w:t>
-      </w:r>
-    </w:p>
-    <w:p>
-      <w:pPr>
-        <w:shd w:val="clear" w:color="auto" w:fill="F6F5F5"/>
-      </w:pPr>
-      <w:r>
-        <w:rPr>
-          <w:rFonts w:ascii="Consolas" w:hAnsi="Consolas" w:eastAsia="Consolas"/>
-          <w:sz w:val="18"/>
-        </w:rPr>
-        <w:t>POST /consent</w:t>
-        <w:br/>
+        <w:t xml:space="preserve"> an opaque random token in an HttpOnly, Secure cookie; the server maps it to the number and returns it (optionally masked, +91 </w:t>
       </w:r>
       <w:r>
         <w:rPr>
-          <w:rFonts w:ascii="Consolas" w:hAnsi="Consolas" w:eastAsia="Consolas"/>
-          <w:sz w:val="18"/>
+          <w:b/>
         </w:rPr>
-        <w:t>{</w:t>
-        <w:br/>
-      </w:r>
-      <w:r>
-        <w:rPr>
-          <w:rFonts w:ascii="Consolas" w:hAnsi="Consolas" w:eastAsia="Consolas"/>
-          <w:sz w:val="18"/>
-        </w:rPr>
-        <w:t xml:space="preserve">  "customerId": "…",</w:t>
-        <w:br/>
-      </w:r>
-      <w:r>
-        <w:rPr>
-          <w:rFonts w:ascii="Consolas" w:hAnsi="Consolas" w:eastAsia="Consolas"/>
-          <w:sz w:val="18"/>
-        </w:rPr>
-        <w:t xml:space="preserve">  "formState": "blank",            // "blank" | "saved" | "signup"</w:t>
-        <w:br/>
-      </w:r>
-      <w:r>
-        <w:rPr>
-          <w:rFonts w:ascii="Consolas" w:hAnsi="Consolas" w:eastAsia="Consolas"/>
-          <w:sz w:val="18"/>
-        </w:rPr>
-        <w:t xml:space="preserve">  "granted":   ["personalisation"],</w:t>
-        <w:br/>
-      </w:r>
-      <w:r>
-        <w:rPr>
-          <w:rFonts w:ascii="Consolas" w:hAnsi="Consolas" w:eastAsia="Consolas"/>
-          <w:sz w:val="18"/>
-        </w:rPr>
-        <w:t xml:space="preserve">  "withdrawn": ["marketing_whatsapp"],</w:t>
-        <w:br/>
-      </w:r>
-      <w:r>
-        <w:rPr>
-          <w:rFonts w:ascii="Consolas" w:hAnsi="Consolas" w:eastAsia="Consolas"/>
-          <w:sz w:val="18"/>
-        </w:rPr>
-        <w:t xml:space="preserve">  "source": "login",</w:t>
-        <w:br/>
-      </w:r>
-      <w:r>
-        <w:rPr>
-          <w:rFonts w:ascii="Consolas" w:hAnsi="Consolas" w:eastAsia="Consolas"/>
-          <w:sz w:val="18"/>
-        </w:rPr>
-        <w:t xml:space="preserve">  "noticeVersion": "consent-v3"</w:t>
-        <w:br/>
-      </w:r>
-      <w:r>
-        <w:rPr>
-          <w:rFonts w:ascii="Consolas" w:hAnsi="Consolas" w:eastAsia="Consolas"/>
-          <w:sz w:val="18"/>
-        </w:rPr>
-        <w:t>}</w:t>
-      </w:r>
-    </w:p>
-    <w:p>
-      <w:r>
-        <w:rPr>
-          <w:b w:val="0"/>
-        </w:rPr>
-        <w:t>Server rules:</w:t>
+        <w:t>3210, with “Not you?”).</w:t>
       </w:r>
     </w:p>
     <w:p>
@@ -3857,88 +2054,7 @@
         <w:rPr>
           <w:b w:val="0"/>
         </w:rPr>
-        <w:t xml:space="preserve">Apply </w:t>
-      </w:r>
-      <w:r>
-        <w:rPr>
-          <w:b/>
-        </w:rPr>
-        <w:t>granted</w:t>
-      </w:r>
-      <w:r>
-        <w:rPr>
-          <w:b w:val="0"/>
-        </w:rPr>
-        <w:t xml:space="preserve"> and </w:t>
-      </w:r>
-      <w:r>
-        <w:rPr>
-          <w:b/>
-        </w:rPr>
-        <w:t>withdrawn</w:t>
-      </w:r>
-      <w:r>
-        <w:rPr>
-          <w:b w:val="0"/>
-        </w:rPr>
-        <w:t xml:space="preserve"> only; every other purpose keeps its saved value.</w:t>
-      </w:r>
-    </w:p>
-    <w:p>
-      <w:pPr>
-        <w:pStyle w:val="ListBullet"/>
-      </w:pPr>
-      <w:r>
-        <w:rPr>
-          <w:b w:val="0"/>
-        </w:rPr>
-        <w:t>Marketing (master) = on if at least one channel is on after the update, otherwise off.</w:t>
-      </w:r>
-    </w:p>
-    <w:p>
-      <w:pPr>
-        <w:pStyle w:val="ListBullet"/>
-      </w:pPr>
-      <w:r>
-        <w:rPr>
-          <w:b w:val="0"/>
-        </w:rPr>
-        <w:t>Write one history row per purpose that changed (section 7). Return the full updated consent so the Welcome back screen shows the true result.</w:t>
-      </w:r>
-    </w:p>
-    <w:p>
-      <w:pPr>
-        <w:pStyle w:val="ListBullet"/>
-      </w:pPr>
-      <w:r>
-        <w:rPr>
-          <w:b w:val="0"/>
-        </w:rPr>
-        <w:t>The merge must happen on the server, so a front-end bug can never wipe saved consent.</w:t>
-      </w:r>
-    </w:p>
-    <w:p>
-      <w:pPr>
-        <w:pStyle w:val="Heading2"/>
-      </w:pPr>
-      <w:r>
-        <w:t>6.5 Why a tick-then-untick counts as “no”</w:t>
-      </w:r>
-    </w:p>
-    <w:p>
-      <w:r>
-        <w:rPr>
-          <w:b w:val="0"/>
-        </w:rPr>
-        <w:t>The customer made a deliberate choice about that channel, and his last action was “no”. Sending a message someone declined is a legal and trust risk; not sending a message someone wanted is only a missed message. So when the signal is unclear, the system does not contact. A box that was never touched carries no signal, so the saved value is kept.</w:t>
-      </w:r>
-    </w:p>
-    <w:p>
-      <w:r>
-        <w:rPr>
-          <w:b w:val="0"/>
-        </w:rPr>
-        <w:t>“Touched” means the customer changed the box at least once. Ticking marketing touches all four channels (it ticks them all), so unticking marketing afterwards withdraws all four.</w:t>
+        <w:t>Clear it when the customer signs in with Remember me unticked, or taps “Not you?”.</w:t>
       </w:r>
     </w:p>
     <w:p>
@@ -3946,662 +2062,7 @@
         <w:pStyle w:val="Heading1"/>
       </w:pPr>
       <w:r>
-        <w:t>7. Consent data model (recommendation)</w:t>
-      </w:r>
-    </w:p>
-    <w:tbl>
-      <w:tblPr>
-        <w:tblStyle w:val="TableGrid"/>
-        <w:tblW w:type="auto" w:w="0"/>
-        <w:tblLook w:firstColumn="1" w:firstRow="1" w:lastColumn="0" w:lastRow="0" w:noHBand="0" w:noVBand="1" w:val="04A0"/>
-      </w:tblPr>
-      <w:tblGrid>
-        <w:gridCol w:w="4873"/>
-        <w:gridCol w:w="4873"/>
-      </w:tblGrid>
-      <w:tr>
-        <w:tc>
-          <w:tcPr>
-            <w:tcW w:type="dxa" w:w="2268"/>
-            <w:shd w:val="clear" w:color="auto" w:fill="F3F1F2"/>
-          </w:tcPr>
-          <w:p>
-            <w:r>
-              <w:rPr>
-                <w:sz w:val="19"/>
-              </w:rPr>
-            </w:r>
-            <w:r>
-              <w:rPr>
-                <w:b/>
-                <w:sz w:val="19"/>
-              </w:rPr>
-              <w:t>Field</w:t>
-            </w:r>
-          </w:p>
-        </w:tc>
-        <w:tc>
-          <w:tcPr>
-            <w:tcW w:type="dxa" w:w="7087"/>
-            <w:shd w:val="clear" w:color="auto" w:fill="F3F1F2"/>
-          </w:tcPr>
-          <w:p>
-            <w:r>
-              <w:rPr>
-                <w:sz w:val="19"/>
-              </w:rPr>
-            </w:r>
-            <w:r>
-              <w:rPr>
-                <w:b/>
-                <w:sz w:val="19"/>
-              </w:rPr>
-              <w:t>Description</w:t>
-            </w:r>
-          </w:p>
-        </w:tc>
-      </w:tr>
-      <w:tr>
-        <w:tc>
-          <w:tcPr>
-            <w:tcW w:type="dxa" w:w="2268"/>
-          </w:tcPr>
-          <w:p>
-            <w:r>
-              <w:rPr>
-                <w:sz w:val="19"/>
-              </w:rPr>
-            </w:r>
-            <w:r>
-              <w:rPr>
-                <w:b w:val="0"/>
-                <w:sz w:val="19"/>
-              </w:rPr>
-              <w:t>customer_id</w:t>
-            </w:r>
-          </w:p>
-        </w:tc>
-        <w:tc>
-          <w:tcPr>
-            <w:tcW w:type="dxa" w:w="7087"/>
-          </w:tcPr>
-          <w:p>
-            <w:r>
-              <w:rPr>
-                <w:sz w:val="19"/>
-              </w:rPr>
-            </w:r>
-            <w:r>
-              <w:rPr>
-                <w:b w:val="0"/>
-                <w:sz w:val="19"/>
-              </w:rPr>
-              <w:t>SFCC customer number.</w:t>
-            </w:r>
-          </w:p>
-        </w:tc>
-      </w:tr>
-      <w:tr>
-        <w:tc>
-          <w:tcPr>
-            <w:tcW w:type="dxa" w:w="2268"/>
-          </w:tcPr>
-          <w:p>
-            <w:r>
-              <w:rPr>
-                <w:sz w:val="19"/>
-              </w:rPr>
-            </w:r>
-            <w:r>
-              <w:rPr>
-                <w:b w:val="0"/>
-                <w:sz w:val="19"/>
-              </w:rPr>
-              <w:t>brand / legal entity</w:t>
-            </w:r>
-          </w:p>
-        </w:tc>
-        <w:tc>
-          <w:tcPr>
-            <w:tcW w:type="dxa" w:w="7087"/>
-          </w:tcPr>
-          <w:p>
-            <w:r>
-              <w:rPr>
-                <w:sz w:val="19"/>
-              </w:rPr>
-            </w:r>
-            <w:r>
-              <w:rPr>
-                <w:b w:val="0"/>
-                <w:sz w:val="19"/>
-              </w:rPr>
-              <w:t xml:space="preserve">Mia, Zoya. Copy says “Titan and its businesses”; </w:t>
-            </w:r>
-            <w:r>
-              <w:rPr>
-                <w:b/>
-                <w:sz w:val="19"/>
-              </w:rPr>
-              <w:t>[Legal]</w:t>
-            </w:r>
-            <w:r>
-              <w:rPr>
-                <w:b w:val="0"/>
-                <w:sz w:val="19"/>
-              </w:rPr>
-              <w:t xml:space="preserve"> decide if consent is group-wide or per brand.</w:t>
-            </w:r>
-          </w:p>
-        </w:tc>
-      </w:tr>
-      <w:tr>
-        <w:tc>
-          <w:tcPr>
-            <w:tcW w:type="dxa" w:w="2268"/>
-          </w:tcPr>
-          <w:p>
-            <w:r>
-              <w:rPr>
-                <w:sz w:val="19"/>
-              </w:rPr>
-            </w:r>
-            <w:r>
-              <w:rPr>
-                <w:b w:val="0"/>
-                <w:sz w:val="19"/>
-              </w:rPr>
-              <w:t>purpose</w:t>
-            </w:r>
-          </w:p>
-        </w:tc>
-        <w:tc>
-          <w:tcPr>
-            <w:tcW w:type="dxa" w:w="7087"/>
-          </w:tcPr>
-          <w:p>
-            <w:r>
-              <w:rPr>
-                <w:sz w:val="19"/>
-              </w:rPr>
-            </w:r>
-            <w:r>
-              <w:rPr>
-                <w:b w:val="0"/>
-                <w:sz w:val="19"/>
-              </w:rPr>
-              <w:t>marketing_email, marketing_whatsapp, marketing_call, marketing_sms, personalisation.</w:t>
-            </w:r>
-          </w:p>
-        </w:tc>
-      </w:tr>
-      <w:tr>
-        <w:tc>
-          <w:tcPr>
-            <w:tcW w:type="dxa" w:w="2268"/>
-          </w:tcPr>
-          <w:p>
-            <w:r>
-              <w:rPr>
-                <w:sz w:val="19"/>
-              </w:rPr>
-            </w:r>
-            <w:r>
-              <w:rPr>
-                <w:b w:val="0"/>
-                <w:sz w:val="19"/>
-              </w:rPr>
-              <w:t>status</w:t>
-            </w:r>
-          </w:p>
-        </w:tc>
-        <w:tc>
-          <w:tcPr>
-            <w:tcW w:type="dxa" w:w="7087"/>
-          </w:tcPr>
-          <w:p>
-            <w:r>
-              <w:rPr>
-                <w:sz w:val="19"/>
-              </w:rPr>
-            </w:r>
-            <w:r>
-              <w:rPr>
-                <w:b w:val="0"/>
-                <w:sz w:val="19"/>
-              </w:rPr>
-              <w:t>granted · withdrawn · not_given.</w:t>
-            </w:r>
-          </w:p>
-        </w:tc>
-      </w:tr>
-      <w:tr>
-        <w:tc>
-          <w:tcPr>
-            <w:tcW w:type="dxa" w:w="2268"/>
-          </w:tcPr>
-          <w:p>
-            <w:r>
-              <w:rPr>
-                <w:sz w:val="19"/>
-              </w:rPr>
-            </w:r>
-            <w:r>
-              <w:rPr>
-                <w:b w:val="0"/>
-                <w:sz w:val="19"/>
-              </w:rPr>
-              <w:t>timestamp</w:t>
-            </w:r>
-          </w:p>
-        </w:tc>
-        <w:tc>
-          <w:tcPr>
-            <w:tcW w:type="dxa" w:w="7087"/>
-          </w:tcPr>
-          <w:p>
-            <w:r>
-              <w:rPr>
-                <w:sz w:val="19"/>
-              </w:rPr>
-            </w:r>
-            <w:r>
-              <w:rPr>
-                <w:b w:val="0"/>
-                <w:sz w:val="19"/>
-              </w:rPr>
-              <w:t>UTC, server time.</w:t>
-            </w:r>
-          </w:p>
-        </w:tc>
-      </w:tr>
-      <w:tr>
-        <w:tc>
-          <w:tcPr>
-            <w:tcW w:type="dxa" w:w="2268"/>
-          </w:tcPr>
-          <w:p>
-            <w:r>
-              <w:rPr>
-                <w:sz w:val="19"/>
-              </w:rPr>
-            </w:r>
-            <w:r>
-              <w:rPr>
-                <w:b w:val="0"/>
-                <w:sz w:val="19"/>
-              </w:rPr>
-              <w:t>source</w:t>
-            </w:r>
-          </w:p>
-        </w:tc>
-        <w:tc>
-          <w:tcPr>
-            <w:tcW w:type="dxa" w:w="7087"/>
-          </w:tcPr>
-          <w:p>
-            <w:r>
-              <w:rPr>
-                <w:sz w:val="19"/>
-              </w:rPr>
-            </w:r>
-            <w:r>
-              <w:rPr>
-                <w:b w:val="0"/>
-                <w:sz w:val="19"/>
-              </w:rPr>
-              <w:t>signup · login · welcome_back · preferences · email_swap.</w:t>
-            </w:r>
-          </w:p>
-        </w:tc>
-      </w:tr>
-      <w:tr>
-        <w:tc>
-          <w:tcPr>
-            <w:tcW w:type="dxa" w:w="2268"/>
-          </w:tcPr>
-          <w:p>
-            <w:r>
-              <w:rPr>
-                <w:sz w:val="19"/>
-              </w:rPr>
-            </w:r>
-            <w:r>
-              <w:rPr>
-                <w:b w:val="0"/>
-                <w:sz w:val="19"/>
-              </w:rPr>
-              <w:t>notice_version</w:t>
-            </w:r>
-          </w:p>
-        </w:tc>
-        <w:tc>
-          <w:tcPr>
-            <w:tcW w:type="dxa" w:w="7087"/>
-          </w:tcPr>
-          <w:p>
-            <w:r>
-              <w:rPr>
-                <w:sz w:val="19"/>
-              </w:rPr>
-            </w:r>
-            <w:r>
-              <w:rPr>
-                <w:b w:val="0"/>
-                <w:sz w:val="19"/>
-              </w:rPr>
-              <w:t>ID of the exact consent text and Privacy Notice shown.</w:t>
-            </w:r>
-          </w:p>
-        </w:tc>
-      </w:tr>
-      <w:tr>
-        <w:tc>
-          <w:tcPr>
-            <w:tcW w:type="dxa" w:w="2268"/>
-          </w:tcPr>
-          <w:p>
-            <w:r>
-              <w:rPr>
-                <w:sz w:val="19"/>
-              </w:rPr>
-            </w:r>
-            <w:r>
-              <w:rPr>
-                <w:b w:val="0"/>
-                <w:sz w:val="19"/>
-              </w:rPr>
-              <w:t>touchpoint</w:t>
-            </w:r>
-          </w:p>
-        </w:tc>
-        <w:tc>
-          <w:tcPr>
-            <w:tcW w:type="dxa" w:w="7087"/>
-          </w:tcPr>
-          <w:p>
-            <w:r>
-              <w:rPr>
-                <w:sz w:val="19"/>
-              </w:rPr>
-            </w:r>
-            <w:r>
-              <w:rPr>
-                <w:b w:val="0"/>
-                <w:sz w:val="19"/>
-              </w:rPr>
-              <w:t>desktop web, mobile web, app; brand site.</w:t>
-            </w:r>
-          </w:p>
-        </w:tc>
-      </w:tr>
-      <w:tr>
-        <w:tc>
-          <w:tcPr>
-            <w:tcW w:type="dxa" w:w="2268"/>
-          </w:tcPr>
-          <w:p>
-            <w:r>
-              <w:rPr>
-                <w:sz w:val="19"/>
-              </w:rPr>
-            </w:r>
-            <w:r>
-              <w:rPr>
-                <w:b w:val="0"/>
-                <w:sz w:val="19"/>
-              </w:rPr>
-              <w:t>evidence</w:t>
-            </w:r>
-          </w:p>
-        </w:tc>
-        <w:tc>
-          <w:tcPr>
-            <w:tcW w:type="dxa" w:w="7087"/>
-          </w:tcPr>
-          <w:p>
-            <w:r>
-              <w:rPr>
-                <w:sz w:val="19"/>
-              </w:rPr>
-            </w:r>
-            <w:r>
-              <w:rPr>
-                <w:b w:val="0"/>
-                <w:sz w:val="19"/>
-              </w:rPr>
-              <w:t>Session ID, hashed IP, user agent.</w:t>
-            </w:r>
-          </w:p>
-        </w:tc>
-      </w:tr>
-      <w:tr>
-        <w:tc>
-          <w:tcPr>
-            <w:tcW w:type="dxa" w:w="2268"/>
-          </w:tcPr>
-          <w:p>
-            <w:r>
-              <w:rPr>
-                <w:sz w:val="19"/>
-              </w:rPr>
-            </w:r>
-            <w:r>
-              <w:rPr>
-                <w:b w:val="0"/>
-                <w:sz w:val="19"/>
-              </w:rPr>
-              <w:t>previous_status</w:t>
-            </w:r>
-          </w:p>
-        </w:tc>
-        <w:tc>
-          <w:tcPr>
-            <w:tcW w:type="dxa" w:w="7087"/>
-          </w:tcPr>
-          <w:p>
-            <w:r>
-              <w:rPr>
-                <w:sz w:val="19"/>
-              </w:rPr>
-            </w:r>
-            <w:r>
-              <w:rPr>
-                <w:b w:val="0"/>
-                <w:sz w:val="19"/>
-              </w:rPr>
-              <w:t>For the audit trail.</w:t>
-            </w:r>
-          </w:p>
-        </w:tc>
-      </w:tr>
-    </w:tbl>
-    <w:p/>
-    <w:p>
-      <w:pPr>
-        <w:pStyle w:val="ListBullet"/>
-      </w:pPr>
-      <w:r>
-        <w:rPr>
-          <w:b w:val="0"/>
-        </w:rPr>
-        <w:t xml:space="preserve">Store </w:t>
-      </w:r>
-      <w:r>
-        <w:rPr>
-          <w:b/>
-        </w:rPr>
-        <w:t>current state</w:t>
-      </w:r>
-      <w:r>
-        <w:rPr>
-          <w:b w:val="0"/>
-        </w:rPr>
-        <w:t xml:space="preserve"> (one row per customer × purpose) and an </w:t>
-      </w:r>
-      <w:r>
-        <w:rPr>
-          <w:b/>
-        </w:rPr>
-        <w:t>append-only history</w:t>
-      </w:r>
-      <w:r>
-        <w:rPr>
-          <w:b w:val="0"/>
-        </w:rPr>
-        <w:t xml:space="preserve"> of every change.</w:t>
-      </w:r>
-    </w:p>
-    <w:p>
-      <w:pPr>
-        <w:pStyle w:val="ListBullet"/>
-      </w:pPr>
-      <w:r>
-        <w:rPr>
-          <w:b w:val="0"/>
-        </w:rPr>
-        <w:t xml:space="preserve">Marketing master tick = true only when at least one channel is true. Ticking it ticks all four channels; the customer can untick any. </w:t>
-      </w:r>
-      <w:r>
-        <w:rPr>
-          <w:b/>
-        </w:rPr>
-        <w:t>[Legal]</w:t>
-      </w:r>
-      <w:r>
-        <w:rPr>
-          <w:b w:val="0"/>
-        </w:rPr>
-        <w:t xml:space="preserve"> confirm this pre-select-on-action is acceptable.</w:t>
-      </w:r>
-    </w:p>
-    <w:p>
-      <w:pPr>
-        <w:pStyle w:val="ListBullet"/>
-      </w:pPr>
-      <w:r>
-        <w:rPr>
-          <w:b w:val="0"/>
-        </w:rPr>
-        <w:t xml:space="preserve">Withdrawal must reach CRM, email platform, WhatsApp provider and SMS / DLT within 24 hours (recommendation; </w:t>
-      </w:r>
-      <w:r>
-        <w:rPr>
-          <w:b/>
-        </w:rPr>
-        <w:t>[Legal]</w:t>
-      </w:r>
-      <w:r>
-        <w:rPr>
-          <w:b w:val="0"/>
-        </w:rPr>
-        <w:t xml:space="preserve"> to set the SLA). Grants may sync in batch.</w:t>
-      </w:r>
-    </w:p>
-    <w:p>
-      <w:pPr>
-        <w:pStyle w:val="Heading1"/>
-      </w:pPr>
-      <w:r>
-        <w:t>8. OTP security and the 24-hour block</w:t>
-      </w:r>
-    </w:p>
-    <w:p>
-      <w:pPr>
-        <w:pStyle w:val="ListBullet"/>
-      </w:pPr>
-      <w:r>
-        <w:rPr>
-          <w:b w:val="0"/>
-        </w:rPr>
-        <w:t xml:space="preserve">Enforced on the </w:t>
-      </w:r>
-      <w:r>
-        <w:rPr>
-          <w:b/>
-        </w:rPr>
-        <w:t>server</w:t>
-      </w:r>
-      <w:r>
-        <w:rPr>
-          <w:b w:val="0"/>
-        </w:rPr>
-        <w:t>, per mobile number (and per email for email OTP). The front end only displays it.</w:t>
-      </w:r>
-    </w:p>
-    <w:p>
-      <w:pPr>
-        <w:pStyle w:val="ListBullet"/>
-      </w:pPr>
-      <w:r>
-        <w:rPr>
-          <w:b w:val="0"/>
-        </w:rPr>
-        <w:t>After 5 wrong codes → block for 24 hours. Message: “Too many incorrect attempts. For your security, try again in HH:MM:SS.” with a live countdown.</w:t>
-      </w:r>
-    </w:p>
-    <w:p>
-      <w:pPr>
-        <w:pStyle w:val="ListBullet"/>
-      </w:pPr>
-      <w:r>
-        <w:rPr>
-          <w:b w:val="0"/>
-        </w:rPr>
-        <w:t>The block is shown on the OTP screen and, on any later visit, on the mobile screen as soon as the blocked number is fully entered; Get OTP is disabled. Typing a different number clears it.</w:t>
-      </w:r>
-    </w:p>
-    <w:p>
-      <w:pPr>
-        <w:pStyle w:val="ListBullet"/>
-      </w:pPr>
-      <w:r>
-        <w:rPr>
-          <w:b w:val="0"/>
-        </w:rPr>
-        <w:t>Block survives refresh, new tabs, incognito and other devices because it lives on the server.</w:t>
-      </w:r>
-    </w:p>
-    <w:p>
-      <w:pPr>
-        <w:pStyle w:val="ListBullet"/>
-      </w:pPr>
-      <w:r>
-        <w:rPr>
-          <w:b w:val="0"/>
-        </w:rPr>
-        <w:t xml:space="preserve">Also rate-limit OTP </w:t>
-      </w:r>
-      <w:r>
-        <w:rPr>
-          <w:b/>
-        </w:rPr>
-        <w:t>sends</w:t>
-      </w:r>
-      <w:r>
-        <w:rPr>
-          <w:b w:val="0"/>
-        </w:rPr>
-        <w:t xml:space="preserve"> per number, per IP and per device (e.g. CAPTCHA after repeated sends) to prevent SMS-pumping fraud.</w:t>
-      </w:r>
-    </w:p>
-    <w:p>
-      <w:pPr>
-        <w:pStyle w:val="ListBullet"/>
-      </w:pPr>
-      <w:r>
-        <w:rPr>
-          <w:b w:val="0"/>
-        </w:rPr>
-        <w:t>Customer care must be able to see and lift a block.</w:t>
-      </w:r>
-    </w:p>
-    <w:p>
-      <w:pPr>
-        <w:pStyle w:val="Heading1"/>
-      </w:pPr>
-      <w:r>
-        <w:t>9. Edge cases</w:t>
+        <w:t>7. Edge cases</w:t>
       </w:r>
     </w:p>
     <w:tbl>
@@ -4623,11 +2084,6 @@
           <w:p>
             <w:r>
               <w:rPr>
-                <w:sz w:val="19"/>
-              </w:rPr>
-            </w:r>
-            <w:r>
-              <w:rPr>
                 <w:b/>
                 <w:sz w:val="19"/>
               </w:rPr>
@@ -4641,11 +2097,6 @@
             <w:shd w:val="clear" w:color="auto" w:fill="F3F1F2"/>
           </w:tcPr>
           <w:p>
-            <w:r>
-              <w:rPr>
-                <w:sz w:val="19"/>
-              </w:rPr>
-            </w:r>
             <w:r>
               <w:rPr>
                 <w:b/>
@@ -4664,15 +2115,10 @@
           <w:p>
             <w:r>
               <w:rPr>
-                <w:sz w:val="19"/>
-              </w:rPr>
-            </w:r>
-            <w:r>
-              <w:rPr>
                 <w:b w:val="0"/>
                 <w:sz w:val="19"/>
               </w:rPr>
-              <w:t>Letters, emoji or symbols in mobile number</w:t>
+              <w:t>Letters / symbols in the number</w:t>
             </w:r>
           </w:p>
         </w:tc>
@@ -4681,11 +2127,6 @@
             <w:tcW w:type="dxa" w:w="5669"/>
           </w:tcPr>
           <w:p>
-            <w:r>
-              <w:rPr>
-                <w:sz w:val="19"/>
-              </w:rPr>
-            </w:r>
             <w:r>
               <w:rPr>
                 <w:b w:val="0"/>
@@ -4704,11 +2145,6 @@
           <w:p>
             <w:r>
               <w:rPr>
-                <w:sz w:val="19"/>
-              </w:rPr>
-            </w:r>
-            <w:r>
-              <w:rPr>
                 <w:b w:val="0"/>
                 <w:sz w:val="19"/>
               </w:rPr>
@@ -4721,11 +2157,6 @@
             <w:tcW w:type="dxa" w:w="5669"/>
           </w:tcPr>
           <w:p>
-            <w:r>
-              <w:rPr>
-                <w:sz w:val="19"/>
-              </w:rPr>
-            </w:r>
             <w:r>
               <w:rPr>
                 <w:b w:val="0"/>
@@ -4744,15 +2175,10 @@
           <w:p>
             <w:r>
               <w:rPr>
-                <w:sz w:val="19"/>
-              </w:rPr>
-            </w:r>
-            <w:r>
-              <w:rPr>
                 <w:b w:val="0"/>
                 <w:sz w:val="19"/>
               </w:rPr>
-              <w:t>Marketing ticked but every channel unticked</w:t>
+              <w:t>Marketing ticked, then every channel unticked</w:t>
             </w:r>
           </w:p>
         </w:tc>
@@ -4763,15 +2189,10 @@
           <w:p>
             <w:r>
               <w:rPr>
-                <w:sz w:val="19"/>
-              </w:rPr>
-            </w:r>
-            <w:r>
-              <w:rPr>
                 <w:b w:val="0"/>
                 <w:sz w:val="19"/>
               </w:rPr>
-              <w:t>Marketing unticks itself; no error trap.</w:t>
+              <w:t>Marketing unticks itself.</w:t>
             </w:r>
           </w:p>
         </w:tc>
@@ -4784,15 +2205,10 @@
           <w:p>
             <w:r>
               <w:rPr>
-                <w:sz w:val="19"/>
-              </w:rPr>
-            </w:r>
-            <w:r>
-              <w:rPr>
                 <w:b w:val="0"/>
                 <w:sz w:val="19"/>
               </w:rPr>
-              <w:t>Network failure at any step</w:t>
+              <w:t>Nothing ticked</w:t>
             </w:r>
           </w:p>
         </w:tc>
@@ -4803,9 +2219,124 @@
           <w:p>
             <w:r>
               <w:rPr>
+                <w:b w:val="0"/>
                 <w:sz w:val="19"/>
               </w:rPr>
+              <w:t>Customer continues normally; no consent call.</w:t>
             </w:r>
+          </w:p>
+        </w:tc>
+      </w:tr>
+      <w:tr>
+        <w:tc>
+          <w:tcPr>
+            <w:tcW w:type="dxa" w:w="3685"/>
+          </w:tcPr>
+          <w:p>
+            <w:r>
+              <w:rPr>
+                <w:b w:val="0"/>
+                <w:sz w:val="19"/>
+              </w:rPr>
+              <w:t>Blocked number entered</w:t>
+            </w:r>
+          </w:p>
+        </w:tc>
+        <w:tc>
+          <w:tcPr>
+            <w:tcW w:type="dxa" w:w="5669"/>
+          </w:tcPr>
+          <w:p>
+            <w:r>
+              <w:rPr>
+                <w:b w:val="0"/>
+                <w:sz w:val="19"/>
+              </w:rPr>
+              <w:t>First screen allows Get OTP; OTP screen shows the block and countdown.</w:t>
+            </w:r>
+          </w:p>
+        </w:tc>
+      </w:tr>
+      <w:tr>
+        <w:tc>
+          <w:tcPr>
+            <w:tcW w:type="dxa" w:w="3685"/>
+          </w:tcPr>
+          <w:p>
+            <w:r>
+              <w:rPr>
+                <w:b w:val="0"/>
+                <w:sz w:val="19"/>
+              </w:rPr>
+              <w:t>Back from OTP to change number</w:t>
+            </w:r>
+          </w:p>
+        </w:tc>
+        <w:tc>
+          <w:tcPr>
+            <w:tcW w:type="dxa" w:w="5669"/>
+          </w:tcPr>
+          <w:p>
+            <w:r>
+              <w:rPr>
+                <w:b w:val="0"/>
+                <w:sz w:val="19"/>
+              </w:rPr>
+              <w:t>Number and ticks kept; OTP limits not reset.</w:t>
+            </w:r>
+          </w:p>
+        </w:tc>
+      </w:tr>
+      <w:tr>
+        <w:tc>
+          <w:tcPr>
+            <w:tcW w:type="dxa" w:w="3685"/>
+          </w:tcPr>
+          <w:p>
+            <w:r>
+              <w:rPr>
+                <w:b w:val="0"/>
+                <w:sz w:val="19"/>
+              </w:rPr>
+              <w:t>Return to OTP within resend window</w:t>
+            </w:r>
+          </w:p>
+        </w:tc>
+        <w:tc>
+          <w:tcPr>
+            <w:tcW w:type="dxa" w:w="5669"/>
+          </w:tcPr>
+          <w:p>
+            <w:r>
+              <w:rPr>
+                <w:b w:val="0"/>
+                <w:sz w:val="19"/>
+              </w:rPr>
+              <w:t>Same code reused; no new SMS.</w:t>
+            </w:r>
+          </w:p>
+        </w:tc>
+      </w:tr>
+      <w:tr>
+        <w:tc>
+          <w:tcPr>
+            <w:tcW w:type="dxa" w:w="3685"/>
+          </w:tcPr>
+          <w:p>
+            <w:r>
+              <w:rPr>
+                <w:b w:val="0"/>
+                <w:sz w:val="19"/>
+              </w:rPr>
+              <w:t>Network failure</w:t>
+            </w:r>
+          </w:p>
+        </w:tc>
+        <w:tc>
+          <w:tcPr>
+            <w:tcW w:type="dxa" w:w="5669"/>
+          </w:tcPr>
+          <w:p>
             <w:r>
               <w:rPr>
                 <w:b w:val="0"/>
@@ -4824,15 +2355,10 @@
           <w:p>
             <w:r>
               <w:rPr>
-                <w:sz w:val="19"/>
-              </w:rPr>
-            </w:r>
-            <w:r>
-              <w:rPr>
                 <w:b w:val="0"/>
                 <w:sz w:val="19"/>
               </w:rPr>
-              <w:t>Device goes offline</w:t>
+              <w:t>Offline</w:t>
             </w:r>
           </w:p>
         </w:tc>
@@ -4841,11 +2367,6 @@
             <w:tcW w:type="dxa" w:w="5669"/>
           </w:tcPr>
           <w:p>
-            <w:r>
-              <w:rPr>
-                <w:sz w:val="19"/>
-              </w:rPr>
-            </w:r>
             <w:r>
               <w:rPr>
                 <w:b w:val="0"/>
@@ -4864,15 +2385,10 @@
           <w:p>
             <w:r>
               <w:rPr>
-                <w:sz w:val="19"/>
-              </w:rPr>
-            </w:r>
-            <w:r>
-              <w:rPr>
                 <w:b w:val="0"/>
                 <w:sz w:val="19"/>
               </w:rPr>
-              <w:t>Customer goes back from OTP to change number</w:t>
+              <w:t>Email belongs to another account</w:t>
             </w:r>
           </w:p>
         </w:tc>
@@ -4883,135 +2399,10 @@
           <w:p>
             <w:r>
               <w:rPr>
-                <w:sz w:val="19"/>
-              </w:rPr>
-            </w:r>
-            <w:r>
-              <w:rPr>
                 <w:b w:val="0"/>
                 <w:sz w:val="19"/>
               </w:rPr>
-              <w:t>Number and ticks kept; OTP limits not reset.</w:t>
-            </w:r>
-          </w:p>
-        </w:tc>
-      </w:tr>
-      <w:tr>
-        <w:tc>
-          <w:tcPr>
-            <w:tcW w:type="dxa" w:w="3685"/>
-          </w:tcPr>
-          <w:p>
-            <w:r>
-              <w:rPr>
-                <w:sz w:val="19"/>
-              </w:rPr>
-            </w:r>
-            <w:r>
-              <w:rPr>
-                <w:b w:val="0"/>
-                <w:sz w:val="19"/>
-              </w:rPr>
-              <w:t>Customer returns to OTP within resend window</w:t>
-            </w:r>
-          </w:p>
-        </w:tc>
-        <w:tc>
-          <w:tcPr>
-            <w:tcW w:type="dxa" w:w="5669"/>
-          </w:tcPr>
-          <w:p>
-            <w:r>
-              <w:rPr>
-                <w:sz w:val="19"/>
-              </w:rPr>
-            </w:r>
-            <w:r>
-              <w:rPr>
-                <w:b w:val="0"/>
-                <w:sz w:val="19"/>
-              </w:rPr>
-              <w:t>Same code reused; no new SMS.</w:t>
-            </w:r>
-          </w:p>
-        </w:tc>
-      </w:tr>
-      <w:tr>
-        <w:tc>
-          <w:tcPr>
-            <w:tcW w:type="dxa" w:w="3685"/>
-          </w:tcPr>
-          <w:p>
-            <w:r>
-              <w:rPr>
-                <w:sz w:val="19"/>
-              </w:rPr>
-            </w:r>
-            <w:r>
-              <w:rPr>
-                <w:b w:val="0"/>
-                <w:sz w:val="19"/>
-              </w:rPr>
-              <w:t>Remembered number edited to another number</w:t>
-            </w:r>
-          </w:p>
-        </w:tc>
-        <w:tc>
-          <w:tcPr>
-            <w:tcW w:type="dxa" w:w="5669"/>
-          </w:tcPr>
-          <w:p>
-            <w:r>
-              <w:rPr>
-                <w:sz w:val="19"/>
-              </w:rPr>
-            </w:r>
-            <w:r>
-              <w:rPr>
-                <w:b w:val="0"/>
-                <w:sz w:val="19"/>
-              </w:rPr>
-              <w:t>Saved summary replaced by blank boxes (section 5.1).</w:t>
-            </w:r>
-          </w:p>
-        </w:tc>
-      </w:tr>
-      <w:tr>
-        <w:tc>
-          <w:tcPr>
-            <w:tcW w:type="dxa" w:w="3685"/>
-          </w:tcPr>
-          <w:p>
-            <w:r>
-              <w:rPr>
-                <w:sz w:val="19"/>
-              </w:rPr>
-            </w:r>
-            <w:r>
-              <w:rPr>
-                <w:b w:val="0"/>
-                <w:sz w:val="19"/>
-              </w:rPr>
-              <w:t>Remembered customer with no consent</w:t>
-            </w:r>
-          </w:p>
-        </w:tc>
-        <w:tc>
-          <w:tcPr>
-            <w:tcW w:type="dxa" w:w="5669"/>
-          </w:tcPr>
-          <w:p>
-            <w:r>
-              <w:rPr>
-                <w:sz w:val="19"/>
-              </w:rPr>
-            </w:r>
-            <w:r>
-              <w:rPr>
-                <w:b w:val="0"/>
-                <w:sz w:val="19"/>
-              </w:rPr>
-              <w:t>Open, unticked boxes; ticks add.</w:t>
+              <w:t>Email-in-use screen (4.4).</w:t>
             </w:r>
           </w:p>
         </w:tc>
@@ -5027,7 +2418,7 @@
                 <w:b w:val="0"/>
                 <w:sz w:val="19"/>
               </w:rPr>
-              <w:t>Incognito / new device: returning customer ticks boxes</w:t>
+              <w:t>Closed mid-flow</w:t>
             </w:r>
           </w:p>
         </w:tc>
@@ -5041,237 +2432,7 @@
                 <w:b w:val="0"/>
                 <w:sz w:val="19"/>
               </w:rPr>
-              <w:t>Ticked boxes are granted; untouched boxes keep their saved value (section 6).</w:t>
-            </w:r>
-          </w:p>
-        </w:tc>
-      </w:tr>
-      <w:tr>
-        <w:tc>
-          <w:tcPr>
-            <w:tcW w:type="dxa" w:w="3685"/>
-          </w:tcPr>
-          <w:p>
-            <w:r>
-              <w:rPr>
-                <w:sz w:val="19"/>
-              </w:rPr>
-            </w:r>
-            <w:r>
-              <w:rPr>
-                <w:b w:val="0"/>
-                <w:sz w:val="19"/>
-              </w:rPr>
-              <w:t>Email belongs to another account</w:t>
-            </w:r>
-          </w:p>
-        </w:tc>
-        <w:tc>
-          <w:tcPr>
-            <w:tcW w:type="dxa" w:w="5669"/>
-          </w:tcPr>
-          <w:p>
-            <w:r>
-              <w:rPr>
-                <w:sz w:val="19"/>
-              </w:rPr>
-            </w:r>
-            <w:r>
-              <w:rPr>
-                <w:b w:val="0"/>
-                <w:sz w:val="19"/>
-              </w:rPr>
-              <w:t>Email-in-use screen (section 4.4).</w:t>
-            </w:r>
-          </w:p>
-        </w:tc>
-      </w:tr>
-      <w:tr>
-        <w:tc>
-          <w:tcPr>
-            <w:tcW w:type="dxa" w:w="3685"/>
-          </w:tcPr>
-          <w:p>
-            <w:r>
-              <w:rPr>
-                <w:sz w:val="19"/>
-              </w:rPr>
-            </w:r>
-            <w:r>
-              <w:rPr>
-                <w:b w:val="0"/>
-                <w:sz w:val="19"/>
-              </w:rPr>
-              <w:t>Email typo (gmial.com)</w:t>
-            </w:r>
-          </w:p>
-        </w:tc>
-        <w:tc>
-          <w:tcPr>
-            <w:tcW w:type="dxa" w:w="5669"/>
-          </w:tcPr>
-          <w:p>
-            <w:r>
-              <w:rPr>
-                <w:sz w:val="19"/>
-              </w:rPr>
-            </w:r>
-            <w:r>
-              <w:rPr>
-                <w:b w:val="0"/>
-                <w:sz w:val="19"/>
-              </w:rPr>
-              <w:t>Suggestion shown; one tap to fix.</w:t>
-            </w:r>
-          </w:p>
-        </w:tc>
-      </w:tr>
-      <w:tr>
-        <w:tc>
-          <w:tcPr>
-            <w:tcW w:type="dxa" w:w="3685"/>
-          </w:tcPr>
-          <w:p>
-            <w:r>
-              <w:rPr>
-                <w:sz w:val="19"/>
-              </w:rPr>
-            </w:r>
-            <w:r>
-              <w:rPr>
-                <w:b w:val="0"/>
-                <w:sz w:val="19"/>
-              </w:rPr>
-              <w:t>Number blocked</w:t>
-            </w:r>
-          </w:p>
-        </w:tc>
-        <w:tc>
-          <w:tcPr>
-            <w:tcW w:type="dxa" w:w="5669"/>
-          </w:tcPr>
-          <w:p>
-            <w:r>
-              <w:rPr>
-                <w:sz w:val="19"/>
-              </w:rPr>
-            </w:r>
-            <w:r>
-              <w:rPr>
-                <w:b w:val="0"/>
-                <w:sz w:val="19"/>
-              </w:rPr>
-              <w:t>Countdown on mobile and OTP screens; Get OTP disabled; auto-unblocks at 0.</w:t>
-            </w:r>
-          </w:p>
-        </w:tc>
-      </w:tr>
-      <w:tr>
-        <w:tc>
-          <w:tcPr>
-            <w:tcW w:type="dxa" w:w="3685"/>
-          </w:tcPr>
-          <w:p>
-            <w:r>
-              <w:rPr>
-                <w:sz w:val="19"/>
-              </w:rPr>
-            </w:r>
-            <w:r>
-              <w:rPr>
-                <w:b w:val="0"/>
-                <w:sz w:val="19"/>
-              </w:rPr>
-              <w:t>Pop-up closed mid-flow</w:t>
-            </w:r>
-          </w:p>
-        </w:tc>
-        <w:tc>
-          <w:tcPr>
-            <w:tcW w:type="dxa" w:w="5669"/>
-          </w:tcPr>
-          <w:p>
-            <w:r>
-              <w:rPr>
-                <w:sz w:val="19"/>
-              </w:rPr>
-            </w:r>
-            <w:r>
-              <w:rPr>
-                <w:b w:val="0"/>
-                <w:sz w:val="19"/>
-              </w:rPr>
-              <w:t>Nothing saved until OTP verified (account) or preference toggled (signed-in).</w:t>
-            </w:r>
-          </w:p>
-        </w:tc>
-      </w:tr>
-      <w:tr>
-        <w:tc>
-          <w:tcPr>
-            <w:tcW w:type="dxa" w:w="3685"/>
-          </w:tcPr>
-          <w:p>
-            <w:r>
-              <w:rPr>
-                <w:sz w:val="19"/>
-              </w:rPr>
-            </w:r>
-            <w:r>
-              <w:rPr>
-                <w:b w:val="0"/>
-                <w:sz w:val="19"/>
-              </w:rPr>
-              <w:t>Preferences save fails</w:t>
-            </w:r>
-          </w:p>
-        </w:tc>
-        <w:tc>
-          <w:tcPr>
-            <w:tcW w:type="dxa" w:w="5669"/>
-          </w:tcPr>
-          <w:p>
-            <w:r>
-              <w:rPr>
-                <w:sz w:val="19"/>
-              </w:rPr>
-            </w:r>
-            <w:r>
-              <w:rPr>
-                <w:b w:val="0"/>
-                <w:sz w:val="19"/>
-              </w:rPr>
-              <w:t>“Couldn’t save. Try again” inline; no silent failure.</w:t>
-            </w:r>
-          </w:p>
-        </w:tc>
-      </w:tr>
-      <w:tr>
-        <w:tc>
-          <w:tcPr>
-            <w:tcW w:type="dxa" w:w="4873"/>
-          </w:tcPr>
-          <w:p>
-            <w:r>
-              <w:rPr>
-                <w:b w:val="0"/>
-                <w:sz w:val="19"/>
-              </w:rPr>
-              <w:t>Incognito: customer ticks a box, then unticks it</w:t>
-            </w:r>
-          </w:p>
-        </w:tc>
-        <w:tc>
-          <w:tcPr>
-            <w:tcW w:type="dxa" w:w="4873"/>
-          </w:tcPr>
-          <w:p>
-            <w:r>
-              <w:rPr>
-                <w:b w:val="0"/>
-                <w:sz w:val="19"/>
-              </w:rPr>
-              <w:t>Treated as “no”: that consent is withdrawn if it was on (section 6.5).</w:t>
+              <w:t>Nothing sent or saved.</w:t>
             </w:r>
           </w:p>
         </w:tc>
@@ -5283,7 +2444,7 @@
         <w:pStyle w:val="Heading1"/>
       </w:pPr>
       <w:r>
-        <w:t>10. Non-functional requirements</w:t>
+        <w:t>8. Non-functional requirements</w:t>
       </w:r>
     </w:p>
     <w:p>
@@ -5300,7 +2461,7 @@
         <w:rPr>
           <w:b w:val="0"/>
         </w:rPr>
-        <w:t xml:space="preserve"> desktop ≥ 900 px split layout (image + 600 px static-height form); tablet and phone use a banner on top; phones &lt; 600 px use a bottom sheet. Text never re-wraps with zoom or display scaling.</w:t>
+        <w:t xml:space="preserve"> desktop ≥ 900 px split layout (image + 600 px static-height form); tablet and phone use a banner on top; phones &lt; 600 px use a bottom sheet.</w:t>
       </w:r>
     </w:p>
     <w:p>
@@ -5317,24 +2478,7 @@
         <w:rPr>
           <w:b w:val="0"/>
         </w:rPr>
-        <w:t xml:space="preserve"> WCAG 2.2 AA. Keyboard and screen-reader support, focus trapped in the pop-up, errors announced, 44 px touch targets.</w:t>
-      </w:r>
-    </w:p>
-    <w:p>
-      <w:pPr>
-        <w:pStyle w:val="ListBullet"/>
-      </w:pPr>
-      <w:r>
-        <w:rPr>
-          <w:b/>
-        </w:rPr>
-        <w:t>Performance:</w:t>
-      </w:r>
-      <w:r>
-        <w:rPr>
-          <w:b w:val="0"/>
-        </w:rPr>
-        <w:t xml:space="preserve"> pop-up interactive in &lt; 1 s on 4G; no layout shift when errors appear.</w:t>
+        <w:t xml:space="preserve"> WCAG 2.2 AA; keyboard and screen-reader support; focus trapped in the pop-up; errors announced; 44 px touch targets.</w:t>
       </w:r>
     </w:p>
     <w:p>
@@ -5351,436 +2495,7 @@
         <w:rPr>
           <w:b w:val="0"/>
         </w:rPr>
-        <w:t xml:space="preserve"> Mia #D14A61, white, greys (no dark colours). Zoya #BD9A87, Adobe Garamond Pro, square corners, extra Title field.</w:t>
-      </w:r>
-    </w:p>
-    <w:p>
-      <w:pPr>
-        <w:pStyle w:val="Heading1"/>
-      </w:pPr>
-      <w:r>
-        <w:t>11. Analytics events (recommendation)</w:t>
-      </w:r>
-    </w:p>
-    <w:tbl>
-      <w:tblPr>
-        <w:tblStyle w:val="TableGrid"/>
-        <w:tblW w:type="auto" w:w="0"/>
-        <w:tblLook w:firstColumn="1" w:firstRow="1" w:lastColumn="0" w:lastRow="0" w:noHBand="0" w:noVBand="1" w:val="04A0"/>
-      </w:tblPr>
-      <w:tblGrid>
-        <w:gridCol w:w="4873"/>
-        <w:gridCol w:w="4873"/>
-      </w:tblGrid>
-      <w:tr>
-        <w:tc>
-          <w:tcPr>
-            <w:tcW w:type="dxa" w:w="2835"/>
-            <w:shd w:val="clear" w:color="auto" w:fill="F3F1F2"/>
-          </w:tcPr>
-          <w:p>
-            <w:r>
-              <w:rPr>
-                <w:sz w:val="19"/>
-              </w:rPr>
-            </w:r>
-            <w:r>
-              <w:rPr>
-                <w:b/>
-                <w:sz w:val="19"/>
-              </w:rPr>
-              <w:t>Event</w:t>
-            </w:r>
-          </w:p>
-        </w:tc>
-        <w:tc>
-          <w:tcPr>
-            <w:tcW w:type="dxa" w:w="6520"/>
-            <w:shd w:val="clear" w:color="auto" w:fill="F3F1F2"/>
-          </w:tcPr>
-          <w:p>
-            <w:r>
-              <w:rPr>
-                <w:sz w:val="19"/>
-              </w:rPr>
-            </w:r>
-            <w:r>
-              <w:rPr>
-                <w:b/>
-                <w:sz w:val="19"/>
-              </w:rPr>
-              <w:t>Properties</w:t>
-            </w:r>
-          </w:p>
-        </w:tc>
-      </w:tr>
-      <w:tr>
-        <w:tc>
-          <w:tcPr>
-            <w:tcW w:type="dxa" w:w="2835"/>
-          </w:tcPr>
-          <w:p>
-            <w:r>
-              <w:rPr>
-                <w:sz w:val="19"/>
-              </w:rPr>
-            </w:r>
-            <w:r>
-              <w:rPr>
-                <w:b w:val="0"/>
-                <w:sz w:val="19"/>
-              </w:rPr>
-              <w:t>login_popup_open</w:t>
-            </w:r>
-          </w:p>
-        </w:tc>
-        <w:tc>
-          <w:tcPr>
-            <w:tcW w:type="dxa" w:w="6520"/>
-          </w:tcPr>
-          <w:p>
-            <w:r>
-              <w:rPr>
-                <w:sz w:val="19"/>
-              </w:rPr>
-            </w:r>
-            <w:r>
-              <w:rPr>
-                <w:b w:val="0"/>
-                <w:sz w:val="19"/>
-              </w:rPr>
-              <w:t>brand, page, remembered (y/n)</w:t>
-            </w:r>
-          </w:p>
-        </w:tc>
-      </w:tr>
-      <w:tr>
-        <w:tc>
-          <w:tcPr>
-            <w:tcW w:type="dxa" w:w="2835"/>
-          </w:tcPr>
-          <w:p>
-            <w:r>
-              <w:rPr>
-                <w:sz w:val="19"/>
-              </w:rPr>
-            </w:r>
-            <w:r>
-              <w:rPr>
-                <w:b w:val="0"/>
-                <w:sz w:val="19"/>
-              </w:rPr>
-              <w:t>otp_requested / otp_resent</w:t>
-            </w:r>
-          </w:p>
-        </w:tc>
-        <w:tc>
-          <w:tcPr>
-            <w:tcW w:type="dxa" w:w="6520"/>
-          </w:tcPr>
-          <w:p>
-            <w:r>
-              <w:rPr>
-                <w:sz w:val="19"/>
-              </w:rPr>
-            </w:r>
-            <w:r>
-              <w:rPr>
-                <w:b w:val="0"/>
-                <w:sz w:val="19"/>
-              </w:rPr>
-              <w:t>country, resend_count</w:t>
-            </w:r>
-          </w:p>
-        </w:tc>
-      </w:tr>
-      <w:tr>
-        <w:tc>
-          <w:tcPr>
-            <w:tcW w:type="dxa" w:w="2835"/>
-          </w:tcPr>
-          <w:p>
-            <w:r>
-              <w:rPr>
-                <w:sz w:val="19"/>
-              </w:rPr>
-            </w:r>
-            <w:r>
-              <w:rPr>
-                <w:b w:val="0"/>
-                <w:sz w:val="19"/>
-              </w:rPr>
-              <w:t>otp_failed / otp_blocked</w:t>
-            </w:r>
-          </w:p>
-        </w:tc>
-        <w:tc>
-          <w:tcPr>
-            <w:tcW w:type="dxa" w:w="6520"/>
-          </w:tcPr>
-          <w:p>
-            <w:r>
-              <w:rPr>
-                <w:sz w:val="19"/>
-              </w:rPr>
-            </w:r>
-            <w:r>
-              <w:rPr>
-                <w:b w:val="0"/>
-                <w:sz w:val="19"/>
-              </w:rPr>
-              <w:t>attempt_number</w:t>
-            </w:r>
-          </w:p>
-        </w:tc>
-      </w:tr>
-      <w:tr>
-        <w:tc>
-          <w:tcPr>
-            <w:tcW w:type="dxa" w:w="2835"/>
-          </w:tcPr>
-          <w:p>
-            <w:r>
-              <w:rPr>
-                <w:sz w:val="19"/>
-              </w:rPr>
-            </w:r>
-            <w:r>
-              <w:rPr>
-                <w:b w:val="0"/>
-                <w:sz w:val="19"/>
-              </w:rPr>
-              <w:t>login_success</w:t>
-            </w:r>
-          </w:p>
-        </w:tc>
-        <w:tc>
-          <w:tcPr>
-            <w:tcW w:type="dxa" w:w="6520"/>
-          </w:tcPr>
-          <w:p>
-            <w:r>
-              <w:rPr>
-                <w:sz w:val="19"/>
-              </w:rPr>
-            </w:r>
-            <w:r>
-              <w:rPr>
-                <w:b w:val="0"/>
-                <w:sz w:val="19"/>
-              </w:rPr>
-              <w:t>new_or_returning, remembered, consent_touched</w:t>
-            </w:r>
-          </w:p>
-        </w:tc>
-      </w:tr>
-      <w:tr>
-        <w:tc>
-          <w:tcPr>
-            <w:tcW w:type="dxa" w:w="2835"/>
-          </w:tcPr>
-          <w:p>
-            <w:r>
-              <w:rPr>
-                <w:sz w:val="19"/>
-              </w:rPr>
-            </w:r>
-            <w:r>
-              <w:rPr>
-                <w:b w:val="0"/>
-                <w:sz w:val="19"/>
-              </w:rPr>
-              <w:t>signup_success</w:t>
-            </w:r>
-          </w:p>
-        </w:tc>
-        <w:tc>
-          <w:tcPr>
-            <w:tcW w:type="dxa" w:w="6520"/>
-          </w:tcPr>
-          <w:p>
-            <w:r>
-              <w:rPr>
-                <w:sz w:val="19"/>
-              </w:rPr>
-            </w:r>
-            <w:r>
-              <w:rPr>
-                <w:b w:val="0"/>
-                <w:sz w:val="19"/>
-              </w:rPr>
-              <w:t>email_swap (y/n)</w:t>
-            </w:r>
-          </w:p>
-        </w:tc>
-      </w:tr>
-      <w:tr>
-        <w:tc>
-          <w:tcPr>
-            <w:tcW w:type="dxa" w:w="2835"/>
-          </w:tcPr>
-          <w:p>
-            <w:r>
-              <w:rPr>
-                <w:sz w:val="19"/>
-              </w:rPr>
-            </w:r>
-            <w:r>
-              <w:rPr>
-                <w:b w:val="0"/>
-                <w:sz w:val="19"/>
-              </w:rPr>
-              <w:t>consent_changed</w:t>
-            </w:r>
-          </w:p>
-        </w:tc>
-        <w:tc>
-          <w:tcPr>
-            <w:tcW w:type="dxa" w:w="6520"/>
-          </w:tcPr>
-          <w:p>
-            <w:r>
-              <w:rPr>
-                <w:sz w:val="19"/>
-              </w:rPr>
-            </w:r>
-            <w:r>
-              <w:rPr>
-                <w:b w:val="0"/>
-                <w:sz w:val="19"/>
-              </w:rPr>
-              <w:t>purpose, from, to, source (no personal data)</w:t>
-            </w:r>
-          </w:p>
-        </w:tc>
-      </w:tr>
-    </w:tbl>
-    <w:p/>
-    <w:p>
-      <w:pPr>
-        <w:pStyle w:val="Heading1"/>
-      </w:pPr>
-      <w:r>
-        <w:t>12. Open questions</w:t>
-      </w:r>
-    </w:p>
-    <w:p>
-      <w:pPr>
-        <w:pStyle w:val="ListBullet"/>
-      </w:pPr>
-      <w:r>
-        <w:rPr>
-          <w:b/>
-        </w:rPr>
-        <w:t>[Legal]</w:t>
-      </w:r>
-      <w:r>
-        <w:rPr>
-          <w:b w:val="0"/>
-        </w:rPr>
-        <w:t xml:space="preserve"> Is consent group-wide (“Titan and its businesses”) or per brand? Shared or separate records for Mia and Zoya?</w:t>
-      </w:r>
-    </w:p>
-    <w:p>
-      <w:pPr>
-        <w:pStyle w:val="ListBullet"/>
-      </w:pPr>
-      <w:r>
-        <w:rPr>
-          <w:b/>
-        </w:rPr>
-        <w:t>[Legal]</w:t>
-      </w:r>
-      <w:r>
-        <w:rPr>
-          <w:b w:val="0"/>
-        </w:rPr>
-        <w:t xml:space="preserve"> Is “tick marketing → all channels ticked” acceptable, or should channels start unticked?</w:t>
-      </w:r>
-    </w:p>
-    <w:p>
-      <w:pPr>
-        <w:pStyle w:val="ListBullet"/>
-      </w:pPr>
-      <w:r>
-        <w:rPr>
-          <w:b/>
-        </w:rPr>
-        <w:t>[Legal]</w:t>
-      </w:r>
-      <w:r>
-        <w:rPr>
-          <w:b w:val="0"/>
-        </w:rPr>
-        <w:t xml:space="preserve"> Remember me ticked by default: acceptable?</w:t>
-      </w:r>
-    </w:p>
-    <w:p>
-      <w:pPr>
-        <w:pStyle w:val="ListBullet"/>
-      </w:pPr>
-      <w:r>
-        <w:rPr>
-          <w:b/>
-        </w:rPr>
-        <w:t>[Legal]</w:t>
-      </w:r>
-      <w:r>
-        <w:rPr>
-          <w:b w:val="0"/>
-        </w:rPr>
-        <w:t xml:space="preserve"> SLA for honouring withdrawal across downstream systems.</w:t>
-      </w:r>
-    </w:p>
-    <w:p>
-      <w:pPr>
-        <w:pStyle w:val="ListBullet"/>
-      </w:pPr>
-      <w:r>
-        <w:rPr>
-          <w:b/>
-        </w:rPr>
-        <w:t>[Business]</w:t>
-      </w:r>
-      <w:r>
-        <w:rPr>
-          <w:b w:val="0"/>
-        </w:rPr>
-        <w:t xml:space="preserve"> Show the remembered number in full or masked?</w:t>
-      </w:r>
-    </w:p>
-    <w:p>
-      <w:pPr>
-        <w:pStyle w:val="ListBullet"/>
-      </w:pPr>
-      <w:r>
-        <w:rPr>
-          <w:b/>
-        </w:rPr>
-        <w:t>[Business]</w:t>
-      </w:r>
-      <w:r>
-        <w:rPr>
-          <w:b w:val="0"/>
-        </w:rPr>
-        <w:t xml:space="preserve"> Remember-me expiry (90 vs 180 days) and production resend timer.</w:t>
-      </w:r>
-    </w:p>
-    <w:p>
-      <w:pPr>
-        <w:pStyle w:val="ListBullet"/>
-      </w:pPr>
-      <w:r>
-        <w:rPr>
-          <w:b/>
-        </w:rPr>
-        <w:t>[Tech]</w:t>
-      </w:r>
-      <w:r>
-        <w:rPr>
-          <w:b w:val="0"/>
-        </w:rPr>
-        <w:t xml:space="preserve"> SFCC custom objects vs a dedicated consent service for the history table.</w:t>
+        <w:t xml:space="preserve"> Mia #D14A61, white, greys. Zoya #BD9A87, Adobe Garamond Pro, square corners, Title field.</w:t>
       </w:r>
     </w:p>
     <w:p>
@@ -5810,15 +2525,10 @@
           <w:p>
             <w:r>
               <w:rPr>
-                <w:sz w:val="19"/>
-              </w:rPr>
-            </w:r>
-            <w:r>
-              <w:rPr>
                 <w:b/>
                 <w:sz w:val="19"/>
               </w:rPr>
-              <w:t>Mobile</w:t>
+              <w:t>Input</w:t>
             </w:r>
           </w:p>
         </w:tc>
@@ -5828,11 +2538,6 @@
             <w:shd w:val="clear" w:color="auto" w:fill="F3F1F2"/>
           </w:tcPr>
           <w:p>
-            <w:r>
-              <w:rPr>
-                <w:sz w:val="19"/>
-              </w:rPr>
-            </w:r>
             <w:r>
               <w:rPr>
                 <w:b/>
@@ -5851,11 +2556,6 @@
           <w:p>
             <w:r>
               <w:rPr>
-                <w:sz w:val="19"/>
-              </w:rPr>
-            </w:r>
-            <w:r>
-              <w:rPr>
                 <w:b w:val="0"/>
                 <w:sz w:val="19"/>
               </w:rPr>
@@ -5870,15 +2570,10 @@
           <w:p>
             <w:r>
               <w:rPr>
-                <w:sz w:val="19"/>
-              </w:rPr>
-            </w:r>
-            <w:r>
-              <w:rPr>
                 <w:b w:val="0"/>
                 <w:sz w:val="19"/>
               </w:rPr>
-              <w:t>Returning, consented to all</w:t>
+              <w:t>Existing customer</w:t>
             </w:r>
           </w:p>
         </w:tc>
@@ -5889,91 +2584,6 @@
             <w:tcW w:type="dxa" w:w="2835"/>
           </w:tcPr>
           <w:p>
-            <w:r>
-              <w:rPr>
-                <w:sz w:val="19"/>
-              </w:rPr>
-            </w:r>
-            <w:r>
-              <w:rPr>
-                <w:b w:val="0"/>
-                <w:sz w:val="19"/>
-              </w:rPr>
-              <w:t>98765 43211</w:t>
-            </w:r>
-          </w:p>
-        </w:tc>
-        <w:tc>
-          <w:tcPr>
-            <w:tcW w:type="dxa" w:w="6520"/>
-          </w:tcPr>
-          <w:p>
-            <w:r>
-              <w:rPr>
-                <w:sz w:val="19"/>
-              </w:rPr>
-            </w:r>
-            <w:r>
-              <w:rPr>
-                <w:b w:val="0"/>
-                <w:sz w:val="19"/>
-              </w:rPr>
-              <w:t>Returning, partial consent</w:t>
-            </w:r>
-          </w:p>
-        </w:tc>
-      </w:tr>
-      <w:tr>
-        <w:tc>
-          <w:tcPr>
-            <w:tcW w:type="dxa" w:w="2835"/>
-          </w:tcPr>
-          <w:p>
-            <w:r>
-              <w:rPr>
-                <w:sz w:val="19"/>
-              </w:rPr>
-            </w:r>
-            <w:r>
-              <w:rPr>
-                <w:b w:val="0"/>
-                <w:sz w:val="19"/>
-              </w:rPr>
-              <w:t>98765 43212</w:t>
-            </w:r>
-          </w:p>
-        </w:tc>
-        <w:tc>
-          <w:tcPr>
-            <w:tcW w:type="dxa" w:w="6520"/>
-          </w:tcPr>
-          <w:p>
-            <w:r>
-              <w:rPr>
-                <w:sz w:val="19"/>
-              </w:rPr>
-            </w:r>
-            <w:r>
-              <w:rPr>
-                <w:b w:val="0"/>
-                <w:sz w:val="19"/>
-              </w:rPr>
-              <w:t>Returning, no consent</w:t>
-            </w:r>
-          </w:p>
-        </w:tc>
-      </w:tr>
-      <w:tr>
-        <w:tc>
-          <w:tcPr>
-            <w:tcW w:type="dxa" w:w="2835"/>
-          </w:tcPr>
-          <w:p>
-            <w:r>
-              <w:rPr>
-                <w:sz w:val="19"/>
-              </w:rPr>
-            </w:r>
             <w:r>
               <w:rPr>
                 <w:b w:val="0"/>
@@ -5988,11 +2598,6 @@
             <w:tcW w:type="dxa" w:w="6520"/>
           </w:tcPr>
           <w:p>
-            <w:r>
-              <w:rPr>
-                <w:sz w:val="19"/>
-              </w:rPr>
-            </w:r>
             <w:r>
               <w:rPr>
                 <w:b w:val="0"/>
@@ -6011,11 +2616,6 @@
           <w:p>
             <w:r>
               <w:rPr>
-                <w:sz w:val="19"/>
-              </w:rPr>
-            </w:r>
-            <w:r>
-              <w:rPr>
                 <w:b w:val="0"/>
                 <w:sz w:val="19"/>
               </w:rPr>
@@ -6030,15 +2630,10 @@
           <w:p>
             <w:r>
               <w:rPr>
-                <w:sz w:val="19"/>
-              </w:rPr>
-            </w:r>
-            <w:r>
-              <w:rPr>
                 <w:b w:val="0"/>
                 <w:sz w:val="19"/>
               </w:rPr>
-              <w:t>Used by the switcher for the blocked-number screens</w:t>
+              <w:t>Used by the switcher for the blocked screen</w:t>
             </w:r>
           </w:p>
         </w:tc>
@@ -6049,11 +2644,6 @@
             <w:tcW w:type="dxa" w:w="2835"/>
           </w:tcPr>
           <w:p>
-            <w:r>
-              <w:rPr>
-                <w:sz w:val="19"/>
-              </w:rPr>
-            </w:r>
             <w:r>
               <w:rPr>
                 <w:b w:val="0"/>
@@ -6068,11 +2658,6 @@
             <w:tcW w:type="dxa" w:w="6520"/>
           </w:tcPr>
           <w:p>
-            <w:r>
-              <w:rPr>
-                <w:sz w:val="19"/>
-              </w:rPr>
-            </w:r>
             <w:r>
               <w:rPr>
                 <w:b w:val="0"/>
@@ -6091,11 +2676,6 @@
           <w:p>
             <w:r>
               <w:rPr>
-                <w:sz w:val="19"/>
-              </w:rPr>
-            </w:r>
-            <w:r>
-              <w:rPr>
                 <w:b w:val="0"/>
                 <w:sz w:val="19"/>
               </w:rPr>
@@ -6108,11 +2688,6 @@
             <w:tcW w:type="dxa" w:w="6520"/>
           </w:tcPr>
           <w:p>
-            <w:r>
-              <w:rPr>
-                <w:sz w:val="19"/>
-              </w:rPr>
-            </w:r>
             <w:r>
               <w:rPr>
                 <w:b w:val="0"/>
@@ -6610,11 +3185,10 @@
       <w:outlineLvl w:val="2"/>
     </w:pPr>
     <w:rPr>
-      <w:rFonts w:asciiTheme="majorHAnsi" w:eastAsiaTheme="majorEastAsia" w:hAnsiTheme="majorHAnsi" w:cstheme="majorBidi" w:ascii="Calibri" w:hAnsi="Calibri" w:eastAsia="Calibri"/>
+      <w:rFonts w:asciiTheme="majorHAnsi" w:eastAsiaTheme="majorEastAsia" w:hAnsiTheme="majorHAnsi" w:cstheme="majorBidi"/>
       <w:b/>
       <w:bCs/>
-      <w:color w:val="333333"/>
-      <w:sz w:val="22"/>
+      <w:color w:val="4F81BD" w:themeColor="accent1"/>
     </w:rPr>
   </w:style>
   <w:style w:type="paragraph" w:styleId="Heading4">
